--- a/Entorno Servidor/UD3/Memoria_MountainConnect_JavierPasamar_2DAWV.docx
+++ b/Entorno Servidor/UD3/Memoria_MountainConnect_JavierPasamar_2DAWV.docx
@@ -1,6 +1,6 @@
 
 <file path=word/document.xml><?xml version="1.0" encoding="utf-8"?>
-<w:document xmlns:ve="http://schemas.openxmlformats.org/markup-compatibility/2006" xmlns:o="urn:schemas-microsoft-com:office:office" xmlns:r="http://schemas.openxmlformats.org/officeDocument/2006/relationships" xmlns:m="http://schemas.openxmlformats.org/officeDocument/2006/math" xmlns:v="urn:schemas-microsoft-com:vml" xmlns:wp="http://schemas.openxmlformats.org/drawingml/2006/wordprocessingDrawing" xmlns:w10="urn:schemas-microsoft-com:office:word" xmlns:w="http://schemas.openxmlformats.org/wordprocessingml/2006/main" xmlns:wne="http://schemas.microsoft.com/office/word/2006/wordml">
+<w:document xmlns:wpc="http://schemas.microsoft.com/office/word/2010/wordprocessingCanvas" xmlns:cx="http://schemas.microsoft.com/office/drawing/2014/chartex" xmlns:mc="http://schemas.openxmlformats.org/markup-compatibility/2006" xmlns:o="urn:schemas-microsoft-com:office:office" xmlns:r="http://schemas.openxmlformats.org/officeDocument/2006/relationships" xmlns:m="http://schemas.openxmlformats.org/officeDocument/2006/math" xmlns:v="urn:schemas-microsoft-com:vml" xmlns:wp14="http://schemas.microsoft.com/office/word/2010/wordprocessingDrawing" xmlns:wp="http://schemas.openxmlformats.org/drawingml/2006/wordprocessingDrawing" xmlns:w10="urn:schemas-microsoft-com:office:word" xmlns:w="http://schemas.openxmlformats.org/wordprocessingml/2006/main" xmlns:w14="http://schemas.microsoft.com/office/word/2010/wordml" xmlns:w15="http://schemas.microsoft.com/office/word/2012/wordml" xmlns:w16se="http://schemas.microsoft.com/office/word/2015/wordml/symex" xmlns:wpg="http://schemas.microsoft.com/office/word/2010/wordprocessingGroup" xmlns:wpi="http://schemas.microsoft.com/office/word/2010/wordprocessingInk" xmlns:wne="http://schemas.microsoft.com/office/word/2006/wordml" xmlns:wps="http://schemas.microsoft.com/office/word/2010/wordprocessingShape" mc:Ignorable="w14 w15 w16se wp14">
   <w:body>
     <w:p>
       <w:pPr>
@@ -76,27 +76,13 @@
         </w:rPr>
         <w:t xml:space="preserve">Link del proyecto: </w:t>
       </w:r>
-      <w:hyperlink r:id="rId7" w:history="1">
+      <w:hyperlink r:id="rId8" w:history="1">
         <w:r>
           <w:rPr>
             <w:rStyle w:val="Hipervnculo"/>
             <w:sz w:val="24"/>
           </w:rPr>
-          <w:t>https://github.com/pasamaar11/mou</w:t>
-        </w:r>
-        <w:r>
-          <w:rPr>
-            <w:rStyle w:val="Hipervnculo"/>
-            <w:sz w:val="24"/>
-          </w:rPr>
-          <w:t>n</w:t>
-        </w:r>
-        <w:r>
-          <w:rPr>
-            <w:rStyle w:val="Hipervnculo"/>
-            <w:sz w:val="24"/>
-          </w:rPr>
-          <w:t>tain-connect.git</w:t>
+          <w:t>https://github.com/pasamaar11/mountain-connect.git</w:t>
         </w:r>
       </w:hyperlink>
       <w:r>
@@ -108,26 +94,25 @@
     </w:p>
     <w:sdt>
       <w:sdtPr>
+        <w:rPr>
+          <w:rFonts w:asciiTheme="minorHAnsi" w:eastAsiaTheme="minorHAnsi" w:hAnsiTheme="minorHAnsi" w:cstheme="minorBidi"/>
+          <w:b w:val="0"/>
+          <w:bCs w:val="0"/>
+          <w:color w:val="auto"/>
+          <w:sz w:val="22"/>
+          <w:szCs w:val="22"/>
+        </w:rPr>
         <w:id w:val="3988252"/>
         <w:docPartObj>
           <w:docPartGallery w:val="Table of Contents"/>
           <w:docPartUnique/>
         </w:docPartObj>
       </w:sdtPr>
-      <w:sdtEndPr>
-        <w:rPr>
-          <w:rFonts w:asciiTheme="minorHAnsi" w:eastAsiaTheme="minorHAnsi" w:hAnsiTheme="minorHAnsi" w:cstheme="minorBidi"/>
-          <w:b w:val="0"/>
-          <w:bCs w:val="0"/>
-          <w:color w:val="auto"/>
-          <w:sz w:val="22"/>
-          <w:szCs w:val="22"/>
-        </w:rPr>
-      </w:sdtEndPr>
+      <w:sdtEndPr/>
       <w:sdtContent>
         <w:p>
           <w:pPr>
-            <w:pStyle w:val="TtulodeTDC"/>
+            <w:pStyle w:val="TtuloTDC"/>
           </w:pPr>
           <w:r>
             <w:t>Contenido</w:t>
@@ -154,14 +139,132 @@
           <w:r>
             <w:fldChar w:fldCharType="separate"/>
           </w:r>
-          <w:hyperlink w:anchor="_Toc213859798" w:history="1">
+          <w:bookmarkStart w:id="0" w:name="_GoBack"/>
+          <w:bookmarkEnd w:id="0"/>
+          <w:r>
+            <w:rPr>
+              <w:rStyle w:val="Hipervnculo"/>
+              <w:noProof/>
+            </w:rPr>
+            <w:fldChar w:fldCharType="begin"/>
+          </w:r>
+          <w:r>
+            <w:rPr>
+              <w:rStyle w:val="Hipervnculo"/>
+              <w:noProof/>
+            </w:rPr>
+            <w:instrText xml:space="preserve"> </w:instrText>
+          </w:r>
+          <w:r>
+            <w:rPr>
+              <w:noProof/>
+            </w:rPr>
+            <w:instrText>HYPERLINK \l "_Toc214229402"</w:instrText>
+          </w:r>
+          <w:r>
+            <w:rPr>
+              <w:rStyle w:val="Hipervnculo"/>
+              <w:noProof/>
+            </w:rPr>
+            <w:instrText xml:space="preserve"> </w:instrText>
+          </w:r>
+          <w:r>
+            <w:rPr>
+              <w:rStyle w:val="Hipervnculo"/>
+              <w:noProof/>
+            </w:rPr>
+          </w:r>
+          <w:r>
+            <w:rPr>
+              <w:rStyle w:val="Hipervnculo"/>
+              <w:noProof/>
+            </w:rPr>
+            <w:fldChar w:fldCharType="separate"/>
+          </w:r>
+          <w:r>
+            <w:rPr>
+              <w:rStyle w:val="Hipervnculo"/>
+              <w:b/>
+              <w:noProof/>
+            </w:rPr>
+            <w:t>index.php</w:t>
+          </w:r>
+          <w:r>
+            <w:rPr>
+              <w:noProof/>
+              <w:webHidden/>
+            </w:rPr>
+            <w:tab/>
+          </w:r>
+          <w:r>
+            <w:rPr>
+              <w:noProof/>
+              <w:webHidden/>
+            </w:rPr>
+            <w:fldChar w:fldCharType="begin"/>
+          </w:r>
+          <w:r>
+            <w:rPr>
+              <w:noProof/>
+              <w:webHidden/>
+            </w:rPr>
+            <w:instrText xml:space="preserve"> PAGEREF _Toc214229402 \h </w:instrText>
+          </w:r>
+          <w:r>
+            <w:rPr>
+              <w:noProof/>
+              <w:webHidden/>
+            </w:rPr>
+          </w:r>
+          <w:r>
+            <w:rPr>
+              <w:noProof/>
+              <w:webHidden/>
+            </w:rPr>
+            <w:fldChar w:fldCharType="separate"/>
+          </w:r>
+          <w:r>
+            <w:rPr>
+              <w:noProof/>
+              <w:webHidden/>
+            </w:rPr>
+            <w:t>1</w:t>
+          </w:r>
+          <w:r>
+            <w:rPr>
+              <w:noProof/>
+              <w:webHidden/>
+            </w:rPr>
+            <w:fldChar w:fldCharType="end"/>
+          </w:r>
+          <w:r>
+            <w:rPr>
+              <w:rStyle w:val="Hipervnculo"/>
+              <w:noProof/>
+            </w:rPr>
+            <w:fldChar w:fldCharType="end"/>
+          </w:r>
+        </w:p>
+        <w:p>
+          <w:pPr>
+            <w:pStyle w:val="TDC1"/>
+            <w:tabs>
+              <w:tab w:val="right" w:leader="dot" w:pos="8494"/>
+            </w:tabs>
+            <w:rPr>
+              <w:rFonts w:eastAsiaTheme="minorEastAsia"/>
+              <w:noProof/>
+              <w:lang w:eastAsia="es-ES"/>
+            </w:rPr>
+          </w:pPr>
+          <w:hyperlink w:anchor="_Toc214229403" w:history="1">
             <w:r>
               <w:rPr>
                 <w:rStyle w:val="Hipervnculo"/>
                 <w:b/>
                 <w:noProof/>
               </w:rPr>
-              <w:t>index.php</w:t>
+              <w:t>header.php</w:t>
             </w:r>
             <w:r>
               <w:rPr>
@@ -182,7 +285,7 @@
                 <w:noProof/>
                 <w:webHidden/>
               </w:rPr>
-              <w:instrText xml:space="preserve"> PAGEREF _Toc213859798 \h </w:instrText>
+              <w:instrText xml:space="preserve"> PAGEREF _Toc214229403 \h </w:instrText>
             </w:r>
             <w:r>
               <w:rPr>
@@ -202,7 +305,7 @@
                 <w:noProof/>
                 <w:webHidden/>
               </w:rPr>
-              <w:t>1</w:t>
+              <w:t>2</w:t>
             </w:r>
             <w:r>
               <w:rPr>
@@ -225,14 +328,14 @@
               <w:lang w:eastAsia="es-ES"/>
             </w:rPr>
           </w:pPr>
-          <w:hyperlink w:anchor="_Toc213859799" w:history="1">
+          <w:hyperlink w:anchor="_Toc214229404" w:history="1">
             <w:r>
               <w:rPr>
                 <w:rStyle w:val="Hipervnculo"/>
                 <w:b/>
                 <w:noProof/>
               </w:rPr>
-              <w:t>header.php</w:t>
+              <w:t>footer.php</w:t>
             </w:r>
             <w:r>
               <w:rPr>
@@ -253,7 +356,7 @@
                 <w:noProof/>
                 <w:webHidden/>
               </w:rPr>
-              <w:instrText xml:space="preserve"> PAGEREF _Toc213859799 \h </w:instrText>
+              <w:instrText xml:space="preserve"> PAGEREF _Toc214229404 \h </w:instrText>
             </w:r>
             <w:r>
               <w:rPr>
@@ -273,7 +376,1001 @@
                 <w:noProof/>
                 <w:webHidden/>
               </w:rPr>
-              <w:t>1</w:t>
+              <w:t>2</w:t>
+            </w:r>
+            <w:r>
+              <w:rPr>
+                <w:noProof/>
+                <w:webHidden/>
+              </w:rPr>
+              <w:fldChar w:fldCharType="end"/>
+            </w:r>
+          </w:hyperlink>
+        </w:p>
+        <w:p>
+          <w:pPr>
+            <w:pStyle w:val="TDC1"/>
+            <w:tabs>
+              <w:tab w:val="right" w:leader="dot" w:pos="8494"/>
+            </w:tabs>
+            <w:rPr>
+              <w:rFonts w:eastAsiaTheme="minorEastAsia"/>
+              <w:noProof/>
+              <w:lang w:eastAsia="es-ES"/>
+            </w:rPr>
+          </w:pPr>
+          <w:hyperlink w:anchor="_Toc214229405" w:history="1">
+            <w:r>
+              <w:rPr>
+                <w:rStyle w:val="Hipervnculo"/>
+                <w:b/>
+                <w:noProof/>
+              </w:rPr>
+              <w:t>register.php</w:t>
+            </w:r>
+            <w:r>
+              <w:rPr>
+                <w:noProof/>
+                <w:webHidden/>
+              </w:rPr>
+              <w:tab/>
+            </w:r>
+            <w:r>
+              <w:rPr>
+                <w:noProof/>
+                <w:webHidden/>
+              </w:rPr>
+              <w:fldChar w:fldCharType="begin"/>
+            </w:r>
+            <w:r>
+              <w:rPr>
+                <w:noProof/>
+                <w:webHidden/>
+              </w:rPr>
+              <w:instrText xml:space="preserve"> PAGEREF _Toc214229405 \h </w:instrText>
+            </w:r>
+            <w:r>
+              <w:rPr>
+                <w:noProof/>
+                <w:webHidden/>
+              </w:rPr>
+            </w:r>
+            <w:r>
+              <w:rPr>
+                <w:noProof/>
+                <w:webHidden/>
+              </w:rPr>
+              <w:fldChar w:fldCharType="separate"/>
+            </w:r>
+            <w:r>
+              <w:rPr>
+                <w:noProof/>
+                <w:webHidden/>
+              </w:rPr>
+              <w:t>2</w:t>
+            </w:r>
+            <w:r>
+              <w:rPr>
+                <w:noProof/>
+                <w:webHidden/>
+              </w:rPr>
+              <w:fldChar w:fldCharType="end"/>
+            </w:r>
+          </w:hyperlink>
+        </w:p>
+        <w:p>
+          <w:pPr>
+            <w:pStyle w:val="TDC1"/>
+            <w:tabs>
+              <w:tab w:val="right" w:leader="dot" w:pos="8494"/>
+            </w:tabs>
+            <w:rPr>
+              <w:rFonts w:eastAsiaTheme="minorEastAsia"/>
+              <w:noProof/>
+              <w:lang w:eastAsia="es-ES"/>
+            </w:rPr>
+          </w:pPr>
+          <w:hyperlink w:anchor="_Toc214229406" w:history="1">
+            <w:r>
+              <w:rPr>
+                <w:rStyle w:val="Hipervnculo"/>
+                <w:b/>
+                <w:noProof/>
+              </w:rPr>
+              <w:t>login.php</w:t>
+            </w:r>
+            <w:r>
+              <w:rPr>
+                <w:noProof/>
+                <w:webHidden/>
+              </w:rPr>
+              <w:tab/>
+            </w:r>
+            <w:r>
+              <w:rPr>
+                <w:noProof/>
+                <w:webHidden/>
+              </w:rPr>
+              <w:fldChar w:fldCharType="begin"/>
+            </w:r>
+            <w:r>
+              <w:rPr>
+                <w:noProof/>
+                <w:webHidden/>
+              </w:rPr>
+              <w:instrText xml:space="preserve"> PAGEREF _Toc214229406 \h </w:instrText>
+            </w:r>
+            <w:r>
+              <w:rPr>
+                <w:noProof/>
+                <w:webHidden/>
+              </w:rPr>
+            </w:r>
+            <w:r>
+              <w:rPr>
+                <w:noProof/>
+                <w:webHidden/>
+              </w:rPr>
+              <w:fldChar w:fldCharType="separate"/>
+            </w:r>
+            <w:r>
+              <w:rPr>
+                <w:noProof/>
+                <w:webHidden/>
+              </w:rPr>
+              <w:t>2</w:t>
+            </w:r>
+            <w:r>
+              <w:rPr>
+                <w:noProof/>
+                <w:webHidden/>
+              </w:rPr>
+              <w:fldChar w:fldCharType="end"/>
+            </w:r>
+          </w:hyperlink>
+        </w:p>
+        <w:p>
+          <w:pPr>
+            <w:pStyle w:val="TDC1"/>
+            <w:tabs>
+              <w:tab w:val="right" w:leader="dot" w:pos="8494"/>
+            </w:tabs>
+            <w:rPr>
+              <w:rFonts w:eastAsiaTheme="minorEastAsia"/>
+              <w:noProof/>
+              <w:lang w:eastAsia="es-ES"/>
+            </w:rPr>
+          </w:pPr>
+          <w:hyperlink w:anchor="_Toc214229407" w:history="1">
+            <w:r>
+              <w:rPr>
+                <w:rStyle w:val="Hipervnculo"/>
+                <w:b/>
+                <w:noProof/>
+              </w:rPr>
+              <w:t>logout.php</w:t>
+            </w:r>
+            <w:r>
+              <w:rPr>
+                <w:noProof/>
+                <w:webHidden/>
+              </w:rPr>
+              <w:tab/>
+            </w:r>
+            <w:r>
+              <w:rPr>
+                <w:noProof/>
+                <w:webHidden/>
+              </w:rPr>
+              <w:fldChar w:fldCharType="begin"/>
+            </w:r>
+            <w:r>
+              <w:rPr>
+                <w:noProof/>
+                <w:webHidden/>
+              </w:rPr>
+              <w:instrText xml:space="preserve"> PAGEREF _Toc214229407 \h </w:instrText>
+            </w:r>
+            <w:r>
+              <w:rPr>
+                <w:noProof/>
+                <w:webHidden/>
+              </w:rPr>
+            </w:r>
+            <w:r>
+              <w:rPr>
+                <w:noProof/>
+                <w:webHidden/>
+              </w:rPr>
+              <w:fldChar w:fldCharType="separate"/>
+            </w:r>
+            <w:r>
+              <w:rPr>
+                <w:noProof/>
+                <w:webHidden/>
+              </w:rPr>
+              <w:t>3</w:t>
+            </w:r>
+            <w:r>
+              <w:rPr>
+                <w:noProof/>
+                <w:webHidden/>
+              </w:rPr>
+              <w:fldChar w:fldCharType="end"/>
+            </w:r>
+          </w:hyperlink>
+        </w:p>
+        <w:p>
+          <w:pPr>
+            <w:pStyle w:val="TDC1"/>
+            <w:tabs>
+              <w:tab w:val="right" w:leader="dot" w:pos="8494"/>
+            </w:tabs>
+            <w:rPr>
+              <w:rFonts w:eastAsiaTheme="minorEastAsia"/>
+              <w:noProof/>
+              <w:lang w:eastAsia="es-ES"/>
+            </w:rPr>
+          </w:pPr>
+          <w:hyperlink w:anchor="_Toc214229408" w:history="1">
+            <w:r>
+              <w:rPr>
+                <w:rStyle w:val="Hipervnculo"/>
+                <w:b/>
+                <w:noProof/>
+              </w:rPr>
+              <w:t>profile.php</w:t>
+            </w:r>
+            <w:r>
+              <w:rPr>
+                <w:noProof/>
+                <w:webHidden/>
+              </w:rPr>
+              <w:tab/>
+            </w:r>
+            <w:r>
+              <w:rPr>
+                <w:noProof/>
+                <w:webHidden/>
+              </w:rPr>
+              <w:fldChar w:fldCharType="begin"/>
+            </w:r>
+            <w:r>
+              <w:rPr>
+                <w:noProof/>
+                <w:webHidden/>
+              </w:rPr>
+              <w:instrText xml:space="preserve"> PAGEREF _Toc214229408 \h </w:instrText>
+            </w:r>
+            <w:r>
+              <w:rPr>
+                <w:noProof/>
+                <w:webHidden/>
+              </w:rPr>
+            </w:r>
+            <w:r>
+              <w:rPr>
+                <w:noProof/>
+                <w:webHidden/>
+              </w:rPr>
+              <w:fldChar w:fldCharType="separate"/>
+            </w:r>
+            <w:r>
+              <w:rPr>
+                <w:noProof/>
+                <w:webHidden/>
+              </w:rPr>
+              <w:t>3</w:t>
+            </w:r>
+            <w:r>
+              <w:rPr>
+                <w:noProof/>
+                <w:webHidden/>
+              </w:rPr>
+              <w:fldChar w:fldCharType="end"/>
+            </w:r>
+          </w:hyperlink>
+        </w:p>
+        <w:p>
+          <w:pPr>
+            <w:pStyle w:val="TDC1"/>
+            <w:tabs>
+              <w:tab w:val="right" w:leader="dot" w:pos="8494"/>
+            </w:tabs>
+            <w:rPr>
+              <w:rFonts w:eastAsiaTheme="minorEastAsia"/>
+              <w:noProof/>
+              <w:lang w:eastAsia="es-ES"/>
+            </w:rPr>
+          </w:pPr>
+          <w:hyperlink w:anchor="_Toc214229409" w:history="1">
+            <w:r>
+              <w:rPr>
+                <w:rStyle w:val="Hipervnculo"/>
+                <w:b/>
+                <w:noProof/>
+              </w:rPr>
+              <w:t>editprofile.php</w:t>
+            </w:r>
+            <w:r>
+              <w:rPr>
+                <w:noProof/>
+                <w:webHidden/>
+              </w:rPr>
+              <w:tab/>
+            </w:r>
+            <w:r>
+              <w:rPr>
+                <w:noProof/>
+                <w:webHidden/>
+              </w:rPr>
+              <w:fldChar w:fldCharType="begin"/>
+            </w:r>
+            <w:r>
+              <w:rPr>
+                <w:noProof/>
+                <w:webHidden/>
+              </w:rPr>
+              <w:instrText xml:space="preserve"> PAGEREF _Toc214229409 \h </w:instrText>
+            </w:r>
+            <w:r>
+              <w:rPr>
+                <w:noProof/>
+                <w:webHidden/>
+              </w:rPr>
+            </w:r>
+            <w:r>
+              <w:rPr>
+                <w:noProof/>
+                <w:webHidden/>
+              </w:rPr>
+              <w:fldChar w:fldCharType="separate"/>
+            </w:r>
+            <w:r>
+              <w:rPr>
+                <w:noProof/>
+                <w:webHidden/>
+              </w:rPr>
+              <w:t>4</w:t>
+            </w:r>
+            <w:r>
+              <w:rPr>
+                <w:noProof/>
+                <w:webHidden/>
+              </w:rPr>
+              <w:fldChar w:fldCharType="end"/>
+            </w:r>
+          </w:hyperlink>
+        </w:p>
+        <w:p>
+          <w:pPr>
+            <w:pStyle w:val="TDC1"/>
+            <w:tabs>
+              <w:tab w:val="right" w:leader="dot" w:pos="8494"/>
+            </w:tabs>
+            <w:rPr>
+              <w:rFonts w:eastAsiaTheme="minorEastAsia"/>
+              <w:noProof/>
+              <w:lang w:eastAsia="es-ES"/>
+            </w:rPr>
+          </w:pPr>
+          <w:hyperlink w:anchor="_Toc214229410" w:history="1">
+            <w:r>
+              <w:rPr>
+                <w:rStyle w:val="Hipervnculo"/>
+                <w:b/>
+                <w:noProof/>
+              </w:rPr>
+              <w:t>auth_check.php</w:t>
+            </w:r>
+            <w:r>
+              <w:rPr>
+                <w:noProof/>
+                <w:webHidden/>
+              </w:rPr>
+              <w:tab/>
+            </w:r>
+            <w:r>
+              <w:rPr>
+                <w:noProof/>
+                <w:webHidden/>
+              </w:rPr>
+              <w:fldChar w:fldCharType="begin"/>
+            </w:r>
+            <w:r>
+              <w:rPr>
+                <w:noProof/>
+                <w:webHidden/>
+              </w:rPr>
+              <w:instrText xml:space="preserve"> PAGEREF _Toc214229410 \h </w:instrText>
+            </w:r>
+            <w:r>
+              <w:rPr>
+                <w:noProof/>
+                <w:webHidden/>
+              </w:rPr>
+            </w:r>
+            <w:r>
+              <w:rPr>
+                <w:noProof/>
+                <w:webHidden/>
+              </w:rPr>
+              <w:fldChar w:fldCharType="separate"/>
+            </w:r>
+            <w:r>
+              <w:rPr>
+                <w:noProof/>
+                <w:webHidden/>
+              </w:rPr>
+              <w:t>4</w:t>
+            </w:r>
+            <w:r>
+              <w:rPr>
+                <w:noProof/>
+                <w:webHidden/>
+              </w:rPr>
+              <w:fldChar w:fldCharType="end"/>
+            </w:r>
+          </w:hyperlink>
+        </w:p>
+        <w:p>
+          <w:pPr>
+            <w:pStyle w:val="TDC1"/>
+            <w:tabs>
+              <w:tab w:val="right" w:leader="dot" w:pos="8494"/>
+            </w:tabs>
+            <w:rPr>
+              <w:rFonts w:eastAsiaTheme="minorEastAsia"/>
+              <w:noProof/>
+              <w:lang w:eastAsia="es-ES"/>
+            </w:rPr>
+          </w:pPr>
+          <w:hyperlink w:anchor="_Toc214229411" w:history="1">
+            <w:r>
+              <w:rPr>
+                <w:rStyle w:val="Hipervnculo"/>
+                <w:b/>
+                <w:noProof/>
+              </w:rPr>
+              <w:t>leagues.php</w:t>
+            </w:r>
+            <w:r>
+              <w:rPr>
+                <w:noProof/>
+                <w:webHidden/>
+              </w:rPr>
+              <w:tab/>
+            </w:r>
+            <w:r>
+              <w:rPr>
+                <w:noProof/>
+                <w:webHidden/>
+              </w:rPr>
+              <w:fldChar w:fldCharType="begin"/>
+            </w:r>
+            <w:r>
+              <w:rPr>
+                <w:noProof/>
+                <w:webHidden/>
+              </w:rPr>
+              <w:instrText xml:space="preserve"> PAGEREF _Toc214229411 \h </w:instrText>
+            </w:r>
+            <w:r>
+              <w:rPr>
+                <w:noProof/>
+                <w:webHidden/>
+              </w:rPr>
+            </w:r>
+            <w:r>
+              <w:rPr>
+                <w:noProof/>
+                <w:webHidden/>
+              </w:rPr>
+              <w:fldChar w:fldCharType="separate"/>
+            </w:r>
+            <w:r>
+              <w:rPr>
+                <w:noProof/>
+                <w:webHidden/>
+              </w:rPr>
+              <w:t>4</w:t>
+            </w:r>
+            <w:r>
+              <w:rPr>
+                <w:noProof/>
+                <w:webHidden/>
+              </w:rPr>
+              <w:fldChar w:fldCharType="end"/>
+            </w:r>
+          </w:hyperlink>
+        </w:p>
+        <w:p>
+          <w:pPr>
+            <w:pStyle w:val="TDC1"/>
+            <w:tabs>
+              <w:tab w:val="right" w:leader="dot" w:pos="8494"/>
+            </w:tabs>
+            <w:rPr>
+              <w:rFonts w:eastAsiaTheme="minorEastAsia"/>
+              <w:noProof/>
+              <w:lang w:eastAsia="es-ES"/>
+            </w:rPr>
+          </w:pPr>
+          <w:hyperlink w:anchor="_Toc214229412" w:history="1">
+            <w:r>
+              <w:rPr>
+                <w:rStyle w:val="Hipervnculo"/>
+                <w:b/>
+                <w:noProof/>
+              </w:rPr>
+              <w:t>createLeague.php</w:t>
+            </w:r>
+            <w:r>
+              <w:rPr>
+                <w:noProof/>
+                <w:webHidden/>
+              </w:rPr>
+              <w:tab/>
+            </w:r>
+            <w:r>
+              <w:rPr>
+                <w:noProof/>
+                <w:webHidden/>
+              </w:rPr>
+              <w:fldChar w:fldCharType="begin"/>
+            </w:r>
+            <w:r>
+              <w:rPr>
+                <w:noProof/>
+                <w:webHidden/>
+              </w:rPr>
+              <w:instrText xml:space="preserve"> PAGEREF _Toc214229412 \h </w:instrText>
+            </w:r>
+            <w:r>
+              <w:rPr>
+                <w:noProof/>
+                <w:webHidden/>
+              </w:rPr>
+            </w:r>
+            <w:r>
+              <w:rPr>
+                <w:noProof/>
+                <w:webHidden/>
+              </w:rPr>
+              <w:fldChar w:fldCharType="separate"/>
+            </w:r>
+            <w:r>
+              <w:rPr>
+                <w:noProof/>
+                <w:webHidden/>
+              </w:rPr>
+              <w:t>5</w:t>
+            </w:r>
+            <w:r>
+              <w:rPr>
+                <w:noProof/>
+                <w:webHidden/>
+              </w:rPr>
+              <w:fldChar w:fldCharType="end"/>
+            </w:r>
+          </w:hyperlink>
+        </w:p>
+        <w:p>
+          <w:pPr>
+            <w:pStyle w:val="TDC1"/>
+            <w:tabs>
+              <w:tab w:val="right" w:leader="dot" w:pos="8494"/>
+            </w:tabs>
+            <w:rPr>
+              <w:rFonts w:eastAsiaTheme="minorEastAsia"/>
+              <w:noProof/>
+              <w:lang w:eastAsia="es-ES"/>
+            </w:rPr>
+          </w:pPr>
+          <w:hyperlink w:anchor="_Toc214229413" w:history="1">
+            <w:r>
+              <w:rPr>
+                <w:rStyle w:val="Hipervnculo"/>
+                <w:b/>
+                <w:noProof/>
+              </w:rPr>
+              <w:t>teams.php</w:t>
+            </w:r>
+            <w:r>
+              <w:rPr>
+                <w:noProof/>
+                <w:webHidden/>
+              </w:rPr>
+              <w:tab/>
+            </w:r>
+            <w:r>
+              <w:rPr>
+                <w:noProof/>
+                <w:webHidden/>
+              </w:rPr>
+              <w:fldChar w:fldCharType="begin"/>
+            </w:r>
+            <w:r>
+              <w:rPr>
+                <w:noProof/>
+                <w:webHidden/>
+              </w:rPr>
+              <w:instrText xml:space="preserve"> PAGEREF _Toc214229413 \h </w:instrText>
+            </w:r>
+            <w:r>
+              <w:rPr>
+                <w:noProof/>
+                <w:webHidden/>
+              </w:rPr>
+            </w:r>
+            <w:r>
+              <w:rPr>
+                <w:noProof/>
+                <w:webHidden/>
+              </w:rPr>
+              <w:fldChar w:fldCharType="separate"/>
+            </w:r>
+            <w:r>
+              <w:rPr>
+                <w:noProof/>
+                <w:webHidden/>
+              </w:rPr>
+              <w:t>5</w:t>
+            </w:r>
+            <w:r>
+              <w:rPr>
+                <w:noProof/>
+                <w:webHidden/>
+              </w:rPr>
+              <w:fldChar w:fldCharType="end"/>
+            </w:r>
+          </w:hyperlink>
+        </w:p>
+        <w:p>
+          <w:pPr>
+            <w:pStyle w:val="TDC1"/>
+            <w:tabs>
+              <w:tab w:val="right" w:leader="dot" w:pos="8494"/>
+            </w:tabs>
+            <w:rPr>
+              <w:rFonts w:eastAsiaTheme="minorEastAsia"/>
+              <w:noProof/>
+              <w:lang w:eastAsia="es-ES"/>
+            </w:rPr>
+          </w:pPr>
+          <w:hyperlink w:anchor="_Toc214229414" w:history="1">
+            <w:r>
+              <w:rPr>
+                <w:rStyle w:val="Hipervnculo"/>
+                <w:b/>
+                <w:noProof/>
+              </w:rPr>
+              <w:t>matches.php</w:t>
+            </w:r>
+            <w:r>
+              <w:rPr>
+                <w:noProof/>
+                <w:webHidden/>
+              </w:rPr>
+              <w:tab/>
+            </w:r>
+            <w:r>
+              <w:rPr>
+                <w:noProof/>
+                <w:webHidden/>
+              </w:rPr>
+              <w:fldChar w:fldCharType="begin"/>
+            </w:r>
+            <w:r>
+              <w:rPr>
+                <w:noProof/>
+                <w:webHidden/>
+              </w:rPr>
+              <w:instrText xml:space="preserve"> PAGEREF _Toc214229414 \h </w:instrText>
+            </w:r>
+            <w:r>
+              <w:rPr>
+                <w:noProof/>
+                <w:webHidden/>
+              </w:rPr>
+            </w:r>
+            <w:r>
+              <w:rPr>
+                <w:noProof/>
+                <w:webHidden/>
+              </w:rPr>
+              <w:fldChar w:fldCharType="separate"/>
+            </w:r>
+            <w:r>
+              <w:rPr>
+                <w:noProof/>
+                <w:webHidden/>
+              </w:rPr>
+              <w:t>5</w:t>
+            </w:r>
+            <w:r>
+              <w:rPr>
+                <w:noProof/>
+                <w:webHidden/>
+              </w:rPr>
+              <w:fldChar w:fldCharType="end"/>
+            </w:r>
+          </w:hyperlink>
+        </w:p>
+        <w:p>
+          <w:pPr>
+            <w:pStyle w:val="TDC1"/>
+            <w:tabs>
+              <w:tab w:val="right" w:leader="dot" w:pos="8494"/>
+            </w:tabs>
+            <w:rPr>
+              <w:rFonts w:eastAsiaTheme="minorEastAsia"/>
+              <w:noProof/>
+              <w:lang w:eastAsia="es-ES"/>
+            </w:rPr>
+          </w:pPr>
+          <w:hyperlink w:anchor="_Toc214229415" w:history="1">
+            <w:r>
+              <w:rPr>
+                <w:rStyle w:val="Hipervnculo"/>
+                <w:b/>
+                <w:noProof/>
+              </w:rPr>
+              <w:t>functions.php</w:t>
+            </w:r>
+            <w:r>
+              <w:rPr>
+                <w:noProof/>
+                <w:webHidden/>
+              </w:rPr>
+              <w:tab/>
+            </w:r>
+            <w:r>
+              <w:rPr>
+                <w:noProof/>
+                <w:webHidden/>
+              </w:rPr>
+              <w:fldChar w:fldCharType="begin"/>
+            </w:r>
+            <w:r>
+              <w:rPr>
+                <w:noProof/>
+                <w:webHidden/>
+              </w:rPr>
+              <w:instrText xml:space="preserve"> PAGEREF _Toc214229415 \h </w:instrText>
+            </w:r>
+            <w:r>
+              <w:rPr>
+                <w:noProof/>
+                <w:webHidden/>
+              </w:rPr>
+            </w:r>
+            <w:r>
+              <w:rPr>
+                <w:noProof/>
+                <w:webHidden/>
+              </w:rPr>
+              <w:fldChar w:fldCharType="separate"/>
+            </w:r>
+            <w:r>
+              <w:rPr>
+                <w:noProof/>
+                <w:webHidden/>
+              </w:rPr>
+              <w:t>6</w:t>
+            </w:r>
+            <w:r>
+              <w:rPr>
+                <w:noProof/>
+                <w:webHidden/>
+              </w:rPr>
+              <w:fldChar w:fldCharType="end"/>
+            </w:r>
+          </w:hyperlink>
+        </w:p>
+        <w:p>
+          <w:pPr>
+            <w:pStyle w:val="TDC1"/>
+            <w:tabs>
+              <w:tab w:val="right" w:leader="dot" w:pos="8494"/>
+            </w:tabs>
+            <w:rPr>
+              <w:rFonts w:eastAsiaTheme="minorEastAsia"/>
+              <w:noProof/>
+              <w:lang w:eastAsia="es-ES"/>
+            </w:rPr>
+          </w:pPr>
+          <w:hyperlink w:anchor="_Toc214229416" w:history="1">
+            <w:r>
+              <w:rPr>
+                <w:rStyle w:val="Hipervnculo"/>
+                <w:b/>
+                <w:noProof/>
+              </w:rPr>
+              <w:t>data.php</w:t>
+            </w:r>
+            <w:r>
+              <w:rPr>
+                <w:noProof/>
+                <w:webHidden/>
+              </w:rPr>
+              <w:tab/>
+            </w:r>
+            <w:r>
+              <w:rPr>
+                <w:noProof/>
+                <w:webHidden/>
+              </w:rPr>
+              <w:fldChar w:fldCharType="begin"/>
+            </w:r>
+            <w:r>
+              <w:rPr>
+                <w:noProof/>
+                <w:webHidden/>
+              </w:rPr>
+              <w:instrText xml:space="preserve"> PAGEREF _Toc214229416 \h </w:instrText>
+            </w:r>
+            <w:r>
+              <w:rPr>
+                <w:noProof/>
+                <w:webHidden/>
+              </w:rPr>
+            </w:r>
+            <w:r>
+              <w:rPr>
+                <w:noProof/>
+                <w:webHidden/>
+              </w:rPr>
+              <w:fldChar w:fldCharType="separate"/>
+            </w:r>
+            <w:r>
+              <w:rPr>
+                <w:noProof/>
+                <w:webHidden/>
+              </w:rPr>
+              <w:t>6</w:t>
+            </w:r>
+            <w:r>
+              <w:rPr>
+                <w:noProof/>
+                <w:webHidden/>
+              </w:rPr>
+              <w:fldChar w:fldCharType="end"/>
+            </w:r>
+          </w:hyperlink>
+        </w:p>
+        <w:p>
+          <w:pPr>
+            <w:pStyle w:val="TDC1"/>
+            <w:tabs>
+              <w:tab w:val="right" w:leader="dot" w:pos="8494"/>
+            </w:tabs>
+            <w:rPr>
+              <w:rFonts w:eastAsiaTheme="minorEastAsia"/>
+              <w:noProof/>
+              <w:lang w:eastAsia="es-ES"/>
+            </w:rPr>
+          </w:pPr>
+          <w:hyperlink w:anchor="_Toc214229417" w:history="1">
+            <w:r>
+              <w:rPr>
+                <w:rStyle w:val="Hipervnculo"/>
+                <w:b/>
+                <w:noProof/>
+              </w:rPr>
+              <w:t>styles.css</w:t>
+            </w:r>
+            <w:r>
+              <w:rPr>
+                <w:noProof/>
+                <w:webHidden/>
+              </w:rPr>
+              <w:tab/>
+            </w:r>
+            <w:r>
+              <w:rPr>
+                <w:noProof/>
+                <w:webHidden/>
+              </w:rPr>
+              <w:fldChar w:fldCharType="begin"/>
+            </w:r>
+            <w:r>
+              <w:rPr>
+                <w:noProof/>
+                <w:webHidden/>
+              </w:rPr>
+              <w:instrText xml:space="preserve"> PAGEREF _Toc214229417 \h </w:instrText>
+            </w:r>
+            <w:r>
+              <w:rPr>
+                <w:noProof/>
+                <w:webHidden/>
+              </w:rPr>
+            </w:r>
+            <w:r>
+              <w:rPr>
+                <w:noProof/>
+                <w:webHidden/>
+              </w:rPr>
+              <w:fldChar w:fldCharType="separate"/>
+            </w:r>
+            <w:r>
+              <w:rPr>
+                <w:noProof/>
+                <w:webHidden/>
+              </w:rPr>
+              <w:t>6</w:t>
+            </w:r>
+            <w:r>
+              <w:rPr>
+                <w:noProof/>
+                <w:webHidden/>
+              </w:rPr>
+              <w:fldChar w:fldCharType="end"/>
+            </w:r>
+          </w:hyperlink>
+        </w:p>
+        <w:p>
+          <w:pPr>
+            <w:pStyle w:val="TDC1"/>
+            <w:tabs>
+              <w:tab w:val="right" w:leader="dot" w:pos="8494"/>
+            </w:tabs>
+            <w:rPr>
+              <w:rFonts w:eastAsiaTheme="minorEastAsia"/>
+              <w:noProof/>
+              <w:lang w:eastAsia="es-ES"/>
+            </w:rPr>
+          </w:pPr>
+          <w:hyperlink w:anchor="_Toc214229418" w:history="1">
+            <w:r>
+              <w:rPr>
+                <w:rStyle w:val="Hipervnculo"/>
+                <w:b/>
+                <w:noProof/>
+              </w:rPr>
+              <w:t>config.php</w:t>
+            </w:r>
+            <w:r>
+              <w:rPr>
+                <w:noProof/>
+                <w:webHidden/>
+              </w:rPr>
+              <w:tab/>
+            </w:r>
+            <w:r>
+              <w:rPr>
+                <w:noProof/>
+                <w:webHidden/>
+              </w:rPr>
+              <w:fldChar w:fldCharType="begin"/>
+            </w:r>
+            <w:r>
+              <w:rPr>
+                <w:noProof/>
+                <w:webHidden/>
+              </w:rPr>
+              <w:instrText xml:space="preserve"> PAGEREF _Toc214229418 \h </w:instrText>
+            </w:r>
+            <w:r>
+              <w:rPr>
+                <w:noProof/>
+                <w:webHidden/>
+              </w:rPr>
+            </w:r>
+            <w:r>
+              <w:rPr>
+                <w:noProof/>
+                <w:webHidden/>
+              </w:rPr>
+              <w:fldChar w:fldCharType="separate"/>
+            </w:r>
+            <w:r>
+              <w:rPr>
+                <w:noProof/>
+                <w:webHidden/>
+              </w:rPr>
+              <w:t>6</w:t>
             </w:r>
             <w:r>
               <w:rPr>
@@ -306,7 +1403,7 @@
           <w:sz w:val="24"/>
         </w:rPr>
       </w:pPr>
-      <w:bookmarkStart w:id="0" w:name="_Toc213859798"/>
+      <w:bookmarkStart w:id="1" w:name="_Toc214229402"/>
       <w:r>
         <w:rPr>
           <w:b/>
@@ -321,7 +1418,7 @@
         </w:rPr>
         <w:t>ndex.php</w:t>
       </w:r>
-      <w:bookmarkEnd w:id="0"/>
+      <w:bookmarkEnd w:id="1"/>
     </w:p>
     <w:p>
       <w:pPr>
@@ -403,7 +1500,14 @@
         <w:rPr>
           <w:sz w:val="24"/>
         </w:rPr>
-        <w:t>, el primero para insertar un breve título, el segundo para insertar un breve resumen de lo que puedes hacer en la página, en el tercero coloco enlaces a las páginas matches.php, leagues.php y teams.php, y en el cuarto le recuerdo al usuario de registrarse o iniciar sesión, enlazando a las páginas register.php y login.php</w:t>
+        <w:t xml:space="preserve">, el primero para insertar un breve título, el segundo para insertar un breve resumen de lo que puedes hacer en la página, en el tercero coloco enlaces a las páginas matches.php, </w:t>
+      </w:r>
+      <w:r>
+        <w:rPr>
+          <w:sz w:val="24"/>
+        </w:rPr>
+        <w:lastRenderedPageBreak/>
+        <w:t>leagues.php y teams.php, y en el cuarto le recuerdo al usuario de registrarse o iniciar sesión, enlazando a las páginas register.php y login.php</w:t>
       </w:r>
     </w:p>
     <w:p>
@@ -414,7 +1518,7 @@
           <w:sz w:val="24"/>
         </w:rPr>
       </w:pPr>
-      <w:bookmarkStart w:id="1" w:name="_Toc213859799"/>
+      <w:bookmarkStart w:id="2" w:name="_Toc214229403"/>
       <w:r>
         <w:rPr>
           <w:b/>
@@ -422,7 +1526,7 @@
         </w:rPr>
         <w:t>header.php</w:t>
       </w:r>
-      <w:bookmarkEnd w:id="1"/>
+      <w:bookmarkEnd w:id="2"/>
     </w:p>
     <w:p>
       <w:pPr>
@@ -448,21 +1552,7 @@
         <w:rPr>
           <w:sz w:val="24"/>
         </w:rPr>
-        <w:t xml:space="preserve"> incluyo un </w:t>
-      </w:r>
-      <w:proofErr w:type="spellStart"/>
-      <w:r>
-        <w:rPr>
-          <w:sz w:val="24"/>
-        </w:rPr>
-        <w:t>div</w:t>
-      </w:r>
-      <w:proofErr w:type="spellEnd"/>
-      <w:r>
-        <w:rPr>
-          <w:sz w:val="24"/>
-        </w:rPr>
-        <w:t xml:space="preserve"> para colocar el nombre de la página “</w:t>
+        <w:t xml:space="preserve"> incluyo un div para colocar el nombre de la página “</w:t>
       </w:r>
       <w:proofErr w:type="spellStart"/>
       <w:r>
@@ -476,29 +1566,1519 @@
         <w:rPr>
           <w:sz w:val="24"/>
         </w:rPr>
-        <w:t xml:space="preserve">”. Y luego, en una lista desordenada </w:t>
-      </w:r>
-      <w:proofErr w:type="spellStart"/>
-      <w:r>
-        <w:rPr>
-          <w:sz w:val="24"/>
-        </w:rPr>
-        <w:t>creo</w:t>
-      </w:r>
-      <w:proofErr w:type="spellEnd"/>
-      <w:r>
-        <w:rPr>
-          <w:sz w:val="24"/>
-        </w:rPr>
-        <w:t xml:space="preserve"> un menú de navegación, que cambia dependiendo de si estás con la sesión iniciada o no, esto lo consigo comprobando con </w:t>
-      </w:r>
-      <w:proofErr w:type="spellStart"/>
+        <w:t xml:space="preserve">”. Y luego, en una lista desordenada creo un menú de navegación, que cambia dependiendo de si estás con la sesión iniciada o no, esto lo consigo comprobando con </w:t>
+      </w:r>
+      <w:proofErr w:type="spellStart"/>
+      <w:r>
+        <w:rPr>
+          <w:sz w:val="24"/>
+        </w:rPr>
+        <w:t>isset</w:t>
+      </w:r>
+      <w:proofErr w:type="spellEnd"/>
+      <w:r>
+        <w:rPr>
+          <w:sz w:val="24"/>
+        </w:rPr>
+        <w:t xml:space="preserve">($_SESSION). Antes de iniciar sesión el menú incluye, Inicio, </w:t>
+      </w:r>
+      <w:proofErr w:type="spellStart"/>
+      <w:r>
+        <w:rPr>
+          <w:sz w:val="24"/>
+        </w:rPr>
+        <w:t>Login</w:t>
+      </w:r>
+      <w:proofErr w:type="spellEnd"/>
+      <w:r>
+        <w:rPr>
+          <w:sz w:val="24"/>
+        </w:rPr>
+        <w:t xml:space="preserve"> y Registrarse, y al iniciar sesión aparece Inicio, Perfil de usuario y cerrar sesión.</w:t>
+      </w:r>
+    </w:p>
+    <w:p>
+      <w:pPr>
+        <w:outlineLvl w:val="0"/>
+        <w:rPr>
+          <w:b/>
+          <w:sz w:val="24"/>
+        </w:rPr>
+      </w:pPr>
+      <w:bookmarkStart w:id="3" w:name="_Toc214229404"/>
+      <w:proofErr w:type="spellStart"/>
+      <w:r>
+        <w:rPr>
+          <w:b/>
+          <w:sz w:val="24"/>
+        </w:rPr>
+        <w:t>footer.php</w:t>
+      </w:r>
+      <w:bookmarkEnd w:id="3"/>
+      <w:proofErr w:type="spellEnd"/>
+    </w:p>
+    <w:p>
+      <w:pPr>
+        <w:rPr>
+          <w:sz w:val="24"/>
+        </w:rPr>
+      </w:pPr>
+      <w:r>
+        <w:rPr>
+          <w:sz w:val="24"/>
+        </w:rPr>
+        <w:t xml:space="preserve">En esta página incluyo la parte final que aparece en todas las secciones de la web. El </w:t>
+      </w:r>
+      <w:proofErr w:type="spellStart"/>
+      <w:r>
+        <w:rPr>
+          <w:sz w:val="24"/>
+        </w:rPr>
+        <w:t>footer</w:t>
+      </w:r>
+      <w:proofErr w:type="spellEnd"/>
+      <w:r>
+        <w:rPr>
+          <w:sz w:val="24"/>
+        </w:rPr>
+        <w:t xml:space="preserve"> contiene un mensaje con el </w:t>
+      </w:r>
+      <w:proofErr w:type="spellStart"/>
+      <w:r>
+        <w:rPr>
+          <w:sz w:val="24"/>
+        </w:rPr>
+        <w:t>nomre</w:t>
+      </w:r>
+      <w:proofErr w:type="spellEnd"/>
+      <w:r>
+        <w:rPr>
+          <w:sz w:val="24"/>
+        </w:rPr>
+        <w:t xml:space="preserve"> del proyecto, además del año actual. Este archivo se utiliza junto al </w:t>
+      </w:r>
+      <w:proofErr w:type="spellStart"/>
+      <w:r>
+        <w:rPr>
+          <w:sz w:val="24"/>
+        </w:rPr>
+        <w:t>header</w:t>
+      </w:r>
+      <w:proofErr w:type="spellEnd"/>
+      <w:r>
+        <w:rPr>
+          <w:sz w:val="24"/>
+        </w:rPr>
+        <w:t xml:space="preserve"> para tener una estructura en todas las páginas. De esta manera es todo más ordenado, limpio y tienen todas las páginas algo en común.</w:t>
+      </w:r>
+    </w:p>
+    <w:p>
+      <w:pPr>
+        <w:outlineLvl w:val="0"/>
+        <w:rPr>
+          <w:b/>
+          <w:sz w:val="24"/>
+        </w:rPr>
+      </w:pPr>
+      <w:bookmarkStart w:id="4" w:name="_Toc214229405"/>
+      <w:proofErr w:type="spellStart"/>
+      <w:r>
+        <w:rPr>
+          <w:b/>
+          <w:sz w:val="24"/>
+        </w:rPr>
+        <w:t>register.php</w:t>
+      </w:r>
+      <w:bookmarkEnd w:id="4"/>
+      <w:proofErr w:type="spellEnd"/>
+    </w:p>
+    <w:p>
+      <w:pPr>
+        <w:rPr>
+          <w:sz w:val="24"/>
+        </w:rPr>
+      </w:pPr>
+      <w:r>
+        <w:rPr>
+          <w:sz w:val="24"/>
+        </w:rPr>
+        <w:t xml:space="preserve">En el </w:t>
+      </w:r>
+      <w:proofErr w:type="spellStart"/>
+      <w:r>
+        <w:rPr>
+          <w:sz w:val="24"/>
+        </w:rPr>
+        <w:t>register</w:t>
+      </w:r>
+      <w:proofErr w:type="spellEnd"/>
+      <w:r>
+        <w:rPr>
+          <w:sz w:val="24"/>
+        </w:rPr>
+        <w:t xml:space="preserve"> se gestionan nuevos jugadores dentro de la web.</w:t>
+      </w:r>
+      <w:r>
+        <w:rPr>
+          <w:sz w:val="24"/>
+        </w:rPr>
+        <w:t xml:space="preserve"> Lo primero que incluyo es iniciar sesión, además de incluir un </w:t>
+      </w:r>
+      <w:proofErr w:type="spellStart"/>
+      <w:r>
+        <w:rPr>
+          <w:sz w:val="24"/>
+        </w:rPr>
+        <w:t>header</w:t>
+      </w:r>
+      <w:proofErr w:type="spellEnd"/>
+      <w:r>
+        <w:rPr>
+          <w:sz w:val="24"/>
+        </w:rPr>
+        <w:t xml:space="preserve"> y un archivo de funciones para poder limpiar los datos. </w:t>
+      </w:r>
+    </w:p>
+    <w:p>
+      <w:pPr>
+        <w:rPr>
+          <w:sz w:val="24"/>
+        </w:rPr>
+      </w:pPr>
+      <w:r>
+        <w:rPr>
+          <w:sz w:val="24"/>
+        </w:rPr>
+        <w:t xml:space="preserve">Si no existe dicho listado de usuarios, se crea un </w:t>
+      </w:r>
+      <w:proofErr w:type="spellStart"/>
+      <w:r>
+        <w:rPr>
+          <w:sz w:val="24"/>
+        </w:rPr>
+        <w:t>array</w:t>
+      </w:r>
+      <w:proofErr w:type="spellEnd"/>
+      <w:r>
+        <w:rPr>
+          <w:sz w:val="24"/>
+        </w:rPr>
+        <w:t xml:space="preserve"> $_SESSION[‘usuarios’], que es donde se guardan los registros, esto significa que hasta que el usuario no cierre sesión tendrá un usuario en la web, una vez cierre desaparece, esto es porque estamos trabajando si bases de datos.</w:t>
+      </w:r>
+    </w:p>
+    <w:p>
+      <w:pPr>
+        <w:rPr>
+          <w:sz w:val="24"/>
+        </w:rPr>
+      </w:pPr>
+      <w:r>
+        <w:rPr>
+          <w:sz w:val="24"/>
+        </w:rPr>
+        <w:t xml:space="preserve">La página recoge los datos que el usuario establece en el formulario, hay alguna respuesta que está marcada con un </w:t>
+      </w:r>
+      <w:proofErr w:type="spellStart"/>
+      <w:r>
+        <w:rPr>
+          <w:sz w:val="24"/>
+        </w:rPr>
+        <w:t>select</w:t>
+      </w:r>
+      <w:proofErr w:type="spellEnd"/>
+      <w:r>
+        <w:rPr>
+          <w:sz w:val="24"/>
+        </w:rPr>
+        <w:t>, para que no elija la que quiera, sino las que yo ofrezco.</w:t>
+      </w:r>
+      <w:r>
+        <w:rPr>
+          <w:sz w:val="24"/>
+        </w:rPr>
+        <w:t xml:space="preserve"> Después de esto se comprueba si hay algún dato no válido, como un email sin “@” o una contraseña con menos de 6 caracteres (impuesto por mi). Si algún dato no es válido o está vacío saltará un mensaje personalizado.</w:t>
+      </w:r>
+    </w:p>
+    <w:p>
+      <w:pPr>
+        <w:rPr>
+          <w:sz w:val="24"/>
+        </w:rPr>
+      </w:pPr>
+      <w:r>
+        <w:rPr>
+          <w:sz w:val="24"/>
+        </w:rPr>
+        <w:t xml:space="preserve">Una vez el usuario rellene el formulario correctamente saldrá un mensaje diciendo que se creó correctamente y se guardará en el </w:t>
+      </w:r>
+      <w:proofErr w:type="spellStart"/>
+      <w:r>
+        <w:rPr>
+          <w:sz w:val="24"/>
+        </w:rPr>
+        <w:t>array</w:t>
+      </w:r>
+      <w:proofErr w:type="spellEnd"/>
+      <w:r>
+        <w:rPr>
+          <w:sz w:val="24"/>
+        </w:rPr>
+        <w:t xml:space="preserve"> de la sesión activa.</w:t>
+      </w:r>
+      <w:r>
+        <w:rPr>
+          <w:sz w:val="24"/>
+        </w:rPr>
+        <w:t xml:space="preserve"> Además, la página del registro una vez realizada se recarga para que no se rellene por segunda vez el formulario.</w:t>
+      </w:r>
+    </w:p>
+    <w:p>
+      <w:pPr>
+        <w:rPr>
+          <w:sz w:val="24"/>
+        </w:rPr>
+      </w:pPr>
+      <w:r>
+        <w:rPr>
+          <w:sz w:val="24"/>
+        </w:rPr>
+        <w:t xml:space="preserve">Al final de la página incluye el </w:t>
+      </w:r>
+      <w:proofErr w:type="spellStart"/>
+      <w:r>
+        <w:rPr>
+          <w:sz w:val="24"/>
+        </w:rPr>
+        <w:t>footer</w:t>
+      </w:r>
+      <w:proofErr w:type="spellEnd"/>
+      <w:r>
+        <w:rPr>
+          <w:sz w:val="24"/>
+        </w:rPr>
+        <w:t>.</w:t>
+      </w:r>
+    </w:p>
+    <w:p>
+      <w:pPr>
+        <w:outlineLvl w:val="0"/>
+        <w:rPr>
+          <w:b/>
+          <w:sz w:val="24"/>
+        </w:rPr>
+      </w:pPr>
+      <w:bookmarkStart w:id="5" w:name="_Toc214229406"/>
+      <w:proofErr w:type="spellStart"/>
+      <w:r>
+        <w:rPr>
+          <w:b/>
+          <w:sz w:val="24"/>
+        </w:rPr>
+        <w:t>login.php</w:t>
+      </w:r>
+      <w:bookmarkEnd w:id="5"/>
+      <w:proofErr w:type="spellEnd"/>
+    </w:p>
+    <w:p>
+      <w:pPr>
+        <w:rPr>
+          <w:sz w:val="24"/>
+        </w:rPr>
+      </w:pPr>
+      <w:r>
+        <w:rPr>
+          <w:sz w:val="24"/>
+        </w:rPr>
+        <w:t xml:space="preserve">En esta página se gestiona el inicio de sesión de los usuarios registrados. Al principio se incluyen </w:t>
+      </w:r>
+      <w:proofErr w:type="spellStart"/>
+      <w:r>
+        <w:rPr>
+          <w:sz w:val="24"/>
+        </w:rPr>
+        <w:t>header</w:t>
+      </w:r>
+      <w:proofErr w:type="spellEnd"/>
+      <w:r>
+        <w:rPr>
+          <w:sz w:val="24"/>
+        </w:rPr>
+        <w:t xml:space="preserve"> y funciones necesarias de limpieza y validación de los datos. También </w:t>
+      </w:r>
+      <w:r>
+        <w:rPr>
+          <w:sz w:val="24"/>
+        </w:rPr>
+        <w:lastRenderedPageBreak/>
+        <w:t>inicia sesión si esta todavía no está iniciada, para poder trabajar con la información almacenada en $_SESSION.</w:t>
+      </w:r>
+    </w:p>
+    <w:p>
+      <w:pPr>
+        <w:rPr>
+          <w:sz w:val="24"/>
+        </w:rPr>
+      </w:pPr>
+      <w:r>
+        <w:rPr>
+          <w:sz w:val="24"/>
+        </w:rPr>
+        <w:t>Si al enviar el formulario el usuario comete algún error la página muestra mensajes de error, como que el usuario no existe o que la contraseña no es esa.</w:t>
+      </w:r>
+    </w:p>
+    <w:p>
+      <w:pPr>
+        <w:rPr>
+          <w:sz w:val="24"/>
+        </w:rPr>
+      </w:pPr>
+      <w:r>
+        <w:rPr>
+          <w:sz w:val="24"/>
+        </w:rPr>
+        <w:t xml:space="preserve">Para comprobar el usuario y terminar de iniciar sesión la página busca dentro del </w:t>
+      </w:r>
+      <w:proofErr w:type="spellStart"/>
+      <w:r>
+        <w:rPr>
+          <w:sz w:val="24"/>
+        </w:rPr>
+        <w:t>array</w:t>
+      </w:r>
+      <w:proofErr w:type="spellEnd"/>
+      <w:r>
+        <w:rPr>
+          <w:sz w:val="24"/>
+        </w:rPr>
+        <w:t xml:space="preserve"> de usuarios, donde hemos guardado de forma temporal la información del usuario. Al encontrar un usuario con ese nombre compara las dos contraseñas. La contraseña está cifrada.</w:t>
+      </w:r>
+    </w:p>
+    <w:p>
+      <w:pPr>
+        <w:rPr>
+          <w:sz w:val="24"/>
+        </w:rPr>
+      </w:pPr>
+      <w:r>
+        <w:rPr>
+          <w:sz w:val="24"/>
+        </w:rPr>
+        <w:t>Si el usuario consigue iniciar sesión, es decir, que los datos eran correctos, se crea una nueva variable $_SESSION[‘</w:t>
+      </w:r>
+      <w:proofErr w:type="spellStart"/>
+      <w:r>
+        <w:rPr>
+          <w:sz w:val="24"/>
+        </w:rPr>
+        <w:t>usuario_logueado</w:t>
+      </w:r>
+      <w:proofErr w:type="spellEnd"/>
+      <w:r>
+        <w:rPr>
+          <w:sz w:val="24"/>
+        </w:rPr>
+        <w:t xml:space="preserve">’], funciona guardando la información del usuario cuando está activo. Esta variable nueva nos permitirá más adelante que otras páginas sepan de quién es la sesión iniciada y cambien, como en el </w:t>
+      </w:r>
+      <w:proofErr w:type="spellStart"/>
+      <w:r>
+        <w:rPr>
+          <w:sz w:val="24"/>
+        </w:rPr>
+        <w:t>header</w:t>
+      </w:r>
+      <w:proofErr w:type="spellEnd"/>
+      <w:r>
+        <w:rPr>
+          <w:sz w:val="24"/>
+        </w:rPr>
+        <w:t>.</w:t>
+      </w:r>
+    </w:p>
+    <w:p>
+      <w:pPr>
+        <w:rPr>
+          <w:sz w:val="24"/>
+        </w:rPr>
+      </w:pPr>
+      <w:r>
+        <w:rPr>
+          <w:sz w:val="24"/>
+        </w:rPr>
+        <w:t>Una vez el usuario inicia sesión se le redirige a la página de su perfil(‘</w:t>
+      </w:r>
+      <w:proofErr w:type="spellStart"/>
+      <w:r>
+        <w:rPr>
+          <w:sz w:val="24"/>
+        </w:rPr>
+        <w:t>profile.php</w:t>
+      </w:r>
+      <w:proofErr w:type="spellEnd"/>
+      <w:r>
+        <w:rPr>
+          <w:sz w:val="24"/>
+        </w:rPr>
+        <w:t>’).</w:t>
+      </w:r>
+    </w:p>
+    <w:p>
+      <w:pPr>
+        <w:rPr>
+          <w:b/>
+          <w:sz w:val="24"/>
+        </w:rPr>
+      </w:pPr>
+    </w:p>
+    <w:p>
+      <w:pPr>
+        <w:outlineLvl w:val="0"/>
+        <w:rPr>
+          <w:b/>
+          <w:sz w:val="24"/>
+        </w:rPr>
+      </w:pPr>
+      <w:bookmarkStart w:id="6" w:name="_Toc214229407"/>
+      <w:proofErr w:type="spellStart"/>
+      <w:r>
+        <w:rPr>
+          <w:b/>
+          <w:sz w:val="24"/>
+        </w:rPr>
+        <w:t>logout.php</w:t>
+      </w:r>
+      <w:bookmarkEnd w:id="6"/>
+      <w:proofErr w:type="spellEnd"/>
+    </w:p>
+    <w:p>
+      <w:pPr>
+        <w:rPr>
+          <w:sz w:val="24"/>
+        </w:rPr>
+      </w:pPr>
+      <w:r>
+        <w:rPr>
+          <w:sz w:val="24"/>
+        </w:rPr>
+        <w:t xml:space="preserve">El </w:t>
+      </w:r>
+      <w:proofErr w:type="spellStart"/>
+      <w:r>
+        <w:rPr>
+          <w:sz w:val="24"/>
+        </w:rPr>
+        <w:t>logout</w:t>
+      </w:r>
+      <w:proofErr w:type="spellEnd"/>
+      <w:r>
+        <w:rPr>
+          <w:sz w:val="24"/>
+        </w:rPr>
+        <w:t xml:space="preserve"> es el encargado de cerrar sesión del usuario, eliminando así el usuario del </w:t>
+      </w:r>
+      <w:proofErr w:type="spellStart"/>
+      <w:r>
+        <w:rPr>
+          <w:sz w:val="24"/>
+        </w:rPr>
+        <w:t>array</w:t>
+      </w:r>
+      <w:proofErr w:type="spellEnd"/>
+      <w:r>
+        <w:rPr>
+          <w:sz w:val="24"/>
+        </w:rPr>
+        <w:t xml:space="preserve"> ‘usuarios’.</w:t>
+      </w:r>
+    </w:p>
+    <w:p>
+      <w:pPr>
+        <w:rPr>
+          <w:sz w:val="24"/>
+        </w:rPr>
+      </w:pPr>
+      <w:r>
+        <w:rPr>
+          <w:sz w:val="24"/>
+        </w:rPr>
+        <w:t>Primero comprueba si hay sesión iniciada, sino se inicia para poder trabajar con ella.</w:t>
+      </w:r>
+    </w:p>
+    <w:p>
+      <w:pPr>
+        <w:rPr>
+          <w:sz w:val="24"/>
+        </w:rPr>
+      </w:pPr>
+      <w:r>
+        <w:rPr>
+          <w:sz w:val="24"/>
+        </w:rPr>
+        <w:t>Luego se eliminan todos los datos almacenados en $_SESSION y se destruye la sesión. Asegura que toda la información del usuario sea eliminada por completo, evitando que otro usuario use esta sesión anterior.</w:t>
+      </w:r>
+    </w:p>
+    <w:p>
+      <w:pPr>
+        <w:rPr>
+          <w:sz w:val="24"/>
+        </w:rPr>
+      </w:pPr>
+      <w:r>
+        <w:rPr>
+          <w:sz w:val="24"/>
+        </w:rPr>
+        <w:t xml:space="preserve">La página al final redirige a la página de </w:t>
+      </w:r>
+      <w:proofErr w:type="spellStart"/>
+      <w:r>
+        <w:rPr>
+          <w:sz w:val="24"/>
+        </w:rPr>
+        <w:t>login.php</w:t>
+      </w:r>
+      <w:proofErr w:type="spellEnd"/>
+    </w:p>
+    <w:p>
+      <w:pPr>
+        <w:outlineLvl w:val="0"/>
+        <w:rPr>
+          <w:b/>
+          <w:sz w:val="24"/>
+        </w:rPr>
+      </w:pPr>
+      <w:bookmarkStart w:id="7" w:name="_Toc214229408"/>
+      <w:proofErr w:type="spellStart"/>
+      <w:r>
+        <w:rPr>
+          <w:b/>
+          <w:sz w:val="24"/>
+        </w:rPr>
+        <w:t>profile.php</w:t>
+      </w:r>
+      <w:bookmarkEnd w:id="7"/>
+      <w:proofErr w:type="spellEnd"/>
+    </w:p>
+    <w:p>
+      <w:pPr>
+        <w:rPr>
+          <w:sz w:val="24"/>
+        </w:rPr>
+      </w:pPr>
+      <w:r>
+        <w:rPr>
+          <w:sz w:val="24"/>
+        </w:rPr>
+        <w:t xml:space="preserve">En la página del perfil vemos la información del usuario que ha iniciado sesión. Si no está activa la sesión la activa. En esta página están incluidos el </w:t>
+      </w:r>
+      <w:proofErr w:type="spellStart"/>
+      <w:r>
+        <w:rPr>
+          <w:sz w:val="24"/>
+        </w:rPr>
+        <w:t>header</w:t>
+      </w:r>
+      <w:proofErr w:type="spellEnd"/>
+      <w:r>
+        <w:rPr>
+          <w:sz w:val="24"/>
+        </w:rPr>
+        <w:t xml:space="preserve"> y una página de verificación llamada </w:t>
+      </w:r>
+      <w:proofErr w:type="spellStart"/>
+      <w:r>
+        <w:rPr>
+          <w:sz w:val="24"/>
+        </w:rPr>
+        <w:t>auth_check.php</w:t>
+      </w:r>
+      <w:proofErr w:type="spellEnd"/>
+      <w:r>
+        <w:rPr>
+          <w:sz w:val="24"/>
+        </w:rPr>
+        <w:t xml:space="preserve">, que asegura que solo los usuarios </w:t>
+      </w:r>
+      <w:proofErr w:type="spellStart"/>
+      <w:r>
+        <w:rPr>
+          <w:sz w:val="24"/>
+        </w:rPr>
+        <w:t>logueados</w:t>
+      </w:r>
+      <w:proofErr w:type="spellEnd"/>
+      <w:r>
+        <w:rPr>
+          <w:sz w:val="24"/>
+        </w:rPr>
+        <w:t xml:space="preserve"> puedan entrar a este perfil.</w:t>
+      </w:r>
+    </w:p>
+    <w:p>
+      <w:pPr>
+        <w:rPr>
+          <w:sz w:val="24"/>
+        </w:rPr>
+      </w:pPr>
+      <w:r>
+        <w:rPr>
+          <w:sz w:val="24"/>
+        </w:rPr>
+        <w:t>La información se obtiene de la variable $_SESSION[‘</w:t>
+      </w:r>
+      <w:proofErr w:type="spellStart"/>
+      <w:r>
+        <w:rPr>
+          <w:sz w:val="24"/>
+        </w:rPr>
+        <w:t>usuario_logueado</w:t>
+      </w:r>
+      <w:proofErr w:type="spellEnd"/>
+      <w:r>
+        <w:rPr>
+          <w:sz w:val="24"/>
+        </w:rPr>
+        <w:t xml:space="preserve">’], que es la contenedora de toda la información del usuario </w:t>
+      </w:r>
+      <w:proofErr w:type="spellStart"/>
+      <w:r>
+        <w:rPr>
+          <w:sz w:val="24"/>
+        </w:rPr>
+        <w:t>logueado</w:t>
+      </w:r>
+      <w:proofErr w:type="spellEnd"/>
+      <w:r>
+        <w:rPr>
+          <w:sz w:val="24"/>
+        </w:rPr>
+        <w:t xml:space="preserve">. Esta información es mostrada mediante </w:t>
+      </w:r>
+      <w:proofErr w:type="spellStart"/>
+      <w:r>
+        <w:rPr>
+          <w:sz w:val="24"/>
+        </w:rPr>
+        <w:t>htmlspecialchars</w:t>
+      </w:r>
+      <w:proofErr w:type="spellEnd"/>
+      <w:r>
+        <w:rPr>
+          <w:sz w:val="24"/>
+        </w:rPr>
+        <w:t>, que evita problemas con caracteres especiales.</w:t>
+      </w:r>
+    </w:p>
+    <w:p>
+      <w:pPr>
+        <w:rPr>
+          <w:sz w:val="24"/>
+        </w:rPr>
+      </w:pPr>
+      <w:r>
+        <w:rPr>
+          <w:sz w:val="24"/>
+        </w:rPr>
+        <w:t>Además, debajo de la información del usuario se muestra un listado de las ligas creadas por el usuario, con la variable $_SESSION[‘</w:t>
+      </w:r>
+      <w:proofErr w:type="spellStart"/>
+      <w:r>
+        <w:rPr>
+          <w:sz w:val="24"/>
+        </w:rPr>
+        <w:t>ligas_usuario</w:t>
+      </w:r>
+      <w:proofErr w:type="spellEnd"/>
+      <w:r>
+        <w:rPr>
+          <w:sz w:val="24"/>
+        </w:rPr>
+        <w:t>’]</w:t>
+      </w:r>
+      <w:r>
+        <w:rPr>
+          <w:sz w:val="24"/>
+        </w:rPr>
+        <w:t>. Cada liga tiene un botón que redirige a las ligas para verlas.</w:t>
+      </w:r>
+    </w:p>
+    <w:p>
+      <w:pPr>
+        <w:rPr>
+          <w:sz w:val="24"/>
+        </w:rPr>
+      </w:pPr>
+      <w:r>
+        <w:rPr>
+          <w:sz w:val="24"/>
+        </w:rPr>
+        <w:lastRenderedPageBreak/>
+        <w:t>También tenemos las opciones de editar perfil y de cerrar sesión.</w:t>
+      </w:r>
+    </w:p>
+    <w:p>
+      <w:pPr>
+        <w:outlineLvl w:val="0"/>
+        <w:rPr>
+          <w:b/>
+          <w:sz w:val="24"/>
+        </w:rPr>
+      </w:pPr>
+      <w:bookmarkStart w:id="8" w:name="_Toc214229409"/>
+      <w:proofErr w:type="spellStart"/>
+      <w:r>
+        <w:rPr>
+          <w:b/>
+          <w:sz w:val="24"/>
+        </w:rPr>
+        <w:t>editprofile.php</w:t>
+      </w:r>
+      <w:bookmarkEnd w:id="8"/>
+      <w:proofErr w:type="spellEnd"/>
+    </w:p>
+    <w:p>
+      <w:pPr>
+        <w:rPr>
+          <w:sz w:val="24"/>
+        </w:rPr>
+      </w:pPr>
+      <w:r>
+        <w:rPr>
+          <w:sz w:val="24"/>
+        </w:rPr>
+        <w:t xml:space="preserve">Se le permite al usuario editar la información de su perfil. Incluye un </w:t>
+      </w:r>
+      <w:proofErr w:type="spellStart"/>
+      <w:r>
+        <w:rPr>
+          <w:sz w:val="24"/>
+        </w:rPr>
+        <w:t>header</w:t>
+      </w:r>
+      <w:proofErr w:type="spellEnd"/>
+      <w:r>
+        <w:rPr>
+          <w:sz w:val="24"/>
+        </w:rPr>
+        <w:t xml:space="preserve"> y una página externa de verificación de usuario (</w:t>
+      </w:r>
+      <w:proofErr w:type="spellStart"/>
+      <w:r>
+        <w:rPr>
+          <w:sz w:val="24"/>
+        </w:rPr>
+        <w:t>auth_check.php</w:t>
+      </w:r>
+      <w:proofErr w:type="spellEnd"/>
+      <w:r>
+        <w:rPr>
+          <w:sz w:val="24"/>
+        </w:rPr>
+        <w:t>). La información se obtiene de $_SESSION[</w:t>
+      </w:r>
+      <w:proofErr w:type="spellStart"/>
+      <w:r>
+        <w:rPr>
+          <w:sz w:val="24"/>
+        </w:rPr>
+        <w:t>usuario_logueado</w:t>
+      </w:r>
+      <w:proofErr w:type="spellEnd"/>
+      <w:r>
+        <w:rPr>
+          <w:sz w:val="24"/>
+        </w:rPr>
+        <w:t>], que mantiene todos los datos del usuario mientras dure la sesión.</w:t>
+      </w:r>
+    </w:p>
+    <w:p>
+      <w:pPr>
+        <w:rPr>
+          <w:sz w:val="24"/>
+        </w:rPr>
+      </w:pPr>
+      <w:r>
+        <w:rPr>
+          <w:sz w:val="24"/>
+        </w:rPr>
+        <w:t xml:space="preserve">En esta página se vuelve a ver el mismo formulario que en la página </w:t>
+      </w:r>
+      <w:proofErr w:type="spellStart"/>
+      <w:r>
+        <w:rPr>
+          <w:sz w:val="24"/>
+        </w:rPr>
+        <w:t>register.php</w:t>
+      </w:r>
+      <w:proofErr w:type="spellEnd"/>
+      <w:r>
+        <w:rPr>
+          <w:sz w:val="24"/>
+        </w:rPr>
+        <w:t xml:space="preserve">, que una vez cambiada la información se actualiza en el perfil y en el </w:t>
+      </w:r>
+      <w:proofErr w:type="spellStart"/>
+      <w:r>
+        <w:rPr>
+          <w:sz w:val="24"/>
+        </w:rPr>
+        <w:t>array</w:t>
+      </w:r>
+      <w:proofErr w:type="spellEnd"/>
+      <w:r>
+        <w:rPr>
+          <w:sz w:val="24"/>
+        </w:rPr>
+        <w:t xml:space="preserve"> de la sesión.</w:t>
+      </w:r>
+    </w:p>
+    <w:p>
+      <w:pPr>
+        <w:rPr>
+          <w:sz w:val="24"/>
+        </w:rPr>
+      </w:pPr>
+      <w:r>
+        <w:rPr>
+          <w:sz w:val="24"/>
+        </w:rPr>
+        <w:t xml:space="preserve">Una vez actualizados los datos la página nos permite volver a </w:t>
+      </w:r>
+      <w:proofErr w:type="spellStart"/>
+      <w:r>
+        <w:rPr>
+          <w:sz w:val="24"/>
+        </w:rPr>
+        <w:t>redirigernos</w:t>
+      </w:r>
+      <w:proofErr w:type="spellEnd"/>
+      <w:r>
+        <w:rPr>
+          <w:sz w:val="24"/>
+        </w:rPr>
+        <w:t xml:space="preserve"> al perfil con un enlace.</w:t>
+      </w:r>
+    </w:p>
+    <w:p>
+      <w:pPr>
+        <w:outlineLvl w:val="0"/>
+        <w:rPr>
+          <w:b/>
+          <w:sz w:val="24"/>
+        </w:rPr>
+      </w:pPr>
+      <w:bookmarkStart w:id="9" w:name="_Toc214229410"/>
+      <w:proofErr w:type="spellStart"/>
+      <w:r>
+        <w:rPr>
+          <w:b/>
+          <w:sz w:val="24"/>
+        </w:rPr>
+        <w:t>auth_check.php</w:t>
+      </w:r>
+      <w:bookmarkEnd w:id="9"/>
+      <w:proofErr w:type="spellEnd"/>
+    </w:p>
+    <w:p>
+      <w:pPr>
+        <w:rPr>
+          <w:sz w:val="24"/>
+        </w:rPr>
+      </w:pPr>
+      <w:r>
+        <w:rPr>
+          <w:sz w:val="24"/>
+        </w:rPr>
+        <w:t>Sirve para proteger la información de la web que solo puedan ver los usuarios registrados.</w:t>
+      </w:r>
+    </w:p>
+    <w:p>
+      <w:pPr>
+        <w:rPr>
+          <w:sz w:val="24"/>
+        </w:rPr>
+      </w:pPr>
+      <w:r>
+        <w:rPr>
+          <w:sz w:val="24"/>
+        </w:rPr>
+        <w:t>Se verifica si la variable $_</w:t>
+      </w:r>
       <w:proofErr w:type="gramStart"/>
       <w:r>
         <w:rPr>
           <w:sz w:val="24"/>
         </w:rPr>
-        <w:t>isset</w:t>
+        <w:t>SESSION[</w:t>
+      </w:r>
+      <w:proofErr w:type="gramEnd"/>
+      <w:r>
+        <w:rPr>
+          <w:sz w:val="24"/>
+        </w:rPr>
+        <w:t>‘</w:t>
+      </w:r>
+      <w:proofErr w:type="spellStart"/>
+      <w:r>
+        <w:rPr>
+          <w:sz w:val="24"/>
+        </w:rPr>
+        <w:t>usuario_logueado</w:t>
+      </w:r>
+      <w:proofErr w:type="spellEnd"/>
+      <w:r>
+        <w:rPr>
+          <w:sz w:val="24"/>
+        </w:rPr>
+        <w:t xml:space="preserve">’[ existe, eso quiere decir que se ha iniciado sesión. Si la variable no existe quiere decir que no hay nadie </w:t>
+      </w:r>
+      <w:proofErr w:type="spellStart"/>
+      <w:r>
+        <w:rPr>
+          <w:sz w:val="24"/>
+        </w:rPr>
+        <w:t>logueado</w:t>
+      </w:r>
+      <w:proofErr w:type="spellEnd"/>
+      <w:r>
+        <w:rPr>
+          <w:sz w:val="24"/>
+        </w:rPr>
+        <w:t xml:space="preserve"> y que la página debe redirigirte al </w:t>
+      </w:r>
+      <w:proofErr w:type="spellStart"/>
+      <w:r>
+        <w:rPr>
+          <w:sz w:val="24"/>
+        </w:rPr>
+        <w:t>login</w:t>
+      </w:r>
+      <w:proofErr w:type="spellEnd"/>
+      <w:r>
+        <w:rPr>
+          <w:sz w:val="24"/>
+        </w:rPr>
+        <w:t>, deteniendo la ejecución.</w:t>
+      </w:r>
+    </w:p>
+    <w:p>
+      <w:pPr>
+        <w:outlineLvl w:val="0"/>
+        <w:rPr>
+          <w:b/>
+          <w:sz w:val="24"/>
+        </w:rPr>
+      </w:pPr>
+      <w:bookmarkStart w:id="10" w:name="_Toc214229411"/>
+      <w:proofErr w:type="spellStart"/>
+      <w:r>
+        <w:rPr>
+          <w:b/>
+          <w:sz w:val="24"/>
+        </w:rPr>
+        <w:t>leagues.php</w:t>
+      </w:r>
+      <w:bookmarkEnd w:id="10"/>
+      <w:proofErr w:type="spellEnd"/>
+    </w:p>
+    <w:p>
+      <w:pPr>
+        <w:rPr>
+          <w:sz w:val="24"/>
+        </w:rPr>
+      </w:pPr>
+      <w:r>
+        <w:rPr>
+          <w:sz w:val="24"/>
+        </w:rPr>
+        <w:t xml:space="preserve">Dentro de esta página se gestionan las ligas de la web. Primero se inicia sesión si no está activa, y se incluyen </w:t>
+      </w:r>
+      <w:proofErr w:type="spellStart"/>
+      <w:r>
+        <w:rPr>
+          <w:sz w:val="24"/>
+        </w:rPr>
+        <w:t>header</w:t>
+      </w:r>
+      <w:proofErr w:type="spellEnd"/>
+      <w:r>
+        <w:rPr>
+          <w:sz w:val="24"/>
+        </w:rPr>
+        <w:t xml:space="preserve"> y </w:t>
+      </w:r>
+      <w:proofErr w:type="spellStart"/>
+      <w:r>
+        <w:rPr>
+          <w:sz w:val="24"/>
+        </w:rPr>
+        <w:t>auth_check</w:t>
+      </w:r>
+      <w:proofErr w:type="spellEnd"/>
+      <w:r>
+        <w:rPr>
+          <w:sz w:val="24"/>
+        </w:rPr>
+        <w:t>.</w:t>
+      </w:r>
+    </w:p>
+    <w:p>
+      <w:pPr>
+        <w:rPr>
+          <w:sz w:val="24"/>
+        </w:rPr>
+      </w:pPr>
+      <w:r>
+        <w:rPr>
+          <w:sz w:val="24"/>
+        </w:rPr>
+        <w:t xml:space="preserve">La página guarda varios </w:t>
+      </w:r>
+      <w:proofErr w:type="spellStart"/>
+      <w:r>
+        <w:rPr>
+          <w:sz w:val="24"/>
+        </w:rPr>
+        <w:t>arrays</w:t>
+      </w:r>
+      <w:proofErr w:type="spellEnd"/>
+      <w:r>
+        <w:rPr>
+          <w:sz w:val="24"/>
+        </w:rPr>
+        <w:t xml:space="preserve"> en la $_SESSION para almacenar los datos mientras dure la sesión.</w:t>
+      </w:r>
+    </w:p>
+    <w:p>
+      <w:pPr>
+        <w:rPr>
+          <w:sz w:val="24"/>
+        </w:rPr>
+      </w:pPr>
+      <w:r>
+        <w:rPr>
+          <w:sz w:val="24"/>
+        </w:rPr>
+        <w:t>Las variables son:</w:t>
+      </w:r>
+    </w:p>
+    <w:p>
+      <w:pPr>
+        <w:pStyle w:val="Prrafodelista"/>
+        <w:numPr>
+          <w:ilvl w:val="0"/>
+          <w:numId w:val="1"/>
+        </w:numPr>
+        <w:rPr>
+          <w:sz w:val="24"/>
+        </w:rPr>
+      </w:pPr>
+      <w:r>
+        <w:rPr>
+          <w:sz w:val="24"/>
+        </w:rPr>
+        <w:t xml:space="preserve">$SESSION[‘ligas’]  </w:t>
+      </w:r>
+      <w:r>
+        <w:rPr>
+          <w:sz w:val="24"/>
+        </w:rPr>
+        <w:sym w:font="Wingdings" w:char="F0E0"/>
+      </w:r>
+      <w:r>
+        <w:rPr>
+          <w:sz w:val="24"/>
+        </w:rPr>
+        <w:t xml:space="preserve"> Almacena todas las ligas existentes con su categoría.</w:t>
+      </w:r>
+    </w:p>
+    <w:p>
+      <w:pPr>
+        <w:pStyle w:val="Prrafodelista"/>
+        <w:numPr>
+          <w:ilvl w:val="0"/>
+          <w:numId w:val="1"/>
+        </w:numPr>
+        <w:rPr>
+          <w:sz w:val="24"/>
+        </w:rPr>
+      </w:pPr>
+      <w:r>
+        <w:rPr>
+          <w:sz w:val="24"/>
+        </w:rPr>
+        <w:t>$_SESSION['</w:t>
+      </w:r>
+      <w:proofErr w:type="spellStart"/>
+      <w:r>
+        <w:rPr>
+          <w:sz w:val="24"/>
+        </w:rPr>
+        <w:t>equiposPorLiga</w:t>
+      </w:r>
+      <w:proofErr w:type="spellEnd"/>
+      <w:r>
+        <w:rPr>
+          <w:sz w:val="24"/>
+        </w:rPr>
+        <w:t xml:space="preserve">'] </w:t>
+      </w:r>
+      <w:r>
+        <w:rPr>
+          <w:sz w:val="24"/>
+        </w:rPr>
+        <w:sym w:font="Wingdings" w:char="F0E0"/>
+      </w:r>
+      <w:r>
+        <w:rPr>
+          <w:sz w:val="24"/>
+        </w:rPr>
+        <w:t xml:space="preserve"> </w:t>
+      </w:r>
+      <w:r>
+        <w:rPr>
+          <w:sz w:val="24"/>
+        </w:rPr>
+        <w:t>G</w:t>
+      </w:r>
+      <w:r>
+        <w:rPr>
+          <w:sz w:val="24"/>
+        </w:rPr>
+        <w:t>uarda los equipos que pertenecen a cada liga.</w:t>
+      </w:r>
+    </w:p>
+    <w:p>
+      <w:pPr>
+        <w:pStyle w:val="Prrafodelista"/>
+        <w:numPr>
+          <w:ilvl w:val="0"/>
+          <w:numId w:val="1"/>
+        </w:numPr>
+        <w:rPr>
+          <w:sz w:val="24"/>
+        </w:rPr>
+      </w:pPr>
+      <w:r>
+        <w:rPr>
+          <w:sz w:val="24"/>
+        </w:rPr>
+        <w:t>$</w:t>
+      </w:r>
+      <w:r>
+        <w:rPr>
+          <w:sz w:val="24"/>
+        </w:rPr>
+        <w:t>_SESSION['</w:t>
+      </w:r>
+      <w:proofErr w:type="spellStart"/>
+      <w:r>
+        <w:rPr>
+          <w:sz w:val="24"/>
+        </w:rPr>
+        <w:t>partidosPorLiga</w:t>
+      </w:r>
+      <w:proofErr w:type="spellEnd"/>
+      <w:r>
+        <w:rPr>
+          <w:sz w:val="24"/>
+        </w:rPr>
+        <w:t xml:space="preserve">'] </w:t>
+      </w:r>
+      <w:r>
+        <w:rPr>
+          <w:sz w:val="24"/>
+        </w:rPr>
+        <w:sym w:font="Wingdings" w:char="F0E0"/>
+      </w:r>
+      <w:r>
+        <w:rPr>
+          <w:sz w:val="24"/>
+        </w:rPr>
+        <w:t xml:space="preserve"> G</w:t>
+      </w:r>
+      <w:r>
+        <w:rPr>
+          <w:sz w:val="24"/>
+        </w:rPr>
+        <w:t>uarda los partidos y sus resultados por liga.</w:t>
+      </w:r>
+    </w:p>
+    <w:p>
+      <w:pPr>
+        <w:pStyle w:val="Prrafodelista"/>
+        <w:numPr>
+          <w:ilvl w:val="0"/>
+          <w:numId w:val="1"/>
+        </w:numPr>
+        <w:rPr>
+          <w:sz w:val="24"/>
+        </w:rPr>
+      </w:pPr>
+      <w:r>
+        <w:rPr>
+          <w:sz w:val="24"/>
+        </w:rPr>
+        <w:t>$_SESSION['</w:t>
+      </w:r>
+      <w:proofErr w:type="spellStart"/>
+      <w:r>
+        <w:rPr>
+          <w:sz w:val="24"/>
+        </w:rPr>
+        <w:t>ligas_usuario</w:t>
+      </w:r>
+      <w:proofErr w:type="spellEnd"/>
+      <w:r>
+        <w:rPr>
+          <w:sz w:val="24"/>
+        </w:rPr>
+        <w:t xml:space="preserve">'] </w:t>
+      </w:r>
+      <w:r>
+        <w:rPr>
+          <w:sz w:val="24"/>
+        </w:rPr>
+        <w:sym w:font="Wingdings" w:char="F0E0"/>
+      </w:r>
+      <w:r>
+        <w:rPr>
+          <w:sz w:val="24"/>
+        </w:rPr>
+        <w:t xml:space="preserve"> </w:t>
+      </w:r>
+      <w:r>
+        <w:rPr>
+          <w:sz w:val="24"/>
+        </w:rPr>
+        <w:t>A</w:t>
+      </w:r>
+      <w:r>
+        <w:rPr>
+          <w:sz w:val="24"/>
+        </w:rPr>
+        <w:t>lmacena las ligas creadas por el usuario actual.</w:t>
+      </w:r>
+    </w:p>
+    <w:p>
+      <w:pPr>
+        <w:rPr>
+          <w:sz w:val="24"/>
+        </w:rPr>
+      </w:pPr>
+      <w:r>
+        <w:rPr>
+          <w:sz w:val="24"/>
+        </w:rPr>
+        <w:t xml:space="preserve">Si los </w:t>
+      </w:r>
+      <w:proofErr w:type="spellStart"/>
+      <w:r>
+        <w:rPr>
+          <w:sz w:val="24"/>
+        </w:rPr>
+        <w:t>arrays</w:t>
+      </w:r>
+      <w:proofErr w:type="spellEnd"/>
+      <w:r>
+        <w:rPr>
+          <w:sz w:val="24"/>
+        </w:rPr>
+        <w:t xml:space="preserve"> no existen se inician con datos de ejemplo para </w:t>
+      </w:r>
+      <w:proofErr w:type="spellStart"/>
+      <w:r>
+        <w:rPr>
+          <w:sz w:val="24"/>
+        </w:rPr>
+        <w:t>porder</w:t>
+      </w:r>
+      <w:proofErr w:type="spellEnd"/>
+      <w:r>
+        <w:rPr>
+          <w:sz w:val="24"/>
+        </w:rPr>
+        <w:t xml:space="preserve"> utilizar la página desde el principio.</w:t>
+      </w:r>
+    </w:p>
+    <w:p>
+      <w:pPr>
+        <w:rPr>
+          <w:sz w:val="24"/>
+        </w:rPr>
+      </w:pPr>
+      <w:r>
+        <w:rPr>
+          <w:sz w:val="24"/>
+        </w:rPr>
+        <w:t>Al usuario se le permite crear nuevas ligas, añadir equipos a una liga, agregar resultados y seleccionar otra liga para ver su información.</w:t>
+      </w:r>
+    </w:p>
+    <w:p>
+      <w:pPr>
+        <w:rPr>
+          <w:sz w:val="24"/>
+        </w:rPr>
+      </w:pPr>
+      <w:r>
+        <w:rPr>
+          <w:sz w:val="24"/>
+        </w:rPr>
+        <w:lastRenderedPageBreak/>
+        <w:t>Se genera automáticamente la clasificación de cada liga, calculada por puntos, goles en contra, a favor</w:t>
+      </w:r>
+      <w:r>
+        <w:rPr>
+          <w:sz w:val="24"/>
+        </w:rPr>
+        <w:t xml:space="preserve"> y diferencia de goles, con los resultados guardados en </w:t>
+      </w:r>
+      <w:r>
+        <w:rPr>
+          <w:sz w:val="24"/>
+        </w:rPr>
+        <w:t>$_SESSION['</w:t>
+      </w:r>
+      <w:proofErr w:type="spellStart"/>
+      <w:r>
+        <w:rPr>
+          <w:sz w:val="24"/>
+        </w:rPr>
+        <w:t>partidosPorLiga</w:t>
+      </w:r>
+      <w:proofErr w:type="spellEnd"/>
+      <w:r>
+        <w:rPr>
+          <w:sz w:val="24"/>
+        </w:rPr>
+        <w:t>']</w:t>
+      </w:r>
+      <w:r>
+        <w:rPr>
+          <w:sz w:val="24"/>
+        </w:rPr>
+        <w:t>.</w:t>
+      </w:r>
+    </w:p>
+    <w:p>
+      <w:pPr>
+        <w:rPr>
+          <w:sz w:val="24"/>
+        </w:rPr>
+      </w:pPr>
+      <w:r>
+        <w:rPr>
+          <w:sz w:val="24"/>
+        </w:rPr>
+        <w:t>La página también incluye enlaces a las páginas de equipos y partidos.</w:t>
+      </w:r>
+    </w:p>
+    <w:p>
+      <w:pPr>
+        <w:outlineLvl w:val="0"/>
+        <w:rPr>
+          <w:b/>
+          <w:sz w:val="24"/>
+        </w:rPr>
+      </w:pPr>
+      <w:bookmarkStart w:id="11" w:name="_Toc214229412"/>
+      <w:proofErr w:type="spellStart"/>
+      <w:r>
+        <w:rPr>
+          <w:b/>
+          <w:sz w:val="24"/>
+        </w:rPr>
+        <w:t>createLeague.php</w:t>
+      </w:r>
+      <w:bookmarkEnd w:id="11"/>
+      <w:proofErr w:type="spellEnd"/>
+    </w:p>
+    <w:p>
+      <w:pPr>
+        <w:rPr>
+          <w:sz w:val="24"/>
+        </w:rPr>
+      </w:pPr>
+      <w:r>
+        <w:rPr>
+          <w:sz w:val="24"/>
+        </w:rPr>
+        <w:t xml:space="preserve">Con este archivo se consigue que el usuario pueda crear una liga. </w:t>
+      </w:r>
+      <w:proofErr w:type="spellStart"/>
+      <w:r>
+        <w:rPr>
+          <w:sz w:val="24"/>
+        </w:rPr>
+        <w:t>Inluye</w:t>
+      </w:r>
+      <w:proofErr w:type="spellEnd"/>
+      <w:r>
+        <w:rPr>
+          <w:sz w:val="24"/>
+        </w:rPr>
+        <w:t xml:space="preserve"> el </w:t>
+      </w:r>
+      <w:proofErr w:type="spellStart"/>
+      <w:r>
+        <w:rPr>
+          <w:sz w:val="24"/>
+        </w:rPr>
+        <w:t>header</w:t>
+      </w:r>
+      <w:proofErr w:type="spellEnd"/>
+      <w:r>
+        <w:rPr>
+          <w:sz w:val="24"/>
+        </w:rPr>
+        <w:t xml:space="preserve"> y el </w:t>
+      </w:r>
+      <w:proofErr w:type="spellStart"/>
+      <w:r>
+        <w:rPr>
+          <w:sz w:val="24"/>
+        </w:rPr>
+        <w:t>auth_check</w:t>
+      </w:r>
+      <w:proofErr w:type="spellEnd"/>
+      <w:r>
+        <w:rPr>
+          <w:sz w:val="24"/>
+        </w:rPr>
+        <w:t xml:space="preserve">. Además, también se utiliza </w:t>
+      </w:r>
+      <w:proofErr w:type="spellStart"/>
+      <w:r>
+        <w:rPr>
+          <w:sz w:val="24"/>
+        </w:rPr>
+        <w:t>data.php</w:t>
+      </w:r>
+      <w:proofErr w:type="spellEnd"/>
+      <w:r>
+        <w:rPr>
+          <w:sz w:val="24"/>
+        </w:rPr>
+        <w:t xml:space="preserve"> para que solo el usuario pueda ver la información de la página.</w:t>
+      </w:r>
+    </w:p>
+    <w:p>
+      <w:pPr>
+        <w:rPr>
+          <w:sz w:val="24"/>
+        </w:rPr>
+      </w:pPr>
+      <w:r>
+        <w:rPr>
+          <w:sz w:val="24"/>
+        </w:rPr>
+        <w:t xml:space="preserve">El formulario se envía con el método POST. Recoge nombre de la liga y categoría. Se usa </w:t>
+      </w:r>
+      <w:proofErr w:type="spellStart"/>
+      <w:proofErr w:type="gramStart"/>
+      <w:r>
+        <w:rPr>
+          <w:sz w:val="24"/>
+        </w:rPr>
+        <w:t>trim</w:t>
       </w:r>
       <w:proofErr w:type="spellEnd"/>
       <w:r>
@@ -512,32 +3092,1006 @@
         <w:rPr>
           <w:sz w:val="24"/>
         </w:rPr>
-        <w:t xml:space="preserve">$_SESSION). Antes de iniciar sesión el menú incluye, Inicio, </w:t>
-      </w:r>
-      <w:proofErr w:type="spellStart"/>
-      <w:r>
-        <w:rPr>
-          <w:sz w:val="24"/>
-        </w:rPr>
-        <w:t>Login</w:t>
-      </w:r>
-      <w:proofErr w:type="spellEnd"/>
-      <w:r>
-        <w:rPr>
-          <w:sz w:val="24"/>
-        </w:rPr>
-        <w:t xml:space="preserve"> y Registrarse, y al iniciar sesión aparece Inicio, Perfil de usuario y cerrar sesión.</w:t>
-      </w:r>
-    </w:p>
-    <w:p>
-      <w:pPr>
-        <w:rPr>
-          <w:sz w:val="24"/>
-        </w:rPr>
-      </w:pPr>
+        <w:t>) para evitar espacios innecesarios.</w:t>
+      </w:r>
+    </w:p>
+    <w:p>
+      <w:pPr>
+        <w:rPr>
+          <w:sz w:val="24"/>
+        </w:rPr>
+      </w:pPr>
+      <w:r>
+        <w:rPr>
+          <w:sz w:val="24"/>
+        </w:rPr>
+        <w:t xml:space="preserve">Una vez los datos sean correctos se guarda la información en el </w:t>
+      </w:r>
+      <w:proofErr w:type="spellStart"/>
+      <w:r>
+        <w:rPr>
+          <w:sz w:val="24"/>
+        </w:rPr>
+        <w:t>array</w:t>
+      </w:r>
+      <w:proofErr w:type="spellEnd"/>
+      <w:r>
+        <w:rPr>
+          <w:sz w:val="24"/>
+        </w:rPr>
+        <w:t xml:space="preserve"> [‘ligas’]. Además de registrar la liga también se crean dos </w:t>
+      </w:r>
+      <w:proofErr w:type="spellStart"/>
+      <w:r>
+        <w:rPr>
+          <w:sz w:val="24"/>
+        </w:rPr>
+        <w:t>arrays</w:t>
+      </w:r>
+      <w:proofErr w:type="spellEnd"/>
+      <w:r>
+        <w:rPr>
+          <w:sz w:val="24"/>
+        </w:rPr>
+        <w:t xml:space="preserve"> [‘</w:t>
+      </w:r>
+      <w:proofErr w:type="spellStart"/>
+      <w:r>
+        <w:rPr>
+          <w:sz w:val="24"/>
+        </w:rPr>
+        <w:t>equiposPorLiga</w:t>
+      </w:r>
+      <w:proofErr w:type="spellEnd"/>
+      <w:r>
+        <w:rPr>
+          <w:sz w:val="24"/>
+        </w:rPr>
+        <w:t>’</w:t>
+      </w:r>
+      <w:proofErr w:type="gramStart"/>
+      <w:r>
+        <w:rPr>
+          <w:sz w:val="24"/>
+        </w:rPr>
+        <w:t>][</w:t>
+      </w:r>
+      <w:proofErr w:type="gramEnd"/>
+      <w:r>
+        <w:rPr>
+          <w:sz w:val="24"/>
+        </w:rPr>
+        <w:t xml:space="preserve">$nombre ] y </w:t>
+      </w:r>
+      <w:r>
+        <w:rPr>
+          <w:sz w:val="24"/>
+        </w:rPr>
+        <w:t>['</w:t>
+      </w:r>
+      <w:proofErr w:type="spellStart"/>
+      <w:r>
+        <w:rPr>
+          <w:sz w:val="24"/>
+        </w:rPr>
+        <w:t>partidosPorLiga</w:t>
+      </w:r>
+      <w:proofErr w:type="spellEnd"/>
+      <w:r>
+        <w:rPr>
+          <w:sz w:val="24"/>
+        </w:rPr>
+        <w:t>'][$nombre]</w:t>
+      </w:r>
+      <w:r>
+        <w:rPr>
+          <w:sz w:val="24"/>
+        </w:rPr>
+        <w:t xml:space="preserve">, estos </w:t>
+      </w:r>
+      <w:proofErr w:type="spellStart"/>
+      <w:r>
+        <w:rPr>
+          <w:sz w:val="24"/>
+        </w:rPr>
+        <w:t>arrays</w:t>
+      </w:r>
+      <w:proofErr w:type="spellEnd"/>
+      <w:r>
+        <w:rPr>
+          <w:sz w:val="24"/>
+        </w:rPr>
+        <w:t xml:space="preserve"> comienzan vacíos y se van rellenando más adelante.</w:t>
+      </w:r>
+    </w:p>
+    <w:p>
+      <w:pPr>
+        <w:rPr>
+          <w:sz w:val="24"/>
+        </w:rPr>
+      </w:pPr>
+      <w:r>
+        <w:rPr>
+          <w:sz w:val="24"/>
+        </w:rPr>
+        <w:t xml:space="preserve">Tras esta acción se muestra un mensaje indicando que se ha realizado la acción correctamente. Al final se carga el </w:t>
+      </w:r>
+      <w:proofErr w:type="spellStart"/>
+      <w:r>
+        <w:rPr>
+          <w:sz w:val="24"/>
+        </w:rPr>
+        <w:t>footer</w:t>
+      </w:r>
+      <w:proofErr w:type="spellEnd"/>
+      <w:r>
+        <w:rPr>
+          <w:sz w:val="24"/>
+        </w:rPr>
+        <w:t>.</w:t>
+      </w:r>
+    </w:p>
+    <w:p>
+      <w:pPr>
+        <w:outlineLvl w:val="0"/>
+        <w:rPr>
+          <w:b/>
+          <w:sz w:val="24"/>
+        </w:rPr>
+      </w:pPr>
+      <w:bookmarkStart w:id="12" w:name="_Toc214229413"/>
+      <w:proofErr w:type="spellStart"/>
+      <w:r>
+        <w:rPr>
+          <w:b/>
+          <w:sz w:val="24"/>
+        </w:rPr>
+        <w:t>teams.php</w:t>
+      </w:r>
+      <w:bookmarkEnd w:id="12"/>
+      <w:proofErr w:type="spellEnd"/>
+    </w:p>
+    <w:p>
+      <w:pPr>
+        <w:rPr>
+          <w:sz w:val="24"/>
+        </w:rPr>
+      </w:pPr>
+      <w:r>
+        <w:rPr>
+          <w:sz w:val="24"/>
+        </w:rPr>
+        <w:t xml:space="preserve">Se muestran los equipos de las diferentes ligas de fútbol. En la parte superior, si no está activa la sesión, cómo en todas las páginas que emplea del uso de una sesión activa, se inicia. Luego se incluyen el </w:t>
+      </w:r>
+      <w:proofErr w:type="spellStart"/>
+      <w:r>
+        <w:rPr>
+          <w:sz w:val="24"/>
+        </w:rPr>
+        <w:t>header</w:t>
+      </w:r>
+      <w:proofErr w:type="spellEnd"/>
+      <w:r>
+        <w:rPr>
+          <w:sz w:val="24"/>
+        </w:rPr>
+        <w:t xml:space="preserve"> y </w:t>
+      </w:r>
+      <w:proofErr w:type="spellStart"/>
+      <w:r>
+        <w:rPr>
+          <w:sz w:val="24"/>
+        </w:rPr>
+        <w:t>auth_chekc</w:t>
+      </w:r>
+      <w:proofErr w:type="spellEnd"/>
+      <w:r>
+        <w:rPr>
+          <w:sz w:val="24"/>
+        </w:rPr>
+        <w:t>.</w:t>
+      </w:r>
+    </w:p>
+    <w:p>
+      <w:pPr>
+        <w:rPr>
+          <w:sz w:val="24"/>
+        </w:rPr>
+      </w:pPr>
+      <w:r>
+        <w:rPr>
+          <w:sz w:val="24"/>
+        </w:rPr>
+        <w:t xml:space="preserve">La página mezcla los equipos creados por mí, desde el código, como equipos de ejemplo, y los equipos creados por el usuario. Esto funciona gracias a guardarlos en el </w:t>
+      </w:r>
+      <w:proofErr w:type="spellStart"/>
+      <w:r>
+        <w:rPr>
+          <w:sz w:val="24"/>
+        </w:rPr>
+        <w:t>array</w:t>
+      </w:r>
+      <w:proofErr w:type="spellEnd"/>
+      <w:r>
+        <w:rPr>
+          <w:sz w:val="24"/>
+        </w:rPr>
+        <w:t xml:space="preserve"> [</w:t>
+      </w:r>
+      <w:proofErr w:type="spellStart"/>
+      <w:r>
+        <w:rPr>
+          <w:sz w:val="24"/>
+        </w:rPr>
+        <w:t>equiposPorLiga</w:t>
+      </w:r>
+      <w:proofErr w:type="spellEnd"/>
+      <w:r>
+        <w:rPr>
+          <w:sz w:val="24"/>
+        </w:rPr>
+        <w:t>]. Y con el uso de $_SESSION podemos leerlo mientras la sesión esté activa.</w:t>
+      </w:r>
+    </w:p>
+    <w:p>
+      <w:pPr>
+        <w:rPr>
+          <w:sz w:val="24"/>
+        </w:rPr>
+      </w:pPr>
+      <w:r>
+        <w:rPr>
+          <w:sz w:val="24"/>
+        </w:rPr>
+        <w:t>Para seleccionar las diferentes ligas se utiliza el POST y el GET, nombrando los equipos de dicha liga en una tabla enumerada.</w:t>
+      </w:r>
+    </w:p>
+    <w:p>
+      <w:pPr>
+        <w:rPr>
+          <w:sz w:val="24"/>
+        </w:rPr>
+      </w:pPr>
+      <w:r>
+        <w:rPr>
+          <w:sz w:val="24"/>
+        </w:rPr>
+        <w:t>La página incluye enlaces a otras páginas, como a la página de ligas y partidos.</w:t>
+      </w:r>
+    </w:p>
+    <w:p>
+      <w:pPr>
+        <w:outlineLvl w:val="0"/>
+        <w:rPr>
+          <w:b/>
+          <w:sz w:val="24"/>
+        </w:rPr>
+      </w:pPr>
+      <w:bookmarkStart w:id="13" w:name="_Toc214229414"/>
+      <w:proofErr w:type="spellStart"/>
+      <w:r>
+        <w:rPr>
+          <w:b/>
+          <w:sz w:val="24"/>
+        </w:rPr>
+        <w:t>matches.php</w:t>
+      </w:r>
+      <w:bookmarkEnd w:id="13"/>
+      <w:proofErr w:type="spellEnd"/>
+    </w:p>
+    <w:p>
+      <w:pPr>
+        <w:rPr>
+          <w:sz w:val="24"/>
+        </w:rPr>
+      </w:pPr>
+      <w:r>
+        <w:rPr>
+          <w:sz w:val="24"/>
+        </w:rPr>
+        <w:t xml:space="preserve">En la página se muestran todos los partidos de la liga seleccionada, junto a un área de comentarios para los usuarios registrados (gracias a </w:t>
+      </w:r>
+      <w:proofErr w:type="spellStart"/>
+      <w:r>
+        <w:rPr>
+          <w:sz w:val="24"/>
+        </w:rPr>
+        <w:t>auth_check</w:t>
+      </w:r>
+      <w:proofErr w:type="spellEnd"/>
+      <w:r>
+        <w:rPr>
+          <w:sz w:val="24"/>
+        </w:rPr>
+        <w:t>).</w:t>
+      </w:r>
+    </w:p>
+    <w:p>
+      <w:pPr>
+        <w:rPr>
+          <w:sz w:val="24"/>
+        </w:rPr>
+      </w:pPr>
+      <w:r>
+        <w:rPr>
+          <w:sz w:val="24"/>
+        </w:rPr>
+        <w:t xml:space="preserve">Si todavía no existe el </w:t>
+      </w:r>
+      <w:proofErr w:type="spellStart"/>
+      <w:r>
+        <w:rPr>
+          <w:sz w:val="24"/>
+        </w:rPr>
+        <w:t>array</w:t>
+      </w:r>
+      <w:proofErr w:type="spellEnd"/>
+      <w:r>
+        <w:rPr>
+          <w:sz w:val="24"/>
+        </w:rPr>
+        <w:t xml:space="preserve"> [comentarios] se inicializa como un </w:t>
+      </w:r>
+      <w:proofErr w:type="spellStart"/>
+      <w:r>
+        <w:rPr>
+          <w:sz w:val="24"/>
+        </w:rPr>
+        <w:t>array</w:t>
+      </w:r>
+      <w:proofErr w:type="spellEnd"/>
+      <w:r>
+        <w:rPr>
+          <w:sz w:val="24"/>
+        </w:rPr>
+        <w:t xml:space="preserve"> vacío. Como todos los </w:t>
+      </w:r>
+      <w:proofErr w:type="spellStart"/>
+      <w:r>
+        <w:rPr>
+          <w:sz w:val="24"/>
+        </w:rPr>
+        <w:t>arrays</w:t>
+      </w:r>
+      <w:proofErr w:type="spellEnd"/>
+      <w:r>
+        <w:rPr>
+          <w:sz w:val="24"/>
+        </w:rPr>
+        <w:t xml:space="preserve"> de la página, se mantienen “vivos” mientras el usuario esté con la sesión iniciada.</w:t>
+      </w:r>
+    </w:p>
+    <w:p>
+      <w:pPr>
+        <w:rPr>
+          <w:sz w:val="24"/>
+        </w:rPr>
+      </w:pPr>
+      <w:r>
+        <w:rPr>
+          <w:sz w:val="24"/>
+        </w:rPr>
+        <w:lastRenderedPageBreak/>
+        <w:t xml:space="preserve">Cuando el usuario escribe un comentario, se guarda el nombre del usuario con el </w:t>
+      </w:r>
+      <w:proofErr w:type="spellStart"/>
+      <w:r>
+        <w:rPr>
+          <w:sz w:val="24"/>
+        </w:rPr>
+        <w:t>array</w:t>
+      </w:r>
+      <w:proofErr w:type="spellEnd"/>
+      <w:r>
+        <w:rPr>
+          <w:sz w:val="24"/>
+        </w:rPr>
+        <w:t xml:space="preserve"> [‘</w:t>
+      </w:r>
+      <w:proofErr w:type="spellStart"/>
+      <w:r>
+        <w:rPr>
+          <w:sz w:val="24"/>
+        </w:rPr>
+        <w:t>usuario_logueado</w:t>
+      </w:r>
+      <w:proofErr w:type="spellEnd"/>
+      <w:r>
+        <w:rPr>
+          <w:sz w:val="24"/>
+        </w:rPr>
+        <w:t xml:space="preserve">’], el id del partido, el texto y la fecha. Se guardan dentro del </w:t>
+      </w:r>
+      <w:proofErr w:type="spellStart"/>
+      <w:r>
+        <w:rPr>
+          <w:sz w:val="24"/>
+        </w:rPr>
+        <w:t>array</w:t>
+      </w:r>
+      <w:proofErr w:type="spellEnd"/>
+      <w:r>
+        <w:rPr>
+          <w:sz w:val="24"/>
+        </w:rPr>
+        <w:t xml:space="preserve"> [‘comentario’], con el valor, es decir, [‘comentario’][$</w:t>
+      </w:r>
+      <w:proofErr w:type="spellStart"/>
+      <w:r>
+        <w:rPr>
+          <w:sz w:val="24"/>
+        </w:rPr>
+        <w:t>idPartido</w:t>
+      </w:r>
+      <w:proofErr w:type="spellEnd"/>
+      <w:r>
+        <w:rPr>
+          <w:sz w:val="24"/>
+        </w:rPr>
+        <w:t>’].</w:t>
+      </w:r>
+    </w:p>
+    <w:p>
+      <w:pPr>
+        <w:rPr>
+          <w:sz w:val="24"/>
+        </w:rPr>
+      </w:pPr>
+      <w:r>
+        <w:rPr>
+          <w:sz w:val="24"/>
+        </w:rPr>
+        <w:t xml:space="preserve">La página sigue usando </w:t>
+      </w:r>
+      <w:proofErr w:type="spellStart"/>
+      <w:r>
+        <w:rPr>
+          <w:sz w:val="24"/>
+        </w:rPr>
+        <w:t>arrays</w:t>
+      </w:r>
+      <w:proofErr w:type="spellEnd"/>
+      <w:r>
+        <w:rPr>
+          <w:sz w:val="24"/>
+        </w:rPr>
+        <w:t xml:space="preserve"> fijos, como he hecho en otras páginas para dar </w:t>
+      </w:r>
+      <w:proofErr w:type="gramStart"/>
+      <w:r>
+        <w:rPr>
+          <w:sz w:val="24"/>
+        </w:rPr>
+        <w:t>valores</w:t>
+      </w:r>
+      <w:proofErr w:type="gramEnd"/>
+      <w:r>
+        <w:rPr>
+          <w:sz w:val="24"/>
+        </w:rPr>
+        <w:t xml:space="preserve"> por ejemplo. Se utiliza el método </w:t>
+      </w:r>
+      <w:proofErr w:type="spellStart"/>
+      <w:r>
+        <w:rPr>
+          <w:sz w:val="24"/>
+        </w:rPr>
+        <w:t>array_merge</w:t>
+      </w:r>
+      <w:proofErr w:type="spellEnd"/>
+      <w:r>
+        <w:rPr>
+          <w:sz w:val="24"/>
+        </w:rPr>
+        <w:t xml:space="preserve"> para combinar los partidos creados con los creados anteriormente.</w:t>
+      </w:r>
+    </w:p>
+    <w:p>
+      <w:pPr>
+        <w:rPr>
+          <w:sz w:val="24"/>
+        </w:rPr>
+      </w:pPr>
+      <w:r>
+        <w:rPr>
+          <w:sz w:val="24"/>
+        </w:rPr>
+        <w:t xml:space="preserve">Al final de la página aparecen enlaces a las páginas </w:t>
+      </w:r>
+      <w:r>
+        <w:rPr>
+          <w:sz w:val="24"/>
+        </w:rPr>
+        <w:t>“</w:t>
+      </w:r>
+      <w:proofErr w:type="spellStart"/>
+      <w:r>
+        <w:rPr>
+          <w:sz w:val="24"/>
+        </w:rPr>
+        <w:t>leagues.php</w:t>
+      </w:r>
+      <w:proofErr w:type="spellEnd"/>
+      <w:r>
+        <w:rPr>
+          <w:sz w:val="24"/>
+        </w:rPr>
+        <w:t>” y “</w:t>
+      </w:r>
+      <w:proofErr w:type="spellStart"/>
+      <w:r>
+        <w:rPr>
+          <w:sz w:val="24"/>
+        </w:rPr>
+        <w:t>matches.php</w:t>
+      </w:r>
+      <w:proofErr w:type="spellEnd"/>
+      <w:r>
+        <w:rPr>
+          <w:sz w:val="24"/>
+        </w:rPr>
+        <w:t>”.</w:t>
+      </w:r>
+    </w:p>
+    <w:p>
+      <w:pPr>
+        <w:outlineLvl w:val="0"/>
+        <w:rPr>
+          <w:b/>
+          <w:sz w:val="24"/>
+        </w:rPr>
+      </w:pPr>
+      <w:bookmarkStart w:id="14" w:name="_Toc214229415"/>
+      <w:proofErr w:type="spellStart"/>
+      <w:r>
+        <w:rPr>
+          <w:b/>
+          <w:sz w:val="24"/>
+        </w:rPr>
+        <w:t>functions.php</w:t>
+      </w:r>
+      <w:bookmarkEnd w:id="14"/>
+      <w:proofErr w:type="spellEnd"/>
+    </w:p>
+    <w:p>
+      <w:pPr>
+        <w:rPr>
+          <w:sz w:val="24"/>
+        </w:rPr>
+      </w:pPr>
+      <w:r>
+        <w:rPr>
+          <w:sz w:val="24"/>
+        </w:rPr>
+        <w:t>Limpia cualquier dato recibido desde un formulario antes de utilizarlo en el sistema. Evita comportamientos inesperados y protege la aplicación de código no deseado.</w:t>
+      </w:r>
+    </w:p>
+    <w:p>
+      <w:pPr>
+        <w:rPr>
+          <w:sz w:val="24"/>
+        </w:rPr>
+      </w:pPr>
+      <w:r>
+        <w:rPr>
+          <w:sz w:val="24"/>
+        </w:rPr>
+        <w:t xml:space="preserve">Aplica </w:t>
+      </w:r>
+      <w:proofErr w:type="spellStart"/>
+      <w:proofErr w:type="gramStart"/>
+      <w:r>
+        <w:rPr>
+          <w:sz w:val="24"/>
+        </w:rPr>
+        <w:t>trim</w:t>
+      </w:r>
+      <w:proofErr w:type="spellEnd"/>
+      <w:r>
+        <w:rPr>
+          <w:sz w:val="24"/>
+        </w:rPr>
+        <w:t>(</w:t>
+      </w:r>
+      <w:proofErr w:type="gramEnd"/>
+      <w:r>
+        <w:rPr>
+          <w:sz w:val="24"/>
+        </w:rPr>
+        <w:t xml:space="preserve">) para eliminar espacios innecesarios al inicio y al final del texto. Pasa el resultado por </w:t>
+      </w:r>
+      <w:proofErr w:type="spellStart"/>
+      <w:proofErr w:type="gramStart"/>
+      <w:r>
+        <w:rPr>
+          <w:sz w:val="24"/>
+        </w:rPr>
+        <w:t>stripslashes</w:t>
+      </w:r>
+      <w:proofErr w:type="spellEnd"/>
+      <w:r>
+        <w:rPr>
+          <w:sz w:val="24"/>
+        </w:rPr>
+        <w:t>(</w:t>
+      </w:r>
+      <w:proofErr w:type="gramEnd"/>
+      <w:r>
+        <w:rPr>
+          <w:sz w:val="24"/>
+        </w:rPr>
+        <w:t>), que es el que elimina las barras invertidas que se añaden solas en algunos entornos.</w:t>
+      </w:r>
+    </w:p>
+    <w:p>
+      <w:pPr>
+        <w:rPr>
+          <w:sz w:val="24"/>
+        </w:rPr>
+      </w:pPr>
+      <w:r>
+        <w:rPr>
+          <w:sz w:val="24"/>
+        </w:rPr>
+        <w:t xml:space="preserve">Se utiliza </w:t>
+      </w:r>
+      <w:proofErr w:type="spellStart"/>
+      <w:proofErr w:type="gramStart"/>
+      <w:r>
+        <w:rPr>
+          <w:sz w:val="24"/>
+        </w:rPr>
+        <w:t>htmlspecialchars</w:t>
+      </w:r>
+      <w:proofErr w:type="spellEnd"/>
+      <w:r>
+        <w:rPr>
+          <w:sz w:val="24"/>
+        </w:rPr>
+        <w:t>(</w:t>
+      </w:r>
+      <w:proofErr w:type="gramEnd"/>
+      <w:r>
+        <w:rPr>
+          <w:sz w:val="24"/>
+        </w:rPr>
+        <w:t>) para convertir los caracteres especiales como “&gt;” en entidades de HTML seguras.</w:t>
+      </w:r>
+    </w:p>
+    <w:p>
+      <w:pPr>
+        <w:outlineLvl w:val="0"/>
+        <w:rPr>
+          <w:b/>
+          <w:sz w:val="24"/>
+        </w:rPr>
+      </w:pPr>
+      <w:bookmarkStart w:id="15" w:name="_Toc214229416"/>
+      <w:proofErr w:type="spellStart"/>
+      <w:r>
+        <w:rPr>
+          <w:b/>
+          <w:sz w:val="24"/>
+        </w:rPr>
+        <w:t>data.php</w:t>
+      </w:r>
+      <w:bookmarkEnd w:id="15"/>
+      <w:proofErr w:type="spellEnd"/>
+    </w:p>
+    <w:p>
+      <w:pPr>
+        <w:rPr>
+          <w:sz w:val="24"/>
+        </w:rPr>
+      </w:pPr>
+      <w:r>
+        <w:rPr>
+          <w:sz w:val="24"/>
+        </w:rPr>
+        <w:t xml:space="preserve">Se asegura que la sesión esté activa gracias al </w:t>
+      </w:r>
+      <w:proofErr w:type="spellStart"/>
+      <w:r>
+        <w:rPr>
+          <w:sz w:val="24"/>
+        </w:rPr>
+        <w:t>sesión_</w:t>
+      </w:r>
+      <w:proofErr w:type="gramStart"/>
+      <w:r>
+        <w:rPr>
+          <w:sz w:val="24"/>
+        </w:rPr>
+        <w:t>status</w:t>
+      </w:r>
+      <w:proofErr w:type="spellEnd"/>
+      <w:r>
+        <w:rPr>
+          <w:sz w:val="24"/>
+        </w:rPr>
+        <w:t>(</w:t>
+      </w:r>
+      <w:proofErr w:type="gramEnd"/>
+      <w:r>
+        <w:rPr>
+          <w:sz w:val="24"/>
+        </w:rPr>
+        <w:t xml:space="preserve">) y comprueba si todavía no se ha iniciado, en ese caso se ejecutará un </w:t>
+      </w:r>
+      <w:proofErr w:type="spellStart"/>
+      <w:r>
+        <w:rPr>
+          <w:sz w:val="24"/>
+        </w:rPr>
+        <w:t>sesión_start</w:t>
+      </w:r>
+      <w:proofErr w:type="spellEnd"/>
+      <w:r>
+        <w:rPr>
+          <w:sz w:val="24"/>
+        </w:rPr>
+        <w:t>(), permitiendo trabajar con las variables almacenadas en la sesión activa.</w:t>
+      </w:r>
+    </w:p>
+    <w:p>
+      <w:pPr>
+        <w:rPr>
+          <w:sz w:val="24"/>
+        </w:rPr>
+      </w:pPr>
+      <w:r>
+        <w:rPr>
+          <w:sz w:val="24"/>
+        </w:rPr>
+        <w:t>El bloque revisa si existen las estructuras necesarias para gestionar las ligas, equipos y partidos del sistema.</w:t>
+      </w:r>
+    </w:p>
+    <w:p>
+      <w:pPr>
+        <w:rPr>
+          <w:sz w:val="24"/>
+        </w:rPr>
+      </w:pPr>
+      <w:r>
+        <w:rPr>
+          <w:sz w:val="24"/>
+        </w:rPr>
+        <w:t xml:space="preserve">Si no existe $_SESSION[‘ligas’] se crea un </w:t>
+      </w:r>
+      <w:proofErr w:type="spellStart"/>
+      <w:r>
+        <w:rPr>
+          <w:sz w:val="24"/>
+        </w:rPr>
+        <w:t>array</w:t>
+      </w:r>
+      <w:proofErr w:type="spellEnd"/>
+      <w:r>
+        <w:rPr>
+          <w:sz w:val="24"/>
+        </w:rPr>
+        <w:t xml:space="preserve"> vacío, al igual que con cualquiera de las otras variables. Esto garantiza que la aplicación siempre tenga listas preparadas para almacenar información.</w:t>
+      </w:r>
+    </w:p>
+    <w:p>
+      <w:pPr>
+        <w:outlineLvl w:val="0"/>
+        <w:rPr>
+          <w:b/>
+          <w:sz w:val="24"/>
+        </w:rPr>
+      </w:pPr>
+      <w:bookmarkStart w:id="16" w:name="_Toc214229417"/>
+      <w:r>
+        <w:rPr>
+          <w:b/>
+          <w:sz w:val="24"/>
+        </w:rPr>
+        <w:t>styles.css</w:t>
+      </w:r>
+      <w:bookmarkEnd w:id="16"/>
+    </w:p>
+    <w:p>
+      <w:pPr>
+        <w:rPr>
+          <w:sz w:val="24"/>
+        </w:rPr>
+      </w:pPr>
+      <w:r>
+        <w:rPr>
+          <w:sz w:val="24"/>
+        </w:rPr>
+        <w:t xml:space="preserve">En el archivo </w:t>
+      </w:r>
+      <w:proofErr w:type="spellStart"/>
+      <w:r>
+        <w:rPr>
+          <w:sz w:val="24"/>
+        </w:rPr>
+        <w:t>css</w:t>
+      </w:r>
+      <w:proofErr w:type="spellEnd"/>
+      <w:r>
+        <w:rPr>
+          <w:sz w:val="24"/>
+        </w:rPr>
+        <w:t xml:space="preserve"> lo que hacemos es personalizar las páginas. Configuramos la fuente, el fondo y los colores básicos del sistema.</w:t>
+      </w:r>
+    </w:p>
+    <w:p>
+      <w:pPr>
+        <w:rPr>
+          <w:sz w:val="24"/>
+        </w:rPr>
+      </w:pPr>
+      <w:r>
+        <w:rPr>
+          <w:sz w:val="24"/>
+        </w:rPr>
+        <w:t xml:space="preserve">Configuramos también el </w:t>
+      </w:r>
+      <w:proofErr w:type="spellStart"/>
+      <w:r>
+        <w:rPr>
+          <w:sz w:val="24"/>
+        </w:rPr>
+        <w:t>header</w:t>
+      </w:r>
+      <w:proofErr w:type="spellEnd"/>
+      <w:r>
+        <w:rPr>
+          <w:sz w:val="24"/>
+        </w:rPr>
+        <w:t xml:space="preserve"> y la barra de navegación, también personalizamos el formulario de registro para que le sea más sencillo y práctico al usuario. También se configura el </w:t>
+      </w:r>
+      <w:proofErr w:type="spellStart"/>
+      <w:r>
+        <w:rPr>
+          <w:sz w:val="24"/>
+        </w:rPr>
+        <w:t>footer</w:t>
+      </w:r>
+      <w:proofErr w:type="spellEnd"/>
+      <w:r>
+        <w:rPr>
+          <w:sz w:val="24"/>
+        </w:rPr>
+        <w:t>.</w:t>
+      </w:r>
+    </w:p>
+    <w:p>
+      <w:pPr>
+        <w:outlineLvl w:val="0"/>
+        <w:rPr>
+          <w:b/>
+          <w:sz w:val="24"/>
+        </w:rPr>
+      </w:pPr>
+      <w:bookmarkStart w:id="17" w:name="_Toc214229418"/>
+      <w:proofErr w:type="spellStart"/>
+      <w:r>
+        <w:rPr>
+          <w:b/>
+          <w:sz w:val="24"/>
+        </w:rPr>
+        <w:t>config.php</w:t>
+      </w:r>
+      <w:bookmarkEnd w:id="17"/>
+      <w:proofErr w:type="spellEnd"/>
+    </w:p>
+    <w:p>
+      <w:pPr>
+        <w:rPr>
+          <w:sz w:val="24"/>
+        </w:rPr>
+      </w:pPr>
+      <w:r>
+        <w:rPr>
+          <w:sz w:val="24"/>
+        </w:rPr>
+        <w:lastRenderedPageBreak/>
+        <w:t xml:space="preserve">Este </w:t>
+      </w:r>
+      <w:proofErr w:type="spellStart"/>
+      <w:r>
+        <w:rPr>
+          <w:sz w:val="24"/>
+        </w:rPr>
+        <w:t>ardhivo</w:t>
+      </w:r>
+      <w:proofErr w:type="spellEnd"/>
+      <w:r>
+        <w:rPr>
+          <w:sz w:val="24"/>
+        </w:rPr>
+        <w:t xml:space="preserve"> contiene la </w:t>
+      </w:r>
+      <w:proofErr w:type="spellStart"/>
+      <w:r>
+        <w:rPr>
+          <w:sz w:val="24"/>
+        </w:rPr>
+        <w:t>url</w:t>
+      </w:r>
+      <w:proofErr w:type="spellEnd"/>
+      <w:r>
+        <w:rPr>
+          <w:sz w:val="24"/>
+        </w:rPr>
+        <w:t xml:space="preserve"> del proyecto y guarda la ruta física del servidor donde se guardarán los </w:t>
+      </w:r>
+      <w:proofErr w:type="spellStart"/>
+      <w:r>
+        <w:rPr>
+          <w:sz w:val="24"/>
+        </w:rPr>
+        <w:t>ardhivos</w:t>
+      </w:r>
+      <w:proofErr w:type="spellEnd"/>
+      <w:r>
+        <w:rPr>
+          <w:sz w:val="24"/>
+        </w:rPr>
+        <w:t xml:space="preserve"> subidos, como </w:t>
+      </w:r>
+      <w:proofErr w:type="spellStart"/>
+      <w:r>
+        <w:rPr>
+          <w:sz w:val="24"/>
+        </w:rPr>
+        <w:t>imágnes</w:t>
+      </w:r>
+      <w:proofErr w:type="spellEnd"/>
+      <w:r>
+        <w:rPr>
+          <w:sz w:val="24"/>
+        </w:rPr>
+        <w:t>, documentos, etcétera.</w:t>
+      </w:r>
+    </w:p>
+    <w:p>
+      <w:pPr>
+        <w:rPr>
+          <w:sz w:val="24"/>
+        </w:rPr>
+      </w:pPr>
+      <w:r>
+        <w:rPr>
+          <w:sz w:val="24"/>
+        </w:rPr>
+        <w:t xml:space="preserve">Usa __DIR__ para tomar automáticamente la carpeta actual del archivo y subirlo a </w:t>
+      </w:r>
+      <w:proofErr w:type="gramStart"/>
+      <w:r>
+        <w:rPr>
+          <w:sz w:val="24"/>
+        </w:rPr>
+        <w:t>(..</w:t>
+      </w:r>
+      <w:proofErr w:type="gramEnd"/>
+      <w:r>
+        <w:rPr>
+          <w:sz w:val="24"/>
+        </w:rPr>
+        <w:t>/</w:t>
+      </w:r>
+      <w:proofErr w:type="spellStart"/>
+      <w:r>
+        <w:rPr>
+          <w:sz w:val="24"/>
+        </w:rPr>
+        <w:t>uploads</w:t>
+      </w:r>
+      <w:proofErr w:type="spellEnd"/>
+      <w:r>
+        <w:rPr>
+          <w:sz w:val="24"/>
+        </w:rPr>
+        <w:t>/).</w:t>
+      </w:r>
     </w:p>
     <w:sectPr>
-      <w:headerReference w:type="default" r:id="rId8"/>
+      <w:headerReference w:type="default" r:id="rId9"/>
       <w:pgSz w:w="11906" w:h="16838"/>
       <w:pgMar w:top="1417" w:right="1701" w:bottom="1417" w:left="1701" w:header="708" w:footer="708" w:gutter="0"/>
       <w:cols w:space="708"/>
@@ -548,7 +4102,7 @@
 </file>
 
 <file path=word/endnotes.xml><?xml version="1.0" encoding="utf-8"?>
-<w:endnotes xmlns:ve="http://schemas.openxmlformats.org/markup-compatibility/2006" xmlns:o="urn:schemas-microsoft-com:office:office" xmlns:r="http://schemas.openxmlformats.org/officeDocument/2006/relationships" xmlns:m="http://schemas.openxmlformats.org/officeDocument/2006/math" xmlns:v="urn:schemas-microsoft-com:vml" xmlns:wp="http://schemas.openxmlformats.org/drawingml/2006/wordprocessingDrawing" xmlns:w10="urn:schemas-microsoft-com:office:word" xmlns:w="http://schemas.openxmlformats.org/wordprocessingml/2006/main" xmlns:wne="http://schemas.microsoft.com/office/word/2006/wordml">
+<w:endnotes xmlns:wpc="http://schemas.microsoft.com/office/word/2010/wordprocessingCanvas" xmlns:cx="http://schemas.microsoft.com/office/drawing/2014/chartex" xmlns:mc="http://schemas.openxmlformats.org/markup-compatibility/2006" xmlns:o="urn:schemas-microsoft-com:office:office" xmlns:r="http://schemas.openxmlformats.org/officeDocument/2006/relationships" xmlns:m="http://schemas.openxmlformats.org/officeDocument/2006/math" xmlns:v="urn:schemas-microsoft-com:vml" xmlns:wp14="http://schemas.microsoft.com/office/word/2010/wordprocessingDrawing" xmlns:wp="http://schemas.openxmlformats.org/drawingml/2006/wordprocessingDrawing" xmlns:w10="urn:schemas-microsoft-com:office:word" xmlns:w="http://schemas.openxmlformats.org/wordprocessingml/2006/main" xmlns:w14="http://schemas.microsoft.com/office/word/2010/wordml" xmlns:w15="http://schemas.microsoft.com/office/word/2012/wordml" xmlns:w16se="http://schemas.microsoft.com/office/word/2015/wordml/symex" xmlns:wpg="http://schemas.microsoft.com/office/word/2010/wordprocessingGroup" xmlns:wpi="http://schemas.microsoft.com/office/word/2010/wordprocessingInk" xmlns:wne="http://schemas.microsoft.com/office/word/2006/wordml" xmlns:wps="http://schemas.microsoft.com/office/word/2010/wordprocessingShape" mc:Ignorable="w14 w15 w16se wp14">
   <w:endnote w:type="separator" w:id="-1">
     <w:p>
       <w:pPr>
@@ -573,7 +4127,7 @@
 </file>
 
 <file path=word/footnotes.xml><?xml version="1.0" encoding="utf-8"?>
-<w:footnotes xmlns:ve="http://schemas.openxmlformats.org/markup-compatibility/2006" xmlns:o="urn:schemas-microsoft-com:office:office" xmlns:r="http://schemas.openxmlformats.org/officeDocument/2006/relationships" xmlns:m="http://schemas.openxmlformats.org/officeDocument/2006/math" xmlns:v="urn:schemas-microsoft-com:vml" xmlns:wp="http://schemas.openxmlformats.org/drawingml/2006/wordprocessingDrawing" xmlns:w10="urn:schemas-microsoft-com:office:word" xmlns:w="http://schemas.openxmlformats.org/wordprocessingml/2006/main" xmlns:wne="http://schemas.microsoft.com/office/word/2006/wordml">
+<w:footnotes xmlns:wpc="http://schemas.microsoft.com/office/word/2010/wordprocessingCanvas" xmlns:cx="http://schemas.microsoft.com/office/drawing/2014/chartex" xmlns:mc="http://schemas.openxmlformats.org/markup-compatibility/2006" xmlns:o="urn:schemas-microsoft-com:office:office" xmlns:r="http://schemas.openxmlformats.org/officeDocument/2006/relationships" xmlns:m="http://schemas.openxmlformats.org/officeDocument/2006/math" xmlns:v="urn:schemas-microsoft-com:vml" xmlns:wp14="http://schemas.microsoft.com/office/word/2010/wordprocessingDrawing" xmlns:wp="http://schemas.openxmlformats.org/drawingml/2006/wordprocessingDrawing" xmlns:w10="urn:schemas-microsoft-com:office:word" xmlns:w="http://schemas.openxmlformats.org/wordprocessingml/2006/main" xmlns:w14="http://schemas.microsoft.com/office/word/2010/wordml" xmlns:w15="http://schemas.microsoft.com/office/word/2012/wordml" xmlns:w16se="http://schemas.microsoft.com/office/word/2015/wordml/symex" xmlns:wpg="http://schemas.microsoft.com/office/word/2010/wordprocessingGroup" xmlns:wpi="http://schemas.microsoft.com/office/word/2010/wordprocessingInk" xmlns:wne="http://schemas.microsoft.com/office/word/2006/wordml" xmlns:wps="http://schemas.microsoft.com/office/word/2010/wordprocessingShape" mc:Ignorable="w14 w15 w16se wp14">
   <w:footnote w:type="separator" w:id="-1">
     <w:p>
       <w:pPr>
@@ -598,27 +4152,14 @@
 </file>
 
 <file path=word/header1.xml><?xml version="1.0" encoding="utf-8"?>
-<w:hdr xmlns:ve="http://schemas.openxmlformats.org/markup-compatibility/2006" xmlns:o="urn:schemas-microsoft-com:office:office" xmlns:r="http://schemas.openxmlformats.org/officeDocument/2006/relationships" xmlns:m="http://schemas.openxmlformats.org/officeDocument/2006/math" xmlns:v="urn:schemas-microsoft-com:vml" xmlns:wp="http://schemas.openxmlformats.org/drawingml/2006/wordprocessingDrawing" xmlns:w10="urn:schemas-microsoft-com:office:word" xmlns:w="http://schemas.openxmlformats.org/wordprocessingml/2006/main" xmlns:wne="http://schemas.microsoft.com/office/word/2006/wordml">
+<w:hdr xmlns:wpc="http://schemas.microsoft.com/office/word/2010/wordprocessingCanvas" xmlns:cx="http://schemas.microsoft.com/office/drawing/2014/chartex" xmlns:mc="http://schemas.openxmlformats.org/markup-compatibility/2006" xmlns:o="urn:schemas-microsoft-com:office:office" xmlns:r="http://schemas.openxmlformats.org/officeDocument/2006/relationships" xmlns:m="http://schemas.openxmlformats.org/officeDocument/2006/math" xmlns:v="urn:schemas-microsoft-com:vml" xmlns:wp14="http://schemas.microsoft.com/office/word/2010/wordprocessingDrawing" xmlns:wp="http://schemas.openxmlformats.org/drawingml/2006/wordprocessingDrawing" xmlns:w10="urn:schemas-microsoft-com:office:word" xmlns:w="http://schemas.openxmlformats.org/wordprocessingml/2006/main" xmlns:w14="http://schemas.microsoft.com/office/word/2010/wordml" xmlns:w15="http://schemas.microsoft.com/office/word/2012/wordml" xmlns:w16se="http://schemas.microsoft.com/office/word/2015/wordml/symex" xmlns:wpg="http://schemas.microsoft.com/office/word/2010/wordprocessingGroup" xmlns:wpi="http://schemas.microsoft.com/office/word/2010/wordprocessingInk" xmlns:wne="http://schemas.microsoft.com/office/word/2006/wordml" xmlns:wps="http://schemas.microsoft.com/office/word/2010/wordprocessingShape" mc:Ignorable="w14 w15 w16se wp14">
   <w:p>
     <w:pPr>
       <w:pStyle w:val="Encabezado"/>
     </w:pPr>
     <w:r>
-      <w:t xml:space="preserve">Nombre: José Javier </w:t>
+      <w:t>Nombre: José Javier Pasamar Acón</w:t>
     </w:r>
-    <w:proofErr w:type="spellStart"/>
-    <w:r>
-      <w:t>Pasamar</w:t>
-    </w:r>
-    <w:proofErr w:type="spellEnd"/>
-    <w:r>
-      <w:t xml:space="preserve"> </w:t>
-    </w:r>
-    <w:proofErr w:type="spellStart"/>
-    <w:r>
-      <w:t>Acón</w:t>
-    </w:r>
-    <w:proofErr w:type="spellEnd"/>
     <w:r>
       <w:tab/>
       <w:t>Curso: 2DAWV</w:t>
@@ -643,8 +4184,128 @@
 </w:hdr>
 </file>
 
+<file path=word/numbering.xml><?xml version="1.0" encoding="utf-8"?>
+<w:numbering xmlns:wpc="http://schemas.microsoft.com/office/word/2010/wordprocessingCanvas" xmlns:cx="http://schemas.microsoft.com/office/drawing/2014/chartex" xmlns:mc="http://schemas.openxmlformats.org/markup-compatibility/2006" xmlns:o="urn:schemas-microsoft-com:office:office" xmlns:r="http://schemas.openxmlformats.org/officeDocument/2006/relationships" xmlns:m="http://schemas.openxmlformats.org/officeDocument/2006/math" xmlns:v="urn:schemas-microsoft-com:vml" xmlns:wp14="http://schemas.microsoft.com/office/word/2010/wordprocessingDrawing" xmlns:wp="http://schemas.openxmlformats.org/drawingml/2006/wordprocessingDrawing" xmlns:w10="urn:schemas-microsoft-com:office:word" xmlns:w="http://schemas.openxmlformats.org/wordprocessingml/2006/main" xmlns:w14="http://schemas.microsoft.com/office/word/2010/wordml" xmlns:w15="http://schemas.microsoft.com/office/word/2012/wordml" xmlns:w16se="http://schemas.microsoft.com/office/word/2015/wordml/symex" xmlns:wpg="http://schemas.microsoft.com/office/word/2010/wordprocessingGroup" xmlns:wpi="http://schemas.microsoft.com/office/word/2010/wordprocessingInk" xmlns:wne="http://schemas.microsoft.com/office/word/2006/wordml" xmlns:wps="http://schemas.microsoft.com/office/word/2010/wordprocessingShape" mc:Ignorable="w14 w15 w16se wp14">
+  <w:abstractNum w:abstractNumId="0" w15:restartNumberingAfterBreak="0">
+    <w:nsid w:val="38AC588A"/>
+    <w:multiLevelType w:val="hybridMultilevel"/>
+    <w:tmpl w:val="AA168C30"/>
+    <w:lvl w:ilvl="0" w:tplc="A1F22F08">
+      <w:numFmt w:val="bullet"/>
+      <w:lvlText w:val="-"/>
+      <w:lvlJc w:val="left"/>
+      <w:pPr>
+        <w:ind w:left="720" w:hanging="360"/>
+      </w:pPr>
+      <w:rPr>
+        <w:rFonts w:ascii="Calibri" w:eastAsiaTheme="minorHAnsi" w:hAnsi="Calibri" w:cs="Calibri" w:hint="default"/>
+      </w:rPr>
+    </w:lvl>
+    <w:lvl w:ilvl="1" w:tplc="0C0A0003" w:tentative="1">
+      <w:start w:val="1"/>
+      <w:numFmt w:val="bullet"/>
+      <w:lvlText w:val="o"/>
+      <w:lvlJc w:val="left"/>
+      <w:pPr>
+        <w:ind w:left="1440" w:hanging="360"/>
+      </w:pPr>
+      <w:rPr>
+        <w:rFonts w:ascii="Courier New" w:hAnsi="Courier New" w:cs="Courier New" w:hint="default"/>
+      </w:rPr>
+    </w:lvl>
+    <w:lvl w:ilvl="2" w:tplc="0C0A0005" w:tentative="1">
+      <w:start w:val="1"/>
+      <w:numFmt w:val="bullet"/>
+      <w:lvlText w:val=""/>
+      <w:lvlJc w:val="left"/>
+      <w:pPr>
+        <w:ind w:left="2160" w:hanging="360"/>
+      </w:pPr>
+      <w:rPr>
+        <w:rFonts w:ascii="Wingdings" w:hAnsi="Wingdings" w:hint="default"/>
+      </w:rPr>
+    </w:lvl>
+    <w:lvl w:ilvl="3" w:tplc="0C0A0001" w:tentative="1">
+      <w:start w:val="1"/>
+      <w:numFmt w:val="bullet"/>
+      <w:lvlText w:val=""/>
+      <w:lvlJc w:val="left"/>
+      <w:pPr>
+        <w:ind w:left="2880" w:hanging="360"/>
+      </w:pPr>
+      <w:rPr>
+        <w:rFonts w:ascii="Symbol" w:hAnsi="Symbol" w:hint="default"/>
+      </w:rPr>
+    </w:lvl>
+    <w:lvl w:ilvl="4" w:tplc="0C0A0003" w:tentative="1">
+      <w:start w:val="1"/>
+      <w:numFmt w:val="bullet"/>
+      <w:lvlText w:val="o"/>
+      <w:lvlJc w:val="left"/>
+      <w:pPr>
+        <w:ind w:left="3600" w:hanging="360"/>
+      </w:pPr>
+      <w:rPr>
+        <w:rFonts w:ascii="Courier New" w:hAnsi="Courier New" w:cs="Courier New" w:hint="default"/>
+      </w:rPr>
+    </w:lvl>
+    <w:lvl w:ilvl="5" w:tplc="0C0A0005" w:tentative="1">
+      <w:start w:val="1"/>
+      <w:numFmt w:val="bullet"/>
+      <w:lvlText w:val=""/>
+      <w:lvlJc w:val="left"/>
+      <w:pPr>
+        <w:ind w:left="4320" w:hanging="360"/>
+      </w:pPr>
+      <w:rPr>
+        <w:rFonts w:ascii="Wingdings" w:hAnsi="Wingdings" w:hint="default"/>
+      </w:rPr>
+    </w:lvl>
+    <w:lvl w:ilvl="6" w:tplc="0C0A0001" w:tentative="1">
+      <w:start w:val="1"/>
+      <w:numFmt w:val="bullet"/>
+      <w:lvlText w:val=""/>
+      <w:lvlJc w:val="left"/>
+      <w:pPr>
+        <w:ind w:left="5040" w:hanging="360"/>
+      </w:pPr>
+      <w:rPr>
+        <w:rFonts w:ascii="Symbol" w:hAnsi="Symbol" w:hint="default"/>
+      </w:rPr>
+    </w:lvl>
+    <w:lvl w:ilvl="7" w:tplc="0C0A0003" w:tentative="1">
+      <w:start w:val="1"/>
+      <w:numFmt w:val="bullet"/>
+      <w:lvlText w:val="o"/>
+      <w:lvlJc w:val="left"/>
+      <w:pPr>
+        <w:ind w:left="5760" w:hanging="360"/>
+      </w:pPr>
+      <w:rPr>
+        <w:rFonts w:ascii="Courier New" w:hAnsi="Courier New" w:cs="Courier New" w:hint="default"/>
+      </w:rPr>
+    </w:lvl>
+    <w:lvl w:ilvl="8" w:tplc="0C0A0005" w:tentative="1">
+      <w:start w:val="1"/>
+      <w:numFmt w:val="bullet"/>
+      <w:lvlText w:val=""/>
+      <w:lvlJc w:val="left"/>
+      <w:pPr>
+        <w:ind w:left="6480" w:hanging="360"/>
+      </w:pPr>
+      <w:rPr>
+        <w:rFonts w:ascii="Wingdings" w:hAnsi="Wingdings" w:hint="default"/>
+      </w:rPr>
+    </w:lvl>
+  </w:abstractNum>
+  <w:num w:numId="1">
+    <w:abstractNumId w:val="0"/>
+  </w:num>
+</w:numbering>
+</file>
+
 <file path=word/styles.xml><?xml version="1.0" encoding="utf-8"?>
-<w:styles xmlns:r="http://schemas.openxmlformats.org/officeDocument/2006/relationships" xmlns:w="http://schemas.openxmlformats.org/wordprocessingml/2006/main">
+<w:styles xmlns:mc="http://schemas.openxmlformats.org/markup-compatibility/2006" xmlns:r="http://schemas.openxmlformats.org/officeDocument/2006/relationships" xmlns:w="http://schemas.openxmlformats.org/wordprocessingml/2006/main" xmlns:w14="http://schemas.microsoft.com/office/word/2010/wordml" xmlns:w15="http://schemas.microsoft.com/office/word/2012/wordml" xmlns:w16se="http://schemas.microsoft.com/office/word/2015/wordml/symex" mc:Ignorable="w14 w15 w16se">
   <w:docDefaults>
     <w:rPrDefault>
       <w:rPr>
@@ -660,144 +4321,378 @@
       </w:pPr>
     </w:pPrDefault>
   </w:docDefaults>
-  <w:latentStyles w:defLockedState="0" w:defUIPriority="99" w:defSemiHidden="1" w:defUnhideWhenUsed="1" w:defQFormat="0" w:count="267">
-    <w:lsdException w:name="Normal" w:semiHidden="0" w:uiPriority="0" w:unhideWhenUsed="0" w:qFormat="1"/>
-    <w:lsdException w:name="heading 1" w:semiHidden="0" w:uiPriority="9" w:unhideWhenUsed="0" w:qFormat="1"/>
-    <w:lsdException w:name="heading 2" w:uiPriority="9" w:qFormat="1"/>
-    <w:lsdException w:name="heading 3" w:uiPriority="9" w:qFormat="1"/>
-    <w:lsdException w:name="heading 4" w:uiPriority="9" w:qFormat="1"/>
-    <w:lsdException w:name="heading 5" w:uiPriority="9" w:qFormat="1"/>
-    <w:lsdException w:name="heading 6" w:uiPriority="9" w:qFormat="1"/>
-    <w:lsdException w:name="heading 7" w:uiPriority="9" w:qFormat="1"/>
-    <w:lsdException w:name="heading 8" w:uiPriority="9" w:qFormat="1"/>
-    <w:lsdException w:name="heading 9" w:uiPriority="9" w:qFormat="1"/>
-    <w:lsdException w:name="toc 1" w:uiPriority="39"/>
-    <w:lsdException w:name="toc 2" w:uiPriority="39"/>
-    <w:lsdException w:name="toc 3" w:uiPriority="39"/>
-    <w:lsdException w:name="toc 4" w:uiPriority="39"/>
-    <w:lsdException w:name="toc 5" w:uiPriority="39"/>
-    <w:lsdException w:name="toc 6" w:uiPriority="39"/>
-    <w:lsdException w:name="toc 7" w:uiPriority="39"/>
-    <w:lsdException w:name="toc 8" w:uiPriority="39"/>
-    <w:lsdException w:name="toc 9" w:uiPriority="39"/>
-    <w:lsdException w:name="caption" w:uiPriority="35" w:qFormat="1"/>
-    <w:lsdException w:name="Title" w:semiHidden="0" w:uiPriority="10" w:unhideWhenUsed="0" w:qFormat="1"/>
-    <w:lsdException w:name="Default Paragraph Font" w:uiPriority="1"/>
-    <w:lsdException w:name="Subtitle" w:semiHidden="0" w:uiPriority="11" w:unhideWhenUsed="0" w:qFormat="1"/>
-    <w:lsdException w:name="Strong" w:semiHidden="0" w:uiPriority="22" w:unhideWhenUsed="0" w:qFormat="1"/>
-    <w:lsdException w:name="Emphasis" w:semiHidden="0" w:uiPriority="20" w:unhideWhenUsed="0" w:qFormat="1"/>
-    <w:lsdException w:name="Table Grid" w:semiHidden="0" w:uiPriority="59" w:unhideWhenUsed="0"/>
-    <w:lsdException w:name="Placeholder Text" w:unhideWhenUsed="0"/>
-    <w:lsdException w:name="No Spacing" w:semiHidden="0" w:uiPriority="1" w:unhideWhenUsed="0" w:qFormat="1"/>
-    <w:lsdException w:name="Light Shading" w:semiHidden="0" w:uiPriority="60" w:unhideWhenUsed="0"/>
-    <w:lsdException w:name="Light List" w:semiHidden="0" w:uiPriority="61" w:unhideWhenUsed="0"/>
-    <w:lsdException w:name="Light Grid" w:semiHidden="0" w:uiPriority="62" w:unhideWhenUsed="0"/>
-    <w:lsdException w:name="Medium Shading 1" w:semiHidden="0" w:uiPriority="63" w:unhideWhenUsed="0"/>
-    <w:lsdException w:name="Medium Shading 2" w:semiHidden="0" w:uiPriority="64" w:unhideWhenUsed="0"/>
-    <w:lsdException w:name="Medium List 1" w:semiHidden="0" w:uiPriority="65" w:unhideWhenUsed="0"/>
-    <w:lsdException w:name="Medium List 2" w:semiHidden="0" w:uiPriority="66" w:unhideWhenUsed="0"/>
-    <w:lsdException w:name="Medium Grid 1" w:semiHidden="0" w:uiPriority="67" w:unhideWhenUsed="0"/>
-    <w:lsdException w:name="Medium Grid 2" w:semiHidden="0" w:uiPriority="68" w:unhideWhenUsed="0"/>
-    <w:lsdException w:name="Medium Grid 3" w:semiHidden="0" w:uiPriority="69" w:unhideWhenUsed="0"/>
-    <w:lsdException w:name="Dark List" w:semiHidden="0" w:uiPriority="70" w:unhideWhenUsed="0"/>
-    <w:lsdException w:name="Colorful Shading" w:semiHidden="0" w:uiPriority="71" w:unhideWhenUsed="0"/>
-    <w:lsdException w:name="Colorful List" w:semiHidden="0" w:uiPriority="72" w:unhideWhenUsed="0"/>
-    <w:lsdException w:name="Colorful Grid" w:semiHidden="0" w:uiPriority="73" w:unhideWhenUsed="0"/>
-    <w:lsdException w:name="Light Shading Accent 1" w:semiHidden="0" w:uiPriority="60" w:unhideWhenUsed="0"/>
-    <w:lsdException w:name="Light List Accent 1" w:semiHidden="0" w:uiPriority="61" w:unhideWhenUsed="0"/>
-    <w:lsdException w:name="Light Grid Accent 1" w:semiHidden="0" w:uiPriority="62" w:unhideWhenUsed="0"/>
-    <w:lsdException w:name="Medium Shading 1 Accent 1" w:semiHidden="0" w:uiPriority="63" w:unhideWhenUsed="0"/>
-    <w:lsdException w:name="Medium Shading 2 Accent 1" w:semiHidden="0" w:uiPriority="64" w:unhideWhenUsed="0"/>
-    <w:lsdException w:name="Medium List 1 Accent 1" w:semiHidden="0" w:uiPriority="65" w:unhideWhenUsed="0"/>
-    <w:lsdException w:name="Revision" w:unhideWhenUsed="0"/>
-    <w:lsdException w:name="List Paragraph" w:semiHidden="0" w:uiPriority="34" w:unhideWhenUsed="0" w:qFormat="1"/>
-    <w:lsdException w:name="Quote" w:semiHidden="0" w:uiPriority="29" w:unhideWhenUsed="0" w:qFormat="1"/>
-    <w:lsdException w:name="Intense Quote" w:semiHidden="0" w:uiPriority="30" w:unhideWhenUsed="0" w:qFormat="1"/>
-    <w:lsdException w:name="Medium List 2 Accent 1" w:semiHidden="0" w:uiPriority="66" w:unhideWhenUsed="0"/>
-    <w:lsdException w:name="Medium Grid 1 Accent 1" w:semiHidden="0" w:uiPriority="67" w:unhideWhenUsed="0"/>
-    <w:lsdException w:name="Medium Grid 2 Accent 1" w:semiHidden="0" w:uiPriority="68" w:unhideWhenUsed="0"/>
-    <w:lsdException w:name="Medium Grid 3 Accent 1" w:semiHidden="0" w:uiPriority="69" w:unhideWhenUsed="0"/>
-    <w:lsdException w:name="Dark List Accent 1" w:semiHidden="0" w:uiPriority="70" w:unhideWhenUsed="0"/>
-    <w:lsdException w:name="Colorful Shading Accent 1" w:semiHidden="0" w:uiPriority="71" w:unhideWhenUsed="0"/>
-    <w:lsdException w:name="Colorful List Accent 1" w:semiHidden="0" w:uiPriority="72" w:unhideWhenUsed="0"/>
-    <w:lsdException w:name="Colorful Grid Accent 1" w:semiHidden="0" w:uiPriority="73" w:unhideWhenUsed="0"/>
-    <w:lsdException w:name="Light Shading Accent 2" w:semiHidden="0" w:uiPriority="60" w:unhideWhenUsed="0"/>
-    <w:lsdException w:name="Light List Accent 2" w:semiHidden="0" w:uiPriority="61" w:unhideWhenUsed="0"/>
-    <w:lsdException w:name="Light Grid Accent 2" w:semiHidden="0" w:uiPriority="62" w:unhideWhenUsed="0"/>
-    <w:lsdException w:name="Medium Shading 1 Accent 2" w:semiHidden="0" w:uiPriority="63" w:unhideWhenUsed="0"/>
-    <w:lsdException w:name="Medium Shading 2 Accent 2" w:semiHidden="0" w:uiPriority="64" w:unhideWhenUsed="0"/>
-    <w:lsdException w:name="Medium List 1 Accent 2" w:semiHidden="0" w:uiPriority="65" w:unhideWhenUsed="0"/>
-    <w:lsdException w:name="Medium List 2 Accent 2" w:semiHidden="0" w:uiPriority="66" w:unhideWhenUsed="0"/>
-    <w:lsdException w:name="Medium Grid 1 Accent 2" w:semiHidden="0" w:uiPriority="67" w:unhideWhenUsed="0"/>
-    <w:lsdException w:name="Medium Grid 2 Accent 2" w:semiHidden="0" w:uiPriority="68" w:unhideWhenUsed="0"/>
-    <w:lsdException w:name="Medium Grid 3 Accent 2" w:semiHidden="0" w:uiPriority="69" w:unhideWhenUsed="0"/>
-    <w:lsdException w:name="Dark List Accent 2" w:semiHidden="0" w:uiPriority="70" w:unhideWhenUsed="0"/>
-    <w:lsdException w:name="Colorful Shading Accent 2" w:semiHidden="0" w:uiPriority="71" w:unhideWhenUsed="0"/>
-    <w:lsdException w:name="Colorful List Accent 2" w:semiHidden="0" w:uiPriority="72" w:unhideWhenUsed="0"/>
-    <w:lsdException w:name="Colorful Grid Accent 2" w:semiHidden="0" w:uiPriority="73" w:unhideWhenUsed="0"/>
-    <w:lsdException w:name="Light Shading Accent 3" w:semiHidden="0" w:uiPriority="60" w:unhideWhenUsed="0"/>
-    <w:lsdException w:name="Light List Accent 3" w:semiHidden="0" w:uiPriority="61" w:unhideWhenUsed="0"/>
-    <w:lsdException w:name="Light Grid Accent 3" w:semiHidden="0" w:uiPriority="62" w:unhideWhenUsed="0"/>
-    <w:lsdException w:name="Medium Shading 1 Accent 3" w:semiHidden="0" w:uiPriority="63" w:unhideWhenUsed="0"/>
-    <w:lsdException w:name="Medium Shading 2 Accent 3" w:semiHidden="0" w:uiPriority="64" w:unhideWhenUsed="0"/>
-    <w:lsdException w:name="Medium List 1 Accent 3" w:semiHidden="0" w:uiPriority="65" w:unhideWhenUsed="0"/>
-    <w:lsdException w:name="Medium List 2 Accent 3" w:semiHidden="0" w:uiPriority="66" w:unhideWhenUsed="0"/>
-    <w:lsdException w:name="Medium Grid 1 Accent 3" w:semiHidden="0" w:uiPriority="67" w:unhideWhenUsed="0"/>
-    <w:lsdException w:name="Medium Grid 2 Accent 3" w:semiHidden="0" w:uiPriority="68" w:unhideWhenUsed="0"/>
-    <w:lsdException w:name="Medium Grid 3 Accent 3" w:semiHidden="0" w:uiPriority="69" w:unhideWhenUsed="0"/>
-    <w:lsdException w:name="Dark List Accent 3" w:semiHidden="0" w:uiPriority="70" w:unhideWhenUsed="0"/>
-    <w:lsdException w:name="Colorful Shading Accent 3" w:semiHidden="0" w:uiPriority="71" w:unhideWhenUsed="0"/>
-    <w:lsdException w:name="Colorful List Accent 3" w:semiHidden="0" w:uiPriority="72" w:unhideWhenUsed="0"/>
-    <w:lsdException w:name="Colorful Grid Accent 3" w:semiHidden="0" w:uiPriority="73" w:unhideWhenUsed="0"/>
-    <w:lsdException w:name="Light Shading Accent 4" w:semiHidden="0" w:uiPriority="60" w:unhideWhenUsed="0"/>
-    <w:lsdException w:name="Light List Accent 4" w:semiHidden="0" w:uiPriority="61" w:unhideWhenUsed="0"/>
-    <w:lsdException w:name="Light Grid Accent 4" w:semiHidden="0" w:uiPriority="62" w:unhideWhenUsed="0"/>
-    <w:lsdException w:name="Medium Shading 1 Accent 4" w:semiHidden="0" w:uiPriority="63" w:unhideWhenUsed="0"/>
-    <w:lsdException w:name="Medium Shading 2 Accent 4" w:semiHidden="0" w:uiPriority="64" w:unhideWhenUsed="0"/>
-    <w:lsdException w:name="Medium List 1 Accent 4" w:semiHidden="0" w:uiPriority="65" w:unhideWhenUsed="0"/>
-    <w:lsdException w:name="Medium List 2 Accent 4" w:semiHidden="0" w:uiPriority="66" w:unhideWhenUsed="0"/>
-    <w:lsdException w:name="Medium Grid 1 Accent 4" w:semiHidden="0" w:uiPriority="67" w:unhideWhenUsed="0"/>
-    <w:lsdException w:name="Medium Grid 2 Accent 4" w:semiHidden="0" w:uiPriority="68" w:unhideWhenUsed="0"/>
-    <w:lsdException w:name="Medium Grid 3 Accent 4" w:semiHidden="0" w:uiPriority="69" w:unhideWhenUsed="0"/>
-    <w:lsdException w:name="Dark List Accent 4" w:semiHidden="0" w:uiPriority="70" w:unhideWhenUsed="0"/>
-    <w:lsdException w:name="Colorful Shading Accent 4" w:semiHidden="0" w:uiPriority="71" w:unhideWhenUsed="0"/>
-    <w:lsdException w:name="Colorful List Accent 4" w:semiHidden="0" w:uiPriority="72" w:unhideWhenUsed="0"/>
-    <w:lsdException w:name="Colorful Grid Accent 4" w:semiHidden="0" w:uiPriority="73" w:unhideWhenUsed="0"/>
-    <w:lsdException w:name="Light Shading Accent 5" w:semiHidden="0" w:uiPriority="60" w:unhideWhenUsed="0"/>
-    <w:lsdException w:name="Light List Accent 5" w:semiHidden="0" w:uiPriority="61" w:unhideWhenUsed="0"/>
-    <w:lsdException w:name="Light Grid Accent 5" w:semiHidden="0" w:uiPriority="62" w:unhideWhenUsed="0"/>
-    <w:lsdException w:name="Medium Shading 1 Accent 5" w:semiHidden="0" w:uiPriority="63" w:unhideWhenUsed="0"/>
-    <w:lsdException w:name="Medium Shading 2 Accent 5" w:semiHidden="0" w:uiPriority="64" w:unhideWhenUsed="0"/>
-    <w:lsdException w:name="Medium List 1 Accent 5" w:semiHidden="0" w:uiPriority="65" w:unhideWhenUsed="0"/>
-    <w:lsdException w:name="Medium List 2 Accent 5" w:semiHidden="0" w:uiPriority="66" w:unhideWhenUsed="0"/>
-    <w:lsdException w:name="Medium Grid 1 Accent 5" w:semiHidden="0" w:uiPriority="67" w:unhideWhenUsed="0"/>
-    <w:lsdException w:name="Medium Grid 2 Accent 5" w:semiHidden="0" w:uiPriority="68" w:unhideWhenUsed="0"/>
-    <w:lsdException w:name="Medium Grid 3 Accent 5" w:semiHidden="0" w:uiPriority="69" w:unhideWhenUsed="0"/>
-    <w:lsdException w:name="Dark List Accent 5" w:semiHidden="0" w:uiPriority="70" w:unhideWhenUsed="0"/>
-    <w:lsdException w:name="Colorful Shading Accent 5" w:semiHidden="0" w:uiPriority="71" w:unhideWhenUsed="0"/>
-    <w:lsdException w:name="Colorful List Accent 5" w:semiHidden="0" w:uiPriority="72" w:unhideWhenUsed="0"/>
-    <w:lsdException w:name="Colorful Grid Accent 5" w:semiHidden="0" w:uiPriority="73" w:unhideWhenUsed="0"/>
-    <w:lsdException w:name="Light Shading Accent 6" w:semiHidden="0" w:uiPriority="60" w:unhideWhenUsed="0"/>
-    <w:lsdException w:name="Light List Accent 6" w:semiHidden="0" w:uiPriority="61" w:unhideWhenUsed="0"/>
-    <w:lsdException w:name="Light Grid Accent 6" w:semiHidden="0" w:uiPriority="62" w:unhideWhenUsed="0"/>
-    <w:lsdException w:name="Medium Shading 1 Accent 6" w:semiHidden="0" w:uiPriority="63" w:unhideWhenUsed="0"/>
-    <w:lsdException w:name="Medium Shading 2 Accent 6" w:semiHidden="0" w:uiPriority="64" w:unhideWhenUsed="0"/>
-    <w:lsdException w:name="Medium List 1 Accent 6" w:semiHidden="0" w:uiPriority="65" w:unhideWhenUsed="0"/>
-    <w:lsdException w:name="Medium List 2 Accent 6" w:semiHidden="0" w:uiPriority="66" w:unhideWhenUsed="0"/>
-    <w:lsdException w:name="Medium Grid 1 Accent 6" w:semiHidden="0" w:uiPriority="67" w:unhideWhenUsed="0"/>
-    <w:lsdException w:name="Medium Grid 2 Accent 6" w:semiHidden="0" w:uiPriority="68" w:unhideWhenUsed="0"/>
-    <w:lsdException w:name="Medium Grid 3 Accent 6" w:semiHidden="0" w:uiPriority="69" w:unhideWhenUsed="0"/>
-    <w:lsdException w:name="Dark List Accent 6" w:semiHidden="0" w:uiPriority="70" w:unhideWhenUsed="0"/>
-    <w:lsdException w:name="Colorful Shading Accent 6" w:semiHidden="0" w:uiPriority="71" w:unhideWhenUsed="0"/>
-    <w:lsdException w:name="Colorful List Accent 6" w:semiHidden="0" w:uiPriority="72" w:unhideWhenUsed="0"/>
-    <w:lsdException w:name="Colorful Grid Accent 6" w:semiHidden="0" w:uiPriority="73" w:unhideWhenUsed="0"/>
-    <w:lsdException w:name="Subtle Emphasis" w:semiHidden="0" w:uiPriority="19" w:unhideWhenUsed="0" w:qFormat="1"/>
-    <w:lsdException w:name="Intense Emphasis" w:semiHidden="0" w:uiPriority="21" w:unhideWhenUsed="0" w:qFormat="1"/>
-    <w:lsdException w:name="Subtle Reference" w:semiHidden="0" w:uiPriority="31" w:unhideWhenUsed="0" w:qFormat="1"/>
-    <w:lsdException w:name="Intense Reference" w:semiHidden="0" w:uiPriority="32" w:unhideWhenUsed="0" w:qFormat="1"/>
-    <w:lsdException w:name="Book Title" w:semiHidden="0" w:uiPriority="33" w:unhideWhenUsed="0" w:qFormat="1"/>
-    <w:lsdException w:name="Bibliography" w:uiPriority="37"/>
-    <w:lsdException w:name="TOC Heading" w:uiPriority="39" w:qFormat="1"/>
+  <w:latentStyles w:defLockedState="0" w:defUIPriority="99" w:defSemiHidden="0" w:defUnhideWhenUsed="0" w:defQFormat="0" w:count="371">
+    <w:lsdException w:name="Normal" w:uiPriority="0" w:qFormat="1"/>
+    <w:lsdException w:name="heading 1" w:uiPriority="9" w:qFormat="1"/>
+    <w:lsdException w:name="heading 2" w:semiHidden="1" w:uiPriority="9" w:unhideWhenUsed="1" w:qFormat="1"/>
+    <w:lsdException w:name="heading 3" w:semiHidden="1" w:uiPriority="9" w:unhideWhenUsed="1" w:qFormat="1"/>
+    <w:lsdException w:name="heading 4" w:semiHidden="1" w:uiPriority="9" w:unhideWhenUsed="1" w:qFormat="1"/>
+    <w:lsdException w:name="heading 5" w:semiHidden="1" w:uiPriority="9" w:unhideWhenUsed="1" w:qFormat="1"/>
+    <w:lsdException w:name="heading 6" w:semiHidden="1" w:uiPriority="9" w:unhideWhenUsed="1" w:qFormat="1"/>
+    <w:lsdException w:name="heading 7" w:semiHidden="1" w:uiPriority="9" w:unhideWhenUsed="1" w:qFormat="1"/>
+    <w:lsdException w:name="heading 8" w:semiHidden="1" w:uiPriority="9" w:unhideWhenUsed="1" w:qFormat="1"/>
+    <w:lsdException w:name="heading 9" w:semiHidden="1" w:uiPriority="9" w:unhideWhenUsed="1" w:qFormat="1"/>
+    <w:lsdException w:name="index 1" w:semiHidden="1" w:unhideWhenUsed="1"/>
+    <w:lsdException w:name="index 2" w:semiHidden="1" w:unhideWhenUsed="1"/>
+    <w:lsdException w:name="index 3" w:semiHidden="1" w:unhideWhenUsed="1"/>
+    <w:lsdException w:name="index 4" w:semiHidden="1" w:unhideWhenUsed="1"/>
+    <w:lsdException w:name="index 5" w:semiHidden="1" w:unhideWhenUsed="1"/>
+    <w:lsdException w:name="index 6" w:semiHidden="1" w:unhideWhenUsed="1"/>
+    <w:lsdException w:name="index 7" w:semiHidden="1" w:unhideWhenUsed="1"/>
+    <w:lsdException w:name="index 8" w:semiHidden="1" w:unhideWhenUsed="1"/>
+    <w:lsdException w:name="index 9" w:semiHidden="1" w:unhideWhenUsed="1"/>
+    <w:lsdException w:name="toc 1" w:semiHidden="1" w:uiPriority="39" w:unhideWhenUsed="1"/>
+    <w:lsdException w:name="toc 2" w:semiHidden="1" w:uiPriority="39" w:unhideWhenUsed="1"/>
+    <w:lsdException w:name="toc 3" w:semiHidden="1" w:uiPriority="39" w:unhideWhenUsed="1"/>
+    <w:lsdException w:name="toc 4" w:semiHidden="1" w:uiPriority="39" w:unhideWhenUsed="1"/>
+    <w:lsdException w:name="toc 5" w:semiHidden="1" w:uiPriority="39" w:unhideWhenUsed="1"/>
+    <w:lsdException w:name="toc 6" w:semiHidden="1" w:uiPriority="39" w:unhideWhenUsed="1"/>
+    <w:lsdException w:name="toc 7" w:semiHidden="1" w:uiPriority="39" w:unhideWhenUsed="1"/>
+    <w:lsdException w:name="toc 8" w:semiHidden="1" w:uiPriority="39" w:unhideWhenUsed="1"/>
+    <w:lsdException w:name="toc 9" w:semiHidden="1" w:uiPriority="39" w:unhideWhenUsed="1"/>
+    <w:lsdException w:name="Normal Indent" w:semiHidden="1" w:unhideWhenUsed="1"/>
+    <w:lsdException w:name="footnote text" w:semiHidden="1" w:unhideWhenUsed="1"/>
+    <w:lsdException w:name="annotation text" w:semiHidden="1" w:unhideWhenUsed="1"/>
+    <w:lsdException w:name="header" w:semiHidden="1" w:unhideWhenUsed="1"/>
+    <w:lsdException w:name="footer" w:semiHidden="1" w:unhideWhenUsed="1"/>
+    <w:lsdException w:name="index heading" w:semiHidden="1" w:unhideWhenUsed="1"/>
+    <w:lsdException w:name="caption" w:semiHidden="1" w:uiPriority="35" w:unhideWhenUsed="1" w:qFormat="1"/>
+    <w:lsdException w:name="table of figures" w:semiHidden="1" w:unhideWhenUsed="1"/>
+    <w:lsdException w:name="envelope address" w:semiHidden="1" w:unhideWhenUsed="1"/>
+    <w:lsdException w:name="envelope return" w:semiHidden="1" w:unhideWhenUsed="1"/>
+    <w:lsdException w:name="footnote reference" w:semiHidden="1" w:unhideWhenUsed="1"/>
+    <w:lsdException w:name="annotation reference" w:semiHidden="1" w:unhideWhenUsed="1"/>
+    <w:lsdException w:name="line number" w:semiHidden="1" w:unhideWhenUsed="1"/>
+    <w:lsdException w:name="page number" w:semiHidden="1" w:unhideWhenUsed="1"/>
+    <w:lsdException w:name="endnote reference" w:semiHidden="1" w:unhideWhenUsed="1"/>
+    <w:lsdException w:name="endnote text" w:semiHidden="1" w:unhideWhenUsed="1"/>
+    <w:lsdException w:name="table of authorities" w:semiHidden="1" w:unhideWhenUsed="1"/>
+    <w:lsdException w:name="macro" w:semiHidden="1" w:unhideWhenUsed="1"/>
+    <w:lsdException w:name="toa heading" w:semiHidden="1" w:unhideWhenUsed="1"/>
+    <w:lsdException w:name="List" w:semiHidden="1" w:unhideWhenUsed="1"/>
+    <w:lsdException w:name="List Bullet" w:semiHidden="1" w:unhideWhenUsed="1"/>
+    <w:lsdException w:name="List Number" w:semiHidden="1" w:unhideWhenUsed="1"/>
+    <w:lsdException w:name="List 2" w:semiHidden="1" w:unhideWhenUsed="1"/>
+    <w:lsdException w:name="List 3" w:semiHidden="1" w:unhideWhenUsed="1"/>
+    <w:lsdException w:name="List 4" w:semiHidden="1" w:unhideWhenUsed="1"/>
+    <w:lsdException w:name="List 5" w:semiHidden="1" w:unhideWhenUsed="1"/>
+    <w:lsdException w:name="List Bullet 2" w:semiHidden="1" w:unhideWhenUsed="1"/>
+    <w:lsdException w:name="List Bullet 3" w:semiHidden="1" w:unhideWhenUsed="1"/>
+    <w:lsdException w:name="List Bullet 4" w:semiHidden="1" w:unhideWhenUsed="1"/>
+    <w:lsdException w:name="List Bullet 5" w:semiHidden="1" w:unhideWhenUsed="1"/>
+    <w:lsdException w:name="List Number 2" w:semiHidden="1" w:unhideWhenUsed="1"/>
+    <w:lsdException w:name="List Number 3" w:semiHidden="1" w:unhideWhenUsed="1"/>
+    <w:lsdException w:name="List Number 4" w:semiHidden="1" w:unhideWhenUsed="1"/>
+    <w:lsdException w:name="List Number 5" w:semiHidden="1" w:unhideWhenUsed="1"/>
+    <w:lsdException w:name="Title" w:uiPriority="10" w:qFormat="1"/>
+    <w:lsdException w:name="Closing" w:semiHidden="1" w:unhideWhenUsed="1"/>
+    <w:lsdException w:name="Signature" w:semiHidden="1" w:unhideWhenUsed="1"/>
+    <w:lsdException w:name="Default Paragraph Font" w:semiHidden="1" w:uiPriority="1" w:unhideWhenUsed="1"/>
+    <w:lsdException w:name="Body Text" w:semiHidden="1" w:unhideWhenUsed="1"/>
+    <w:lsdException w:name="Body Text Indent" w:semiHidden="1" w:unhideWhenUsed="1"/>
+    <w:lsdException w:name="List Continue" w:semiHidden="1" w:unhideWhenUsed="1"/>
+    <w:lsdException w:name="List Continue 2" w:semiHidden="1" w:unhideWhenUsed="1"/>
+    <w:lsdException w:name="List Continue 3" w:semiHidden="1" w:unhideWhenUsed="1"/>
+    <w:lsdException w:name="List Continue 4" w:semiHidden="1" w:unhideWhenUsed="1"/>
+    <w:lsdException w:name="List Continue 5" w:semiHidden="1" w:unhideWhenUsed="1"/>
+    <w:lsdException w:name="Message Header" w:semiHidden="1" w:unhideWhenUsed="1"/>
+    <w:lsdException w:name="Subtitle" w:uiPriority="11" w:qFormat="1"/>
+    <w:lsdException w:name="Salutation" w:semiHidden="1" w:unhideWhenUsed="1"/>
+    <w:lsdException w:name="Date" w:semiHidden="1" w:unhideWhenUsed="1"/>
+    <w:lsdException w:name="Body Text First Indent" w:semiHidden="1" w:unhideWhenUsed="1"/>
+    <w:lsdException w:name="Body Text First Indent 2" w:semiHidden="1" w:unhideWhenUsed="1"/>
+    <w:lsdException w:name="Note Heading" w:semiHidden="1" w:unhideWhenUsed="1"/>
+    <w:lsdException w:name="Body Text 2" w:semiHidden="1" w:unhideWhenUsed="1"/>
+    <w:lsdException w:name="Body Text 3" w:semiHidden="1" w:unhideWhenUsed="1"/>
+    <w:lsdException w:name="Body Text Indent 2" w:semiHidden="1" w:unhideWhenUsed="1"/>
+    <w:lsdException w:name="Body Text Indent 3" w:semiHidden="1" w:unhideWhenUsed="1"/>
+    <w:lsdException w:name="Block Text" w:semiHidden="1" w:unhideWhenUsed="1"/>
+    <w:lsdException w:name="Hyperlink" w:semiHidden="1" w:unhideWhenUsed="1"/>
+    <w:lsdException w:name="FollowedHyperlink" w:semiHidden="1" w:unhideWhenUsed="1"/>
+    <w:lsdException w:name="Strong" w:uiPriority="22" w:qFormat="1"/>
+    <w:lsdException w:name="Emphasis" w:uiPriority="20" w:qFormat="1"/>
+    <w:lsdException w:name="Document Map" w:semiHidden="1" w:unhideWhenUsed="1"/>
+    <w:lsdException w:name="Plain Text" w:semiHidden="1" w:unhideWhenUsed="1"/>
+    <w:lsdException w:name="E-mail Signature" w:semiHidden="1" w:unhideWhenUsed="1"/>
+    <w:lsdException w:name="HTML Top of Form" w:semiHidden="1" w:unhideWhenUsed="1"/>
+    <w:lsdException w:name="HTML Bottom of Form" w:semiHidden="1" w:unhideWhenUsed="1"/>
+    <w:lsdException w:name="Normal (Web)" w:semiHidden="1" w:unhideWhenUsed="1"/>
+    <w:lsdException w:name="HTML Acronym" w:semiHidden="1" w:unhideWhenUsed="1"/>
+    <w:lsdException w:name="HTML Address" w:semiHidden="1" w:unhideWhenUsed="1"/>
+    <w:lsdException w:name="HTML Cite" w:semiHidden="1" w:unhideWhenUsed="1"/>
+    <w:lsdException w:name="HTML Code" w:semiHidden="1" w:unhideWhenUsed="1"/>
+    <w:lsdException w:name="HTML Definition" w:semiHidden="1" w:unhideWhenUsed="1"/>
+    <w:lsdException w:name="HTML Keyboard" w:semiHidden="1" w:unhideWhenUsed="1"/>
+    <w:lsdException w:name="HTML Preformatted" w:semiHidden="1" w:unhideWhenUsed="1"/>
+    <w:lsdException w:name="HTML Sample" w:semiHidden="1" w:unhideWhenUsed="1"/>
+    <w:lsdException w:name="HTML Typewriter" w:semiHidden="1" w:unhideWhenUsed="1"/>
+    <w:lsdException w:name="HTML Variable" w:semiHidden="1" w:unhideWhenUsed="1"/>
+    <w:lsdException w:name="Normal Table" w:semiHidden="1" w:unhideWhenUsed="1"/>
+    <w:lsdException w:name="annotation subject" w:semiHidden="1" w:unhideWhenUsed="1"/>
+    <w:lsdException w:name="No List" w:semiHidden="1" w:unhideWhenUsed="1"/>
+    <w:lsdException w:name="Outline List 1" w:semiHidden="1" w:unhideWhenUsed="1"/>
+    <w:lsdException w:name="Outline List 2" w:semiHidden="1" w:unhideWhenUsed="1"/>
+    <w:lsdException w:name="Outline List 3" w:semiHidden="1" w:unhideWhenUsed="1"/>
+    <w:lsdException w:name="Table Simple 1" w:semiHidden="1" w:unhideWhenUsed="1"/>
+    <w:lsdException w:name="Table Simple 2" w:semiHidden="1" w:unhideWhenUsed="1"/>
+    <w:lsdException w:name="Table Simple 3" w:semiHidden="1" w:unhideWhenUsed="1"/>
+    <w:lsdException w:name="Table Classic 1" w:semiHidden="1" w:unhideWhenUsed="1"/>
+    <w:lsdException w:name="Table Classic 2" w:semiHidden="1" w:unhideWhenUsed="1"/>
+    <w:lsdException w:name="Table Classic 3" w:semiHidden="1" w:unhideWhenUsed="1"/>
+    <w:lsdException w:name="Table Classic 4" w:semiHidden="1" w:unhideWhenUsed="1"/>
+    <w:lsdException w:name="Table Colorful 1" w:semiHidden="1" w:unhideWhenUsed="1"/>
+    <w:lsdException w:name="Table Colorful 2" w:semiHidden="1" w:unhideWhenUsed="1"/>
+    <w:lsdException w:name="Table Colorful 3" w:semiHidden="1" w:unhideWhenUsed="1"/>
+    <w:lsdException w:name="Table Columns 1" w:semiHidden="1" w:unhideWhenUsed="1"/>
+    <w:lsdException w:name="Table Columns 2" w:semiHidden="1" w:unhideWhenUsed="1"/>
+    <w:lsdException w:name="Table Columns 3" w:semiHidden="1" w:unhideWhenUsed="1"/>
+    <w:lsdException w:name="Table Columns 4" w:semiHidden="1" w:unhideWhenUsed="1"/>
+    <w:lsdException w:name="Table Columns 5" w:semiHidden="1" w:unhideWhenUsed="1"/>
+    <w:lsdException w:name="Table Grid 1" w:semiHidden="1" w:unhideWhenUsed="1"/>
+    <w:lsdException w:name="Table Grid 2" w:semiHidden="1" w:unhideWhenUsed="1"/>
+    <w:lsdException w:name="Table Grid 3" w:semiHidden="1" w:unhideWhenUsed="1"/>
+    <w:lsdException w:name="Table Grid 4" w:semiHidden="1" w:unhideWhenUsed="1"/>
+    <w:lsdException w:name="Table Grid 5" w:semiHidden="1" w:unhideWhenUsed="1"/>
+    <w:lsdException w:name="Table Grid 6" w:semiHidden="1" w:unhideWhenUsed="1"/>
+    <w:lsdException w:name="Table Grid 7" w:semiHidden="1" w:unhideWhenUsed="1"/>
+    <w:lsdException w:name="Table Grid 8" w:semiHidden="1" w:unhideWhenUsed="1"/>
+    <w:lsdException w:name="Table List 1" w:semiHidden="1" w:unhideWhenUsed="1"/>
+    <w:lsdException w:name="Table List 2" w:semiHidden="1" w:unhideWhenUsed="1"/>
+    <w:lsdException w:name="Table List 3" w:semiHidden="1" w:unhideWhenUsed="1"/>
+    <w:lsdException w:name="Table List 4" w:semiHidden="1" w:unhideWhenUsed="1"/>
+    <w:lsdException w:name="Table List 5" w:semiHidden="1" w:unhideWhenUsed="1"/>
+    <w:lsdException w:name="Table List 6" w:semiHidden="1" w:unhideWhenUsed="1"/>
+    <w:lsdException w:name="Table List 7" w:semiHidden="1" w:unhideWhenUsed="1"/>
+    <w:lsdException w:name="Table List 8" w:semiHidden="1" w:unhideWhenUsed="1"/>
+    <w:lsdException w:name="Table 3D effects 1" w:semiHidden="1" w:unhideWhenUsed="1"/>
+    <w:lsdException w:name="Table 3D effects 2" w:semiHidden="1" w:unhideWhenUsed="1"/>
+    <w:lsdException w:name="Table 3D effects 3" w:semiHidden="1" w:unhideWhenUsed="1"/>
+    <w:lsdException w:name="Table Contemporary" w:semiHidden="1" w:unhideWhenUsed="1"/>
+    <w:lsdException w:name="Table Elegant" w:semiHidden="1" w:unhideWhenUsed="1"/>
+    <w:lsdException w:name="Table Professional" w:semiHidden="1" w:unhideWhenUsed="1"/>
+    <w:lsdException w:name="Table Subtle 1" w:semiHidden="1" w:unhideWhenUsed="1"/>
+    <w:lsdException w:name="Table Subtle 2" w:semiHidden="1" w:unhideWhenUsed="1"/>
+    <w:lsdException w:name="Table Web 1" w:semiHidden="1" w:unhideWhenUsed="1"/>
+    <w:lsdException w:name="Table Web 2" w:semiHidden="1" w:unhideWhenUsed="1"/>
+    <w:lsdException w:name="Table Web 3" w:semiHidden="1" w:unhideWhenUsed="1"/>
+    <w:lsdException w:name="Balloon Text" w:semiHidden="1" w:unhideWhenUsed="1"/>
+    <w:lsdException w:name="Table Grid" w:uiPriority="59"/>
+    <w:lsdException w:name="Table Theme" w:semiHidden="1" w:unhideWhenUsed="1"/>
+    <w:lsdException w:name="Placeholder Text" w:semiHidden="1"/>
+    <w:lsdException w:name="No Spacing" w:uiPriority="1" w:qFormat="1"/>
+    <w:lsdException w:name="Light Shading" w:uiPriority="60"/>
+    <w:lsdException w:name="Light List" w:uiPriority="61"/>
+    <w:lsdException w:name="Light Grid" w:uiPriority="62"/>
+    <w:lsdException w:name="Medium Shading 1" w:uiPriority="63"/>
+    <w:lsdException w:name="Medium Shading 2" w:uiPriority="64"/>
+    <w:lsdException w:name="Medium List 1" w:uiPriority="65"/>
+    <w:lsdException w:name="Medium List 2" w:uiPriority="66"/>
+    <w:lsdException w:name="Medium Grid 1" w:uiPriority="67"/>
+    <w:lsdException w:name="Medium Grid 2" w:uiPriority="68"/>
+    <w:lsdException w:name="Medium Grid 3" w:uiPriority="69"/>
+    <w:lsdException w:name="Dark List" w:uiPriority="70"/>
+    <w:lsdException w:name="Colorful Shading" w:uiPriority="71"/>
+    <w:lsdException w:name="Colorful List" w:uiPriority="72"/>
+    <w:lsdException w:name="Colorful Grid" w:uiPriority="73"/>
+    <w:lsdException w:name="Light Shading Accent 1" w:uiPriority="60"/>
+    <w:lsdException w:name="Light List Accent 1" w:uiPriority="61"/>
+    <w:lsdException w:name="Light Grid Accent 1" w:uiPriority="62"/>
+    <w:lsdException w:name="Medium Shading 1 Accent 1" w:uiPriority="63"/>
+    <w:lsdException w:name="Medium Shading 2 Accent 1" w:uiPriority="64"/>
+    <w:lsdException w:name="Medium List 1 Accent 1" w:uiPriority="65"/>
+    <w:lsdException w:name="Revision" w:semiHidden="1"/>
+    <w:lsdException w:name="List Paragraph" w:uiPriority="34" w:qFormat="1"/>
+    <w:lsdException w:name="Quote" w:uiPriority="29" w:qFormat="1"/>
+    <w:lsdException w:name="Intense Quote" w:uiPriority="30" w:qFormat="1"/>
+    <w:lsdException w:name="Medium List 2 Accent 1" w:uiPriority="66"/>
+    <w:lsdException w:name="Medium Grid 1 Accent 1" w:uiPriority="67"/>
+    <w:lsdException w:name="Medium Grid 2 Accent 1" w:uiPriority="68"/>
+    <w:lsdException w:name="Medium Grid 3 Accent 1" w:uiPriority="69"/>
+    <w:lsdException w:name="Dark List Accent 1" w:uiPriority="70"/>
+    <w:lsdException w:name="Colorful Shading Accent 1" w:uiPriority="71"/>
+    <w:lsdException w:name="Colorful List Accent 1" w:uiPriority="72"/>
+    <w:lsdException w:name="Colorful Grid Accent 1" w:uiPriority="73"/>
+    <w:lsdException w:name="Light Shading Accent 2" w:uiPriority="60"/>
+    <w:lsdException w:name="Light List Accent 2" w:uiPriority="61"/>
+    <w:lsdException w:name="Light Grid Accent 2" w:uiPriority="62"/>
+    <w:lsdException w:name="Medium Shading 1 Accent 2" w:uiPriority="63"/>
+    <w:lsdException w:name="Medium Shading 2 Accent 2" w:uiPriority="64"/>
+    <w:lsdException w:name="Medium List 1 Accent 2" w:uiPriority="65"/>
+    <w:lsdException w:name="Medium List 2 Accent 2" w:uiPriority="66"/>
+    <w:lsdException w:name="Medium Grid 1 Accent 2" w:uiPriority="67"/>
+    <w:lsdException w:name="Medium Grid 2 Accent 2" w:uiPriority="68"/>
+    <w:lsdException w:name="Medium Grid 3 Accent 2" w:uiPriority="69"/>
+    <w:lsdException w:name="Dark List Accent 2" w:uiPriority="70"/>
+    <w:lsdException w:name="Colorful Shading Accent 2" w:uiPriority="71"/>
+    <w:lsdException w:name="Colorful List Accent 2" w:uiPriority="72"/>
+    <w:lsdException w:name="Colorful Grid Accent 2" w:uiPriority="73"/>
+    <w:lsdException w:name="Light Shading Accent 3" w:uiPriority="60"/>
+    <w:lsdException w:name="Light List Accent 3" w:uiPriority="61"/>
+    <w:lsdException w:name="Light Grid Accent 3" w:uiPriority="62"/>
+    <w:lsdException w:name="Medium Shading 1 Accent 3" w:uiPriority="63"/>
+    <w:lsdException w:name="Medium Shading 2 Accent 3" w:uiPriority="64"/>
+    <w:lsdException w:name="Medium List 1 Accent 3" w:uiPriority="65"/>
+    <w:lsdException w:name="Medium List 2 Accent 3" w:uiPriority="66"/>
+    <w:lsdException w:name="Medium Grid 1 Accent 3" w:uiPriority="67"/>
+    <w:lsdException w:name="Medium Grid 2 Accent 3" w:uiPriority="68"/>
+    <w:lsdException w:name="Medium Grid 3 Accent 3" w:uiPriority="69"/>
+    <w:lsdException w:name="Dark List Accent 3" w:uiPriority="70"/>
+    <w:lsdException w:name="Colorful Shading Accent 3" w:uiPriority="71"/>
+    <w:lsdException w:name="Colorful List Accent 3" w:uiPriority="72"/>
+    <w:lsdException w:name="Colorful Grid Accent 3" w:uiPriority="73"/>
+    <w:lsdException w:name="Light Shading Accent 4" w:uiPriority="60"/>
+    <w:lsdException w:name="Light List Accent 4" w:uiPriority="61"/>
+    <w:lsdException w:name="Light Grid Accent 4" w:uiPriority="62"/>
+    <w:lsdException w:name="Medium Shading 1 Accent 4" w:uiPriority="63"/>
+    <w:lsdException w:name="Medium Shading 2 Accent 4" w:uiPriority="64"/>
+    <w:lsdException w:name="Medium List 1 Accent 4" w:uiPriority="65"/>
+    <w:lsdException w:name="Medium List 2 Accent 4" w:uiPriority="66"/>
+    <w:lsdException w:name="Medium Grid 1 Accent 4" w:uiPriority="67"/>
+    <w:lsdException w:name="Medium Grid 2 Accent 4" w:uiPriority="68"/>
+    <w:lsdException w:name="Medium Grid 3 Accent 4" w:uiPriority="69"/>
+    <w:lsdException w:name="Dark List Accent 4" w:uiPriority="70"/>
+    <w:lsdException w:name="Colorful Shading Accent 4" w:uiPriority="71"/>
+    <w:lsdException w:name="Colorful List Accent 4" w:uiPriority="72"/>
+    <w:lsdException w:name="Colorful Grid Accent 4" w:uiPriority="73"/>
+    <w:lsdException w:name="Light Shading Accent 5" w:uiPriority="60"/>
+    <w:lsdException w:name="Light List Accent 5" w:uiPriority="61"/>
+    <w:lsdException w:name="Light Grid Accent 5" w:uiPriority="62"/>
+    <w:lsdException w:name="Medium Shading 1 Accent 5" w:uiPriority="63"/>
+    <w:lsdException w:name="Medium Shading 2 Accent 5" w:uiPriority="64"/>
+    <w:lsdException w:name="Medium List 1 Accent 5" w:uiPriority="65"/>
+    <w:lsdException w:name="Medium List 2 Accent 5" w:uiPriority="66"/>
+    <w:lsdException w:name="Medium Grid 1 Accent 5" w:uiPriority="67"/>
+    <w:lsdException w:name="Medium Grid 2 Accent 5" w:uiPriority="68"/>
+    <w:lsdException w:name="Medium Grid 3 Accent 5" w:uiPriority="69"/>
+    <w:lsdException w:name="Dark List Accent 5" w:uiPriority="70"/>
+    <w:lsdException w:name="Colorful Shading Accent 5" w:uiPriority="71"/>
+    <w:lsdException w:name="Colorful List Accent 5" w:uiPriority="72"/>
+    <w:lsdException w:name="Colorful Grid Accent 5" w:uiPriority="73"/>
+    <w:lsdException w:name="Light Shading Accent 6" w:uiPriority="60"/>
+    <w:lsdException w:name="Light List Accent 6" w:uiPriority="61"/>
+    <w:lsdException w:name="Light Grid Accent 6" w:uiPriority="62"/>
+    <w:lsdException w:name="Medium Shading 1 Accent 6" w:uiPriority="63"/>
+    <w:lsdException w:name="Medium Shading 2 Accent 6" w:uiPriority="64"/>
+    <w:lsdException w:name="Medium List 1 Accent 6" w:uiPriority="65"/>
+    <w:lsdException w:name="Medium List 2 Accent 6" w:uiPriority="66"/>
+    <w:lsdException w:name="Medium Grid 1 Accent 6" w:uiPriority="67"/>
+    <w:lsdException w:name="Medium Grid 2 Accent 6" w:uiPriority="68"/>
+    <w:lsdException w:name="Medium Grid 3 Accent 6" w:uiPriority="69"/>
+    <w:lsdException w:name="Dark List Accent 6" w:uiPriority="70"/>
+    <w:lsdException w:name="Colorful Shading Accent 6" w:uiPriority="71"/>
+    <w:lsdException w:name="Colorful List Accent 6" w:uiPriority="72"/>
+    <w:lsdException w:name="Colorful Grid Accent 6" w:uiPriority="73"/>
+    <w:lsdException w:name="Subtle Emphasis" w:uiPriority="19" w:qFormat="1"/>
+    <w:lsdException w:name="Intense Emphasis" w:uiPriority="21" w:qFormat="1"/>
+    <w:lsdException w:name="Subtle Reference" w:uiPriority="31" w:qFormat="1"/>
+    <w:lsdException w:name="Intense Reference" w:uiPriority="32" w:qFormat="1"/>
+    <w:lsdException w:name="Book Title" w:uiPriority="33" w:qFormat="1"/>
+    <w:lsdException w:name="Bibliography" w:semiHidden="1" w:uiPriority="37" w:unhideWhenUsed="1"/>
+    <w:lsdException w:name="TOC Heading" w:semiHidden="1" w:uiPriority="39" w:unhideWhenUsed="1" w:qFormat="1"/>
+    <w:lsdException w:name="Plain Table 1" w:uiPriority="41"/>
+    <w:lsdException w:name="Plain Table 2" w:uiPriority="42"/>
+    <w:lsdException w:name="Plain Table 3" w:uiPriority="43"/>
+    <w:lsdException w:name="Plain Table 4" w:uiPriority="44"/>
+    <w:lsdException w:name="Plain Table 5" w:uiPriority="45"/>
+    <w:lsdException w:name="Grid Table Light" w:uiPriority="40"/>
+    <w:lsdException w:name="Grid Table 1 Light" w:uiPriority="46"/>
+    <w:lsdException w:name="Grid Table 2" w:uiPriority="47"/>
+    <w:lsdException w:name="Grid Table 3" w:uiPriority="48"/>
+    <w:lsdException w:name="Grid Table 4" w:uiPriority="49"/>
+    <w:lsdException w:name="Grid Table 5 Dark" w:uiPriority="50"/>
+    <w:lsdException w:name="Grid Table 6 Colorful" w:uiPriority="51"/>
+    <w:lsdException w:name="Grid Table 7 Colorful" w:uiPriority="52"/>
+    <w:lsdException w:name="Grid Table 1 Light Accent 1" w:uiPriority="46"/>
+    <w:lsdException w:name="Grid Table 2 Accent 1" w:uiPriority="47"/>
+    <w:lsdException w:name="Grid Table 3 Accent 1" w:uiPriority="48"/>
+    <w:lsdException w:name="Grid Table 4 Accent 1" w:uiPriority="49"/>
+    <w:lsdException w:name="Grid Table 5 Dark Accent 1" w:uiPriority="50"/>
+    <w:lsdException w:name="Grid Table 6 Colorful Accent 1" w:uiPriority="51"/>
+    <w:lsdException w:name="Grid Table 7 Colorful Accent 1" w:uiPriority="52"/>
+    <w:lsdException w:name="Grid Table 1 Light Accent 2" w:uiPriority="46"/>
+    <w:lsdException w:name="Grid Table 2 Accent 2" w:uiPriority="47"/>
+    <w:lsdException w:name="Grid Table 3 Accent 2" w:uiPriority="48"/>
+    <w:lsdException w:name="Grid Table 4 Accent 2" w:uiPriority="49"/>
+    <w:lsdException w:name="Grid Table 5 Dark Accent 2" w:uiPriority="50"/>
+    <w:lsdException w:name="Grid Table 6 Colorful Accent 2" w:uiPriority="51"/>
+    <w:lsdException w:name="Grid Table 7 Colorful Accent 2" w:uiPriority="52"/>
+    <w:lsdException w:name="Grid Table 1 Light Accent 3" w:uiPriority="46"/>
+    <w:lsdException w:name="Grid Table 2 Accent 3" w:uiPriority="47"/>
+    <w:lsdException w:name="Grid Table 3 Accent 3" w:uiPriority="48"/>
+    <w:lsdException w:name="Grid Table 4 Accent 3" w:uiPriority="49"/>
+    <w:lsdException w:name="Grid Table 5 Dark Accent 3" w:uiPriority="50"/>
+    <w:lsdException w:name="Grid Table 6 Colorful Accent 3" w:uiPriority="51"/>
+    <w:lsdException w:name="Grid Table 7 Colorful Accent 3" w:uiPriority="52"/>
+    <w:lsdException w:name="Grid Table 1 Light Accent 4" w:uiPriority="46"/>
+    <w:lsdException w:name="Grid Table 2 Accent 4" w:uiPriority="47"/>
+    <w:lsdException w:name="Grid Table 3 Accent 4" w:uiPriority="48"/>
+    <w:lsdException w:name="Grid Table 4 Accent 4" w:uiPriority="49"/>
+    <w:lsdException w:name="Grid Table 5 Dark Accent 4" w:uiPriority="50"/>
+    <w:lsdException w:name="Grid Table 6 Colorful Accent 4" w:uiPriority="51"/>
+    <w:lsdException w:name="Grid Table 7 Colorful Accent 4" w:uiPriority="52"/>
+    <w:lsdException w:name="Grid Table 1 Light Accent 5" w:uiPriority="46"/>
+    <w:lsdException w:name="Grid Table 2 Accent 5" w:uiPriority="47"/>
+    <w:lsdException w:name="Grid Table 3 Accent 5" w:uiPriority="48"/>
+    <w:lsdException w:name="Grid Table 4 Accent 5" w:uiPriority="49"/>
+    <w:lsdException w:name="Grid Table 5 Dark Accent 5" w:uiPriority="50"/>
+    <w:lsdException w:name="Grid Table 6 Colorful Accent 5" w:uiPriority="51"/>
+    <w:lsdException w:name="Grid Table 7 Colorful Accent 5" w:uiPriority="52"/>
+    <w:lsdException w:name="Grid Table 1 Light Accent 6" w:uiPriority="46"/>
+    <w:lsdException w:name="Grid Table 2 Accent 6" w:uiPriority="47"/>
+    <w:lsdException w:name="Grid Table 3 Accent 6" w:uiPriority="48"/>
+    <w:lsdException w:name="Grid Table 4 Accent 6" w:uiPriority="49"/>
+    <w:lsdException w:name="Grid Table 5 Dark Accent 6" w:uiPriority="50"/>
+    <w:lsdException w:name="Grid Table 6 Colorful Accent 6" w:uiPriority="51"/>
+    <w:lsdException w:name="Grid Table 7 Colorful Accent 6" w:uiPriority="52"/>
+    <w:lsdException w:name="List Table 1 Light" w:uiPriority="46"/>
+    <w:lsdException w:name="List Table 2" w:uiPriority="47"/>
+    <w:lsdException w:name="List Table 3" w:uiPriority="48"/>
+    <w:lsdException w:name="List Table 4" w:uiPriority="49"/>
+    <w:lsdException w:name="List Table 5 Dark" w:uiPriority="50"/>
+    <w:lsdException w:name="List Table 6 Colorful" w:uiPriority="51"/>
+    <w:lsdException w:name="List Table 7 Colorful" w:uiPriority="52"/>
+    <w:lsdException w:name="List Table 1 Light Accent 1" w:uiPriority="46"/>
+    <w:lsdException w:name="List Table 2 Accent 1" w:uiPriority="47"/>
+    <w:lsdException w:name="List Table 3 Accent 1" w:uiPriority="48"/>
+    <w:lsdException w:name="List Table 4 Accent 1" w:uiPriority="49"/>
+    <w:lsdException w:name="List Table 5 Dark Accent 1" w:uiPriority="50"/>
+    <w:lsdException w:name="List Table 6 Colorful Accent 1" w:uiPriority="51"/>
+    <w:lsdException w:name="List Table 7 Colorful Accent 1" w:uiPriority="52"/>
+    <w:lsdException w:name="List Table 1 Light Accent 2" w:uiPriority="46"/>
+    <w:lsdException w:name="List Table 2 Accent 2" w:uiPriority="47"/>
+    <w:lsdException w:name="List Table 3 Accent 2" w:uiPriority="48"/>
+    <w:lsdException w:name="List Table 4 Accent 2" w:uiPriority="49"/>
+    <w:lsdException w:name="List Table 5 Dark Accent 2" w:uiPriority="50"/>
+    <w:lsdException w:name="List Table 6 Colorful Accent 2" w:uiPriority="51"/>
+    <w:lsdException w:name="List Table 7 Colorful Accent 2" w:uiPriority="52"/>
+    <w:lsdException w:name="List Table 1 Light Accent 3" w:uiPriority="46"/>
+    <w:lsdException w:name="List Table 2 Accent 3" w:uiPriority="47"/>
+    <w:lsdException w:name="List Table 3 Accent 3" w:uiPriority="48"/>
+    <w:lsdException w:name="List Table 4 Accent 3" w:uiPriority="49"/>
+    <w:lsdException w:name="List Table 5 Dark Accent 3" w:uiPriority="50"/>
+    <w:lsdException w:name="List Table 6 Colorful Accent 3" w:uiPriority="51"/>
+    <w:lsdException w:name="List Table 7 Colorful Accent 3" w:uiPriority="52"/>
+    <w:lsdException w:name="List Table 1 Light Accent 4" w:uiPriority="46"/>
+    <w:lsdException w:name="List Table 2 Accent 4" w:uiPriority="47"/>
+    <w:lsdException w:name="List Table 3 Accent 4" w:uiPriority="48"/>
+    <w:lsdException w:name="List Table 4 Accent 4" w:uiPriority="49"/>
+    <w:lsdException w:name="List Table 5 Dark Accent 4" w:uiPriority="50"/>
+    <w:lsdException w:name="List Table 6 Colorful Accent 4" w:uiPriority="51"/>
+    <w:lsdException w:name="List Table 7 Colorful Accent 4" w:uiPriority="52"/>
+    <w:lsdException w:name="List Table 1 Light Accent 5" w:uiPriority="46"/>
+    <w:lsdException w:name="List Table 2 Accent 5" w:uiPriority="47"/>
+    <w:lsdException w:name="List Table 3 Accent 5" w:uiPriority="48"/>
+    <w:lsdException w:name="List Table 4 Accent 5" w:uiPriority="49"/>
+    <w:lsdException w:name="List Table 5 Dark Accent 5" w:uiPriority="50"/>
+    <w:lsdException w:name="List Table 6 Colorful Accent 5" w:uiPriority="51"/>
+    <w:lsdException w:name="List Table 7 Colorful Accent 5" w:uiPriority="52"/>
+    <w:lsdException w:name="List Table 1 Light Accent 6" w:uiPriority="46"/>
+    <w:lsdException w:name="List Table 2 Accent 6" w:uiPriority="47"/>
+    <w:lsdException w:name="List Table 3 Accent 6" w:uiPriority="48"/>
+    <w:lsdException w:name="List Table 4 Accent 6" w:uiPriority="49"/>
+    <w:lsdException w:name="List Table 5 Dark Accent 6" w:uiPriority="50"/>
+    <w:lsdException w:name="List Table 6 Colorful Accent 6" w:uiPriority="51"/>
+    <w:lsdException w:name="List Table 7 Colorful Accent 6" w:uiPriority="52"/>
   </w:latentStyles>
   <w:style w:type="paragraph" w:default="1" w:styleId="Normal">
     <w:name w:val="Normal"/>
@@ -838,7 +4733,6 @@
     <w:uiPriority w:val="99"/>
     <w:semiHidden/>
     <w:unhideWhenUsed/>
-    <w:qFormat/>
     <w:tblPr>
       <w:tblInd w:w="0" w:type="dxa"/>
       <w:tblCellMar>
@@ -946,7 +4840,7 @@
       <w:szCs w:val="28"/>
     </w:rPr>
   </w:style>
-  <w:style w:type="paragraph" w:styleId="TtulodeTDC">
+  <w:style w:type="paragraph" w:styleId="TtuloTDC">
     <w:name w:val="TOC Heading"/>
     <w:basedOn w:val="Ttulo1"/>
     <w:next w:val="Normal"/>
@@ -994,281 +4888,18 @@
       <w:u w:val="single"/>
     </w:rPr>
   </w:style>
-</w:styles>
-</file>
-
-<file path=word/glossary/document.xml><?xml version="1.0" encoding="utf-8"?>
-<w:glossaryDocument xmlns:ve="http://schemas.openxmlformats.org/markup-compatibility/2006" xmlns:o="urn:schemas-microsoft-com:office:office" xmlns:r="http://schemas.openxmlformats.org/officeDocument/2006/relationships" xmlns:m="http://schemas.openxmlformats.org/officeDocument/2006/math" xmlns:v="urn:schemas-microsoft-com:vml" xmlns:wp="http://schemas.openxmlformats.org/drawingml/2006/wordprocessingDrawing" xmlns:w10="urn:schemas-microsoft-com:office:word" xmlns:w="http://schemas.openxmlformats.org/wordprocessingml/2006/main" xmlns:wne="http://schemas.microsoft.com/office/word/2006/wordml">
-  <w:docParts/>
-</w:glossaryDocument>
-</file>
-
-<file path=word/glossary/fontTable.xml><?xml version="1.0" encoding="utf-8"?>
-<w:fonts xmlns:r="http://schemas.openxmlformats.org/officeDocument/2006/relationships" xmlns:w="http://schemas.openxmlformats.org/wordprocessingml/2006/main">
-  <w:font w:name="Calibri">
-    <w:panose1 w:val="020F0502020204030204"/>
-    <w:charset w:val="00"/>
-    <w:family w:val="swiss"/>
-    <w:pitch w:val="variable"/>
-    <w:sig w:usb0="E4002EFF" w:usb1="C200247B" w:usb2="00000009" w:usb3="00000000" w:csb0="000001FF" w:csb1="00000000"/>
-  </w:font>
-  <w:font w:name="Times New Roman">
-    <w:panose1 w:val="02020603050405020304"/>
-    <w:charset w:val="00"/>
-    <w:family w:val="roman"/>
-    <w:pitch w:val="variable"/>
-    <w:sig w:usb0="E0002EFF" w:usb1="C000785B" w:usb2="00000009" w:usb3="00000000" w:csb0="000001FF" w:csb1="00000000"/>
-  </w:font>
-  <w:font w:name="Cambria">
-    <w:panose1 w:val="02040503050406030204"/>
-    <w:charset w:val="00"/>
-    <w:family w:val="roman"/>
-    <w:pitch w:val="variable"/>
-    <w:sig w:usb0="E00006FF" w:usb1="420024FF" w:usb2="02000000" w:usb3="00000000" w:csb0="0000019F" w:csb1="00000000"/>
-  </w:font>
-  <w:font w:name="Tahoma">
-    <w:panose1 w:val="020B0604030504040204"/>
-    <w:charset w:val="00"/>
-    <w:family w:val="swiss"/>
-    <w:pitch w:val="variable"/>
-    <w:sig w:usb0="E1002EFF" w:usb1="C000605B" w:usb2="00000029" w:usb3="00000000" w:csb0="000101FF" w:csb1="00000000"/>
-  </w:font>
-</w:fonts>
-</file>
-
-<file path=word/glossary/settings.xml><?xml version="1.0" encoding="utf-8"?>
-<w:settings xmlns:o="urn:schemas-microsoft-com:office:office" xmlns:r="http://schemas.openxmlformats.org/officeDocument/2006/relationships" xmlns:m="http://schemas.openxmlformats.org/officeDocument/2006/math" xmlns:v="urn:schemas-microsoft-com:vml" xmlns:w10="urn:schemas-microsoft-com:office:word" xmlns:w="http://schemas.openxmlformats.org/wordprocessingml/2006/main" xmlns:sl="http://schemas.openxmlformats.org/schemaLibrary/2006/main">
-  <w:view w:val="normal"/>
-  <w:defaultTabStop w:val="708"/>
-  <w:hyphenationZone w:val="425"/>
-  <w:characterSpacingControl w:val="doNotCompress"/>
-  <w:compat>
-    <w:useFELayout/>
-  </w:compat>
-  <w:rsids>
-    <w:rsidRoot w:val="00FD613B"/>
-    <w:rsid w:val="00523199"/>
-    <w:rsid w:val="00FD613B"/>
-  </w:rsids>
-  <m:mathPr>
-    <m:mathFont m:val="Cambria Math"/>
-    <m:brkBin m:val="before"/>
-    <m:brkBinSub m:val="--"/>
-    <m:smallFrac m:val="off"/>
-    <m:dispDef/>
-    <m:lMargin m:val="0"/>
-    <m:rMargin m:val="0"/>
-    <m:defJc m:val="centerGroup"/>
-    <m:wrapIndent m:val="1440"/>
-    <m:intLim m:val="subSup"/>
-    <m:naryLim m:val="undOvr"/>
-  </m:mathPr>
-  <w:themeFontLang w:val="es-ES"/>
-  <w:clrSchemeMapping w:bg1="light1" w:t1="dark1" w:bg2="light2" w:t2="dark2" w:accent1="accent1" w:accent2="accent2" w:accent3="accent3" w:accent4="accent4" w:accent5="accent5" w:accent6="accent6" w:hyperlink="hyperlink" w:followedHyperlink="followedHyperlink"/>
-  <w:decimalSymbol w:val=","/>
-  <w:listSeparator w:val=";"/>
-</w:settings>
-</file>
-
-<file path=word/glossary/styles.xml><?xml version="1.0" encoding="utf-8"?>
-<w:styles xmlns:r="http://schemas.openxmlformats.org/officeDocument/2006/relationships" xmlns:w="http://schemas.openxmlformats.org/wordprocessingml/2006/main">
-  <w:docDefaults>
-    <w:rPrDefault>
-      <w:rPr>
-        <w:rFonts w:asciiTheme="minorHAnsi" w:eastAsiaTheme="minorEastAsia" w:hAnsiTheme="minorHAnsi" w:cstheme="minorBidi"/>
-        <w:sz w:val="22"/>
-        <w:szCs w:val="22"/>
-        <w:lang w:val="es-ES" w:eastAsia="es-ES" w:bidi="ar-SA"/>
-      </w:rPr>
-    </w:rPrDefault>
-    <w:pPrDefault>
-      <w:pPr>
-        <w:spacing w:after="200" w:line="276" w:lineRule="auto"/>
-      </w:pPr>
-    </w:pPrDefault>
-  </w:docDefaults>
-  <w:latentStyles w:defLockedState="0" w:defUIPriority="99" w:defSemiHidden="1" w:defUnhideWhenUsed="1" w:defQFormat="0" w:count="267">
-    <w:lsdException w:name="Normal" w:semiHidden="0" w:uiPriority="0" w:unhideWhenUsed="0" w:qFormat="1"/>
-    <w:lsdException w:name="heading 1" w:semiHidden="0" w:uiPriority="9" w:unhideWhenUsed="0" w:qFormat="1"/>
-    <w:lsdException w:name="heading 2" w:uiPriority="9" w:qFormat="1"/>
-    <w:lsdException w:name="heading 3" w:uiPriority="9" w:qFormat="1"/>
-    <w:lsdException w:name="heading 4" w:uiPriority="9" w:qFormat="1"/>
-    <w:lsdException w:name="heading 5" w:uiPriority="9" w:qFormat="1"/>
-    <w:lsdException w:name="heading 6" w:uiPriority="9" w:qFormat="1"/>
-    <w:lsdException w:name="heading 7" w:uiPriority="9" w:qFormat="1"/>
-    <w:lsdException w:name="heading 8" w:uiPriority="9" w:qFormat="1"/>
-    <w:lsdException w:name="heading 9" w:uiPriority="9" w:qFormat="1"/>
-    <w:lsdException w:name="toc 1" w:uiPriority="39"/>
-    <w:lsdException w:name="toc 2" w:uiPriority="39"/>
-    <w:lsdException w:name="toc 3" w:uiPriority="39"/>
-    <w:lsdException w:name="toc 4" w:uiPriority="39"/>
-    <w:lsdException w:name="toc 5" w:uiPriority="39"/>
-    <w:lsdException w:name="toc 6" w:uiPriority="39"/>
-    <w:lsdException w:name="toc 7" w:uiPriority="39"/>
-    <w:lsdException w:name="toc 8" w:uiPriority="39"/>
-    <w:lsdException w:name="toc 9" w:uiPriority="39"/>
-    <w:lsdException w:name="caption" w:uiPriority="35" w:qFormat="1"/>
-    <w:lsdException w:name="Title" w:semiHidden="0" w:uiPriority="10" w:unhideWhenUsed="0" w:qFormat="1"/>
-    <w:lsdException w:name="Default Paragraph Font" w:uiPriority="1"/>
-    <w:lsdException w:name="Subtitle" w:semiHidden="0" w:uiPriority="11" w:unhideWhenUsed="0" w:qFormat="1"/>
-    <w:lsdException w:name="Strong" w:semiHidden="0" w:uiPriority="22" w:unhideWhenUsed="0" w:qFormat="1"/>
-    <w:lsdException w:name="Emphasis" w:semiHidden="0" w:uiPriority="20" w:unhideWhenUsed="0" w:qFormat="1"/>
-    <w:lsdException w:name="Table Grid" w:semiHidden="0" w:uiPriority="59" w:unhideWhenUsed="0"/>
-    <w:lsdException w:name="Placeholder Text" w:unhideWhenUsed="0"/>
-    <w:lsdException w:name="No Spacing" w:semiHidden="0" w:uiPriority="1" w:unhideWhenUsed="0" w:qFormat="1"/>
-    <w:lsdException w:name="Light Shading" w:semiHidden="0" w:uiPriority="60" w:unhideWhenUsed="0"/>
-    <w:lsdException w:name="Light List" w:semiHidden="0" w:uiPriority="61" w:unhideWhenUsed="0"/>
-    <w:lsdException w:name="Light Grid" w:semiHidden="0" w:uiPriority="62" w:unhideWhenUsed="0"/>
-    <w:lsdException w:name="Medium Shading 1" w:semiHidden="0" w:uiPriority="63" w:unhideWhenUsed="0"/>
-    <w:lsdException w:name="Medium Shading 2" w:semiHidden="0" w:uiPriority="64" w:unhideWhenUsed="0"/>
-    <w:lsdException w:name="Medium List 1" w:semiHidden="0" w:uiPriority="65" w:unhideWhenUsed="0"/>
-    <w:lsdException w:name="Medium List 2" w:semiHidden="0" w:uiPriority="66" w:unhideWhenUsed="0"/>
-    <w:lsdException w:name="Medium Grid 1" w:semiHidden="0" w:uiPriority="67" w:unhideWhenUsed="0"/>
-    <w:lsdException w:name="Medium Grid 2" w:semiHidden="0" w:uiPriority="68" w:unhideWhenUsed="0"/>
-    <w:lsdException w:name="Medium Grid 3" w:semiHidden="0" w:uiPriority="69" w:unhideWhenUsed="0"/>
-    <w:lsdException w:name="Dark List" w:semiHidden="0" w:uiPriority="70" w:unhideWhenUsed="0"/>
-    <w:lsdException w:name="Colorful Shading" w:semiHidden="0" w:uiPriority="71" w:unhideWhenUsed="0"/>
-    <w:lsdException w:name="Colorful List" w:semiHidden="0" w:uiPriority="72" w:unhideWhenUsed="0"/>
-    <w:lsdException w:name="Colorful Grid" w:semiHidden="0" w:uiPriority="73" w:unhideWhenUsed="0"/>
-    <w:lsdException w:name="Light Shading Accent 1" w:semiHidden="0" w:uiPriority="60" w:unhideWhenUsed="0"/>
-    <w:lsdException w:name="Light List Accent 1" w:semiHidden="0" w:uiPriority="61" w:unhideWhenUsed="0"/>
-    <w:lsdException w:name="Light Grid Accent 1" w:semiHidden="0" w:uiPriority="62" w:unhideWhenUsed="0"/>
-    <w:lsdException w:name="Medium Shading 1 Accent 1" w:semiHidden="0" w:uiPriority="63" w:unhideWhenUsed="0"/>
-    <w:lsdException w:name="Medium Shading 2 Accent 1" w:semiHidden="0" w:uiPriority="64" w:unhideWhenUsed="0"/>
-    <w:lsdException w:name="Medium List 1 Accent 1" w:semiHidden="0" w:uiPriority="65" w:unhideWhenUsed="0"/>
-    <w:lsdException w:name="Revision" w:unhideWhenUsed="0"/>
-    <w:lsdException w:name="List Paragraph" w:semiHidden="0" w:uiPriority="34" w:unhideWhenUsed="0" w:qFormat="1"/>
-    <w:lsdException w:name="Quote" w:semiHidden="0" w:uiPriority="29" w:unhideWhenUsed="0" w:qFormat="1"/>
-    <w:lsdException w:name="Intense Quote" w:semiHidden="0" w:uiPriority="30" w:unhideWhenUsed="0" w:qFormat="1"/>
-    <w:lsdException w:name="Medium List 2 Accent 1" w:semiHidden="0" w:uiPriority="66" w:unhideWhenUsed="0"/>
-    <w:lsdException w:name="Medium Grid 1 Accent 1" w:semiHidden="0" w:uiPriority="67" w:unhideWhenUsed="0"/>
-    <w:lsdException w:name="Medium Grid 2 Accent 1" w:semiHidden="0" w:uiPriority="68" w:unhideWhenUsed="0"/>
-    <w:lsdException w:name="Medium Grid 3 Accent 1" w:semiHidden="0" w:uiPriority="69" w:unhideWhenUsed="0"/>
-    <w:lsdException w:name="Dark List Accent 1" w:semiHidden="0" w:uiPriority="70" w:unhideWhenUsed="0"/>
-    <w:lsdException w:name="Colorful Shading Accent 1" w:semiHidden="0" w:uiPriority="71" w:unhideWhenUsed="0"/>
-    <w:lsdException w:name="Colorful List Accent 1" w:semiHidden="0" w:uiPriority="72" w:unhideWhenUsed="0"/>
-    <w:lsdException w:name="Colorful Grid Accent 1" w:semiHidden="0" w:uiPriority="73" w:unhideWhenUsed="0"/>
-    <w:lsdException w:name="Light Shading Accent 2" w:semiHidden="0" w:uiPriority="60" w:unhideWhenUsed="0"/>
-    <w:lsdException w:name="Light List Accent 2" w:semiHidden="0" w:uiPriority="61" w:unhideWhenUsed="0"/>
-    <w:lsdException w:name="Light Grid Accent 2" w:semiHidden="0" w:uiPriority="62" w:unhideWhenUsed="0"/>
-    <w:lsdException w:name="Medium Shading 1 Accent 2" w:semiHidden="0" w:uiPriority="63" w:unhideWhenUsed="0"/>
-    <w:lsdException w:name="Medium Shading 2 Accent 2" w:semiHidden="0" w:uiPriority="64" w:unhideWhenUsed="0"/>
-    <w:lsdException w:name="Medium List 1 Accent 2" w:semiHidden="0" w:uiPriority="65" w:unhideWhenUsed="0"/>
-    <w:lsdException w:name="Medium List 2 Accent 2" w:semiHidden="0" w:uiPriority="66" w:unhideWhenUsed="0"/>
-    <w:lsdException w:name="Medium Grid 1 Accent 2" w:semiHidden="0" w:uiPriority="67" w:unhideWhenUsed="0"/>
-    <w:lsdException w:name="Medium Grid 2 Accent 2" w:semiHidden="0" w:uiPriority="68" w:unhideWhenUsed="0"/>
-    <w:lsdException w:name="Medium Grid 3 Accent 2" w:semiHidden="0" w:uiPriority="69" w:unhideWhenUsed="0"/>
-    <w:lsdException w:name="Dark List Accent 2" w:semiHidden="0" w:uiPriority="70" w:unhideWhenUsed="0"/>
-    <w:lsdException w:name="Colorful Shading Accent 2" w:semiHidden="0" w:uiPriority="71" w:unhideWhenUsed="0"/>
-    <w:lsdException w:name="Colorful List Accent 2" w:semiHidden="0" w:uiPriority="72" w:unhideWhenUsed="0"/>
-    <w:lsdException w:name="Colorful Grid Accent 2" w:semiHidden="0" w:uiPriority="73" w:unhideWhenUsed="0"/>
-    <w:lsdException w:name="Light Shading Accent 3" w:semiHidden="0" w:uiPriority="60" w:unhideWhenUsed="0"/>
-    <w:lsdException w:name="Light List Accent 3" w:semiHidden="0" w:uiPriority="61" w:unhideWhenUsed="0"/>
-    <w:lsdException w:name="Light Grid Accent 3" w:semiHidden="0" w:uiPriority="62" w:unhideWhenUsed="0"/>
-    <w:lsdException w:name="Medium Shading 1 Accent 3" w:semiHidden="0" w:uiPriority="63" w:unhideWhenUsed="0"/>
-    <w:lsdException w:name="Medium Shading 2 Accent 3" w:semiHidden="0" w:uiPriority="64" w:unhideWhenUsed="0"/>
-    <w:lsdException w:name="Medium List 1 Accent 3" w:semiHidden="0" w:uiPriority="65" w:unhideWhenUsed="0"/>
-    <w:lsdException w:name="Medium List 2 Accent 3" w:semiHidden="0" w:uiPriority="66" w:unhideWhenUsed="0"/>
-    <w:lsdException w:name="Medium Grid 1 Accent 3" w:semiHidden="0" w:uiPriority="67" w:unhideWhenUsed="0"/>
-    <w:lsdException w:name="Medium Grid 2 Accent 3" w:semiHidden="0" w:uiPriority="68" w:unhideWhenUsed="0"/>
-    <w:lsdException w:name="Medium Grid 3 Accent 3" w:semiHidden="0" w:uiPriority="69" w:unhideWhenUsed="0"/>
-    <w:lsdException w:name="Dark List Accent 3" w:semiHidden="0" w:uiPriority="70" w:unhideWhenUsed="0"/>
-    <w:lsdException w:name="Colorful Shading Accent 3" w:semiHidden="0" w:uiPriority="71" w:unhideWhenUsed="0"/>
-    <w:lsdException w:name="Colorful List Accent 3" w:semiHidden="0" w:uiPriority="72" w:unhideWhenUsed="0"/>
-    <w:lsdException w:name="Colorful Grid Accent 3" w:semiHidden="0" w:uiPriority="73" w:unhideWhenUsed="0"/>
-    <w:lsdException w:name="Light Shading Accent 4" w:semiHidden="0" w:uiPriority="60" w:unhideWhenUsed="0"/>
-    <w:lsdException w:name="Light List Accent 4" w:semiHidden="0" w:uiPriority="61" w:unhideWhenUsed="0"/>
-    <w:lsdException w:name="Light Grid Accent 4" w:semiHidden="0" w:uiPriority="62" w:unhideWhenUsed="0"/>
-    <w:lsdException w:name="Medium Shading 1 Accent 4" w:semiHidden="0" w:uiPriority="63" w:unhideWhenUsed="0"/>
-    <w:lsdException w:name="Medium Shading 2 Accent 4" w:semiHidden="0" w:uiPriority="64" w:unhideWhenUsed="0"/>
-    <w:lsdException w:name="Medium List 1 Accent 4" w:semiHidden="0" w:uiPriority="65" w:unhideWhenUsed="0"/>
-    <w:lsdException w:name="Medium List 2 Accent 4" w:semiHidden="0" w:uiPriority="66" w:unhideWhenUsed="0"/>
-    <w:lsdException w:name="Medium Grid 1 Accent 4" w:semiHidden="0" w:uiPriority="67" w:unhideWhenUsed="0"/>
-    <w:lsdException w:name="Medium Grid 2 Accent 4" w:semiHidden="0" w:uiPriority="68" w:unhideWhenUsed="0"/>
-    <w:lsdException w:name="Medium Grid 3 Accent 4" w:semiHidden="0" w:uiPriority="69" w:unhideWhenUsed="0"/>
-    <w:lsdException w:name="Dark List Accent 4" w:semiHidden="0" w:uiPriority="70" w:unhideWhenUsed="0"/>
-    <w:lsdException w:name="Colorful Shading Accent 4" w:semiHidden="0" w:uiPriority="71" w:unhideWhenUsed="0"/>
-    <w:lsdException w:name="Colorful List Accent 4" w:semiHidden="0" w:uiPriority="72" w:unhideWhenUsed="0"/>
-    <w:lsdException w:name="Colorful Grid Accent 4" w:semiHidden="0" w:uiPriority="73" w:unhideWhenUsed="0"/>
-    <w:lsdException w:name="Light Shading Accent 5" w:semiHidden="0" w:uiPriority="60" w:unhideWhenUsed="0"/>
-    <w:lsdException w:name="Light List Accent 5" w:semiHidden="0" w:uiPriority="61" w:unhideWhenUsed="0"/>
-    <w:lsdException w:name="Light Grid Accent 5" w:semiHidden="0" w:uiPriority="62" w:unhideWhenUsed="0"/>
-    <w:lsdException w:name="Medium Shading 1 Accent 5" w:semiHidden="0" w:uiPriority="63" w:unhideWhenUsed="0"/>
-    <w:lsdException w:name="Medium Shading 2 Accent 5" w:semiHidden="0" w:uiPriority="64" w:unhideWhenUsed="0"/>
-    <w:lsdException w:name="Medium List 1 Accent 5" w:semiHidden="0" w:uiPriority="65" w:unhideWhenUsed="0"/>
-    <w:lsdException w:name="Medium List 2 Accent 5" w:semiHidden="0" w:uiPriority="66" w:unhideWhenUsed="0"/>
-    <w:lsdException w:name="Medium Grid 1 Accent 5" w:semiHidden="0" w:uiPriority="67" w:unhideWhenUsed="0"/>
-    <w:lsdException w:name="Medium Grid 2 Accent 5" w:semiHidden="0" w:uiPriority="68" w:unhideWhenUsed="0"/>
-    <w:lsdException w:name="Medium Grid 3 Accent 5" w:semiHidden="0" w:uiPriority="69" w:unhideWhenUsed="0"/>
-    <w:lsdException w:name="Dark List Accent 5" w:semiHidden="0" w:uiPriority="70" w:unhideWhenUsed="0"/>
-    <w:lsdException w:name="Colorful Shading Accent 5" w:semiHidden="0" w:uiPriority="71" w:unhideWhenUsed="0"/>
-    <w:lsdException w:name="Colorful List Accent 5" w:semiHidden="0" w:uiPriority="72" w:unhideWhenUsed="0"/>
-    <w:lsdException w:name="Colorful Grid Accent 5" w:semiHidden="0" w:uiPriority="73" w:unhideWhenUsed="0"/>
-    <w:lsdException w:name="Light Shading Accent 6" w:semiHidden="0" w:uiPriority="60" w:unhideWhenUsed="0"/>
-    <w:lsdException w:name="Light List Accent 6" w:semiHidden="0" w:uiPriority="61" w:unhideWhenUsed="0"/>
-    <w:lsdException w:name="Light Grid Accent 6" w:semiHidden="0" w:uiPriority="62" w:unhideWhenUsed="0"/>
-    <w:lsdException w:name="Medium Shading 1 Accent 6" w:semiHidden="0" w:uiPriority="63" w:unhideWhenUsed="0"/>
-    <w:lsdException w:name="Medium Shading 2 Accent 6" w:semiHidden="0" w:uiPriority="64" w:unhideWhenUsed="0"/>
-    <w:lsdException w:name="Medium List 1 Accent 6" w:semiHidden="0" w:uiPriority="65" w:unhideWhenUsed="0"/>
-    <w:lsdException w:name="Medium List 2 Accent 6" w:semiHidden="0" w:uiPriority="66" w:unhideWhenUsed="0"/>
-    <w:lsdException w:name="Medium Grid 1 Accent 6" w:semiHidden="0" w:uiPriority="67" w:unhideWhenUsed="0"/>
-    <w:lsdException w:name="Medium Grid 2 Accent 6" w:semiHidden="0" w:uiPriority="68" w:unhideWhenUsed="0"/>
-    <w:lsdException w:name="Medium Grid 3 Accent 6" w:semiHidden="0" w:uiPriority="69" w:unhideWhenUsed="0"/>
-    <w:lsdException w:name="Dark List Accent 6" w:semiHidden="0" w:uiPriority="70" w:unhideWhenUsed="0"/>
-    <w:lsdException w:name="Colorful Shading Accent 6" w:semiHidden="0" w:uiPriority="71" w:unhideWhenUsed="0"/>
-    <w:lsdException w:name="Colorful List Accent 6" w:semiHidden="0" w:uiPriority="72" w:unhideWhenUsed="0"/>
-    <w:lsdException w:name="Colorful Grid Accent 6" w:semiHidden="0" w:uiPriority="73" w:unhideWhenUsed="0"/>
-    <w:lsdException w:name="Subtle Emphasis" w:semiHidden="0" w:uiPriority="19" w:unhideWhenUsed="0" w:qFormat="1"/>
-    <w:lsdException w:name="Intense Emphasis" w:semiHidden="0" w:uiPriority="21" w:unhideWhenUsed="0" w:qFormat="1"/>
-    <w:lsdException w:name="Subtle Reference" w:semiHidden="0" w:uiPriority="31" w:unhideWhenUsed="0" w:qFormat="1"/>
-    <w:lsdException w:name="Intense Reference" w:semiHidden="0" w:uiPriority="32" w:unhideWhenUsed="0" w:qFormat="1"/>
-    <w:lsdException w:name="Book Title" w:semiHidden="0" w:uiPriority="33" w:unhideWhenUsed="0" w:qFormat="1"/>
-    <w:lsdException w:name="Bibliography" w:uiPriority="37"/>
-    <w:lsdException w:name="TOC Heading" w:uiPriority="39" w:qFormat="1"/>
-  </w:latentStyles>
-  <w:style w:type="paragraph" w:default="1" w:styleId="Normal">
-    <w:name w:val="Normal"/>
+  <w:style w:type="paragraph" w:styleId="Prrafodelista">
+    <w:name w:val="List Paragraph"/>
+    <w:basedOn w:val="Normal"/>
+    <w:uiPriority w:val="34"/>
     <w:qFormat/>
-  </w:style>
-  <w:style w:type="character" w:default="1" w:styleId="Fuentedeprrafopredeter">
-    <w:name w:val="Default Paragraph Font"/>
-    <w:uiPriority w:val="1"/>
-    <w:semiHidden/>
-    <w:unhideWhenUsed/>
-  </w:style>
-  <w:style w:type="table" w:default="1" w:styleId="Tablanormal">
-    <w:name w:val="Normal Table"/>
-    <w:uiPriority w:val="99"/>
-    <w:semiHidden/>
-    <w:unhideWhenUsed/>
-    <w:qFormat/>
-    <w:tblPr>
-      <w:tblInd w:w="0" w:type="dxa"/>
-      <w:tblCellMar>
-        <w:top w:w="0" w:type="dxa"/>
-        <w:left w:w="108" w:type="dxa"/>
-        <w:bottom w:w="0" w:type="dxa"/>
-        <w:right w:w="108" w:type="dxa"/>
-      </w:tblCellMar>
-    </w:tblPr>
-  </w:style>
-  <w:style w:type="numbering" w:default="1" w:styleId="Sinlista">
-    <w:name w:val="No List"/>
-    <w:uiPriority w:val="99"/>
-    <w:semiHidden/>
-    <w:unhideWhenUsed/>
-  </w:style>
-  <w:style w:type="paragraph" w:customStyle="1" w:styleId="A93D46A2286A47A59C71B18202729CA4">
-    <w:name w:val="A93D46A2286A47A59C71B18202729CA4"/>
-    <w:rsid w:val="00FD613B"/>
+    <w:rsid w:val="00136703"/>
+    <w:pPr>
+      <w:ind w:left="720"/>
+      <w:contextualSpacing/>
+    </w:pPr>
   </w:style>
 </w:styles>
-</file>
-
-<file path=word/glossary/webSettings.xml><?xml version="1.0" encoding="utf-8"?>
-<w:webSettings xmlns:r="http://schemas.openxmlformats.org/officeDocument/2006/relationships" xmlns:w="http://schemas.openxmlformats.org/wordprocessingml/2006/main">
-  <w:optimizeForBrowser/>
-</w:webSettings>
 </file>
 
 <file path=word/theme/theme1.xml><?xml version="1.0" encoding="utf-8"?>
@@ -1559,7 +5190,7 @@
 </file>
 
 <file path=customXml/itemProps1.xml><?xml version="1.0" encoding="utf-8"?>
-<ds:datastoreItem xmlns:ds="http://schemas.openxmlformats.org/officeDocument/2006/customXml" ds:itemID="{A2AD66C3-64D1-471F-B27C-15A3EA68B92B}">
+<ds:datastoreItem xmlns:ds="http://schemas.openxmlformats.org/officeDocument/2006/customXml" ds:itemID="{B5B0DF63-663E-4233-9916-0FD9900974C9}">
   <ds:schemaRefs>
     <ds:schemaRef ds:uri="http://schemas.openxmlformats.org/officeDocument/2006/bibliography"/>
   </ds:schemaRefs>
